--- a/Documento-Memoria.docx
+++ b/Documento-Memoria.docx
@@ -1299,7 +1299,13 @@
         <w:t>RF03. Consulta y Modificación de Ficha:</w:t>
       </w:r>
       <w:r>
-        <w:t xml:space="preserve"> Visualización de los datos completos de un animal, incluyendo el cálculo dinámico de su edad y la edición de sus características (carácter, color, etc.).</w:t>
+        <w:t xml:space="preserve"> Visualización de los datos completos de un animal</w:t>
+      </w:r>
+      <w:r>
+        <w:t xml:space="preserve"> </w:t>
+      </w:r>
+      <w:r>
+        <w:t>y la edición de sus características (carácter, color, etc.).</w:t>
       </w:r>
     </w:p>
     <w:p>
@@ -1522,12 +1528,14 @@
         <w:rPr>
           <w:b/>
           <w:bCs/>
-        </w:rPr>
-      </w:pPr>
-      <w:r>
-        <w:rPr>
-          <w:b/>
-          <w:bCs/>
+          <w:color w:val="EE0000"/>
+        </w:rPr>
+      </w:pPr>
+      <w:r>
+        <w:rPr>
+          <w:b/>
+          <w:bCs/>
+          <w:color w:val="EE0000"/>
         </w:rPr>
         <w:t>2.3 Requisitos No Funcionales (RNF)</w:t>
       </w:r>

--- a/Documento-Memoria.docx
+++ b/Documento-Memoria.docx
@@ -13,9 +13,6 @@
       <w:sdtContent>
         <w:p>
           <w:r>
-            <w:rPr>
-              <w:noProof/>
-            </w:rPr>
             <mc:AlternateContent>
               <mc:Choice Requires="wpg">
                 <w:drawing>
@@ -646,7 +643,7 @@
                                           <w:sz w:val="64"/>
                                           <w:szCs w:val="64"/>
                                         </w:rPr>
-                                        <w:t xml:space="preserve">Perrera Amiguitos </w:t>
+                                        <w:t>Perrera Amiguitos</w:t>
                                       </w:r>
                                     </w:p>
                                   </w:sdtContent>
@@ -788,7 +785,7 @@
                                     <w:sz w:val="64"/>
                                     <w:szCs w:val="64"/>
                                   </w:rPr>
-                                  <w:t xml:space="preserve">Perrera Amiguitos </w:t>
+                                  <w:t>Perrera Amiguitos</w:t>
                                 </w:r>
                               </w:p>
                             </w:sdtContent>
@@ -847,6 +844,15 @@
     </w:sdt>
     <w:sdt>
       <w:sdtPr>
+        <w:rPr>
+          <w:rFonts w:asciiTheme="minorHAnsi" w:eastAsiaTheme="minorHAnsi" w:hAnsiTheme="minorHAnsi" w:cstheme="minorBidi"/>
+          <w:color w:val="auto"/>
+          <w:kern w:val="2"/>
+          <w:sz w:val="24"/>
+          <w:szCs w:val="24"/>
+          <w:lang w:eastAsia="en-US"/>
+          <w14:ligatures w14:val="standardContextual"/>
+        </w:rPr>
         <w:id w:val="-1818484846"/>
         <w:docPartObj>
           <w:docPartGallery w:val="Table of Contents"/>
@@ -855,15 +861,8 @@
       </w:sdtPr>
       <w:sdtEndPr>
         <w:rPr>
-          <w:rFonts w:asciiTheme="minorHAnsi" w:eastAsiaTheme="minorHAnsi" w:hAnsiTheme="minorHAnsi" w:cstheme="minorBidi"/>
           <w:b/>
           <w:bCs/>
-          <w:color w:val="auto"/>
-          <w:kern w:val="2"/>
-          <w:sz w:val="24"/>
-          <w:szCs w:val="24"/>
-          <w:lang w:eastAsia="en-US"/>
-          <w14:ligatures w14:val="standardContextual"/>
         </w:rPr>
       </w:sdtEndPr>
       <w:sdtContent>
@@ -876,6 +875,16 @@
           </w:r>
         </w:p>
         <w:p>
+          <w:pPr>
+            <w:pStyle w:val="TDC1"/>
+            <w:tabs>
+              <w:tab w:val="left" w:pos="480"/>
+              <w:tab w:val="right" w:leader="dot" w:pos="8494"/>
+            </w:tabs>
+            <w:rPr>
+              <w:noProof/>
+            </w:rPr>
+          </w:pPr>
           <w:r>
             <w:fldChar w:fldCharType="begin"/>
           </w:r>
@@ -885,14 +894,1046 @@
           <w:r>
             <w:fldChar w:fldCharType="separate"/>
           </w:r>
-          <w:r>
+          <w:hyperlink w:anchor="_Toc229226463" w:history="1">
+            <w:r>
+              <w:rPr>
+                <w:rStyle w:val="Hipervnculo"/>
+                <w:noProof/>
+              </w:rPr>
+              <w:t>1.</w:t>
+            </w:r>
+            <w:r>
+              <w:rPr>
+                <w:noProof/>
+              </w:rPr>
+              <w:tab/>
+            </w:r>
+            <w:r>
+              <w:rPr>
+                <w:rStyle w:val="Hipervnculo"/>
+                <w:noProof/>
+              </w:rPr>
+              <w:t>Introducción al documento</w:t>
+            </w:r>
+            <w:r>
+              <w:rPr>
+                <w:noProof/>
+                <w:webHidden/>
+              </w:rPr>
+              <w:tab/>
+            </w:r>
+            <w:r>
+              <w:rPr>
+                <w:noProof/>
+                <w:webHidden/>
+              </w:rPr>
+              <w:fldChar w:fldCharType="begin"/>
+            </w:r>
+            <w:r>
+              <w:rPr>
+                <w:noProof/>
+                <w:webHidden/>
+              </w:rPr>
+              <w:instrText xml:space="preserve"> PAGEREF _Toc229226463 \h </w:instrText>
+            </w:r>
+            <w:r>
+              <w:rPr>
+                <w:noProof/>
+                <w:webHidden/>
+              </w:rPr>
+            </w:r>
+            <w:r>
+              <w:rPr>
+                <w:noProof/>
+                <w:webHidden/>
+              </w:rPr>
+              <w:fldChar w:fldCharType="separate"/>
+            </w:r>
+            <w:r>
+              <w:rPr>
+                <w:noProof/>
+                <w:webHidden/>
+              </w:rPr>
+              <w:t>2</w:t>
+            </w:r>
+            <w:r>
+              <w:rPr>
+                <w:noProof/>
+                <w:webHidden/>
+              </w:rPr>
+              <w:fldChar w:fldCharType="end"/>
+            </w:r>
+          </w:hyperlink>
+        </w:p>
+        <w:p>
+          <w:pPr>
+            <w:pStyle w:val="TDC1"/>
+            <w:tabs>
+              <w:tab w:val="left" w:pos="480"/>
+              <w:tab w:val="right" w:leader="dot" w:pos="8494"/>
+            </w:tabs>
             <w:rPr>
-              <w:b/>
-              <w:bCs/>
               <w:noProof/>
             </w:rPr>
-            <w:t>No se encontraron entradas de tabla de contenido.</w:t>
-          </w:r>
+          </w:pPr>
+          <w:hyperlink w:anchor="_Toc229226464" w:history="1">
+            <w:r>
+              <w:rPr>
+                <w:rStyle w:val="Hipervnculo"/>
+                <w:noProof/>
+              </w:rPr>
+              <w:t>2.</w:t>
+            </w:r>
+            <w:r>
+              <w:rPr>
+                <w:noProof/>
+              </w:rPr>
+              <w:tab/>
+            </w:r>
+            <w:r>
+              <w:rPr>
+                <w:rStyle w:val="Hipervnculo"/>
+                <w:noProof/>
+              </w:rPr>
+              <w:t>Descripción del contexto y de los requisitos funcionales y no funcionales.</w:t>
+            </w:r>
+            <w:r>
+              <w:rPr>
+                <w:noProof/>
+                <w:webHidden/>
+              </w:rPr>
+              <w:tab/>
+            </w:r>
+            <w:r>
+              <w:rPr>
+                <w:noProof/>
+                <w:webHidden/>
+              </w:rPr>
+              <w:fldChar w:fldCharType="begin"/>
+            </w:r>
+            <w:r>
+              <w:rPr>
+                <w:noProof/>
+                <w:webHidden/>
+              </w:rPr>
+              <w:instrText xml:space="preserve"> PAGEREF _Toc229226464 \h </w:instrText>
+            </w:r>
+            <w:r>
+              <w:rPr>
+                <w:noProof/>
+                <w:webHidden/>
+              </w:rPr>
+            </w:r>
+            <w:r>
+              <w:rPr>
+                <w:noProof/>
+                <w:webHidden/>
+              </w:rPr>
+              <w:fldChar w:fldCharType="separate"/>
+            </w:r>
+            <w:r>
+              <w:rPr>
+                <w:noProof/>
+                <w:webHidden/>
+              </w:rPr>
+              <w:t>3</w:t>
+            </w:r>
+            <w:r>
+              <w:rPr>
+                <w:noProof/>
+                <w:webHidden/>
+              </w:rPr>
+              <w:fldChar w:fldCharType="end"/>
+            </w:r>
+          </w:hyperlink>
+        </w:p>
+        <w:p>
+          <w:pPr>
+            <w:pStyle w:val="TDC2"/>
+            <w:tabs>
+              <w:tab w:val="right" w:leader="dot" w:pos="8494"/>
+            </w:tabs>
+            <w:rPr>
+              <w:noProof/>
+            </w:rPr>
+          </w:pPr>
+          <w:hyperlink w:anchor="_Toc229226465" w:history="1">
+            <w:r>
+              <w:rPr>
+                <w:rStyle w:val="Hipervnculo"/>
+                <w:noProof/>
+              </w:rPr>
+              <w:t>2.1 Introducción</w:t>
+            </w:r>
+            <w:r>
+              <w:rPr>
+                <w:noProof/>
+                <w:webHidden/>
+              </w:rPr>
+              <w:tab/>
+            </w:r>
+            <w:r>
+              <w:rPr>
+                <w:noProof/>
+                <w:webHidden/>
+              </w:rPr>
+              <w:fldChar w:fldCharType="begin"/>
+            </w:r>
+            <w:r>
+              <w:rPr>
+                <w:noProof/>
+                <w:webHidden/>
+              </w:rPr>
+              <w:instrText xml:space="preserve"> PAGEREF _Toc229226465 \h </w:instrText>
+            </w:r>
+            <w:r>
+              <w:rPr>
+                <w:noProof/>
+                <w:webHidden/>
+              </w:rPr>
+            </w:r>
+            <w:r>
+              <w:rPr>
+                <w:noProof/>
+                <w:webHidden/>
+              </w:rPr>
+              <w:fldChar w:fldCharType="separate"/>
+            </w:r>
+            <w:r>
+              <w:rPr>
+                <w:noProof/>
+                <w:webHidden/>
+              </w:rPr>
+              <w:t>3</w:t>
+            </w:r>
+            <w:r>
+              <w:rPr>
+                <w:noProof/>
+                <w:webHidden/>
+              </w:rPr>
+              <w:fldChar w:fldCharType="end"/>
+            </w:r>
+          </w:hyperlink>
+        </w:p>
+        <w:p>
+          <w:pPr>
+            <w:pStyle w:val="TDC2"/>
+            <w:tabs>
+              <w:tab w:val="right" w:leader="dot" w:pos="8494"/>
+            </w:tabs>
+            <w:rPr>
+              <w:noProof/>
+            </w:rPr>
+          </w:pPr>
+          <w:hyperlink w:anchor="_Toc229226466" w:history="1">
+            <w:r>
+              <w:rPr>
+                <w:rStyle w:val="Hipervnculo"/>
+                <w:noProof/>
+              </w:rPr>
+              <w:t>2.2 Requisitos Funcionales (RF)</w:t>
+            </w:r>
+            <w:r>
+              <w:rPr>
+                <w:noProof/>
+                <w:webHidden/>
+              </w:rPr>
+              <w:tab/>
+            </w:r>
+            <w:r>
+              <w:rPr>
+                <w:noProof/>
+                <w:webHidden/>
+              </w:rPr>
+              <w:fldChar w:fldCharType="begin"/>
+            </w:r>
+            <w:r>
+              <w:rPr>
+                <w:noProof/>
+                <w:webHidden/>
+              </w:rPr>
+              <w:instrText xml:space="preserve"> PAGEREF _Toc229226466 \h </w:instrText>
+            </w:r>
+            <w:r>
+              <w:rPr>
+                <w:noProof/>
+                <w:webHidden/>
+              </w:rPr>
+            </w:r>
+            <w:r>
+              <w:rPr>
+                <w:noProof/>
+                <w:webHidden/>
+              </w:rPr>
+              <w:fldChar w:fldCharType="separate"/>
+            </w:r>
+            <w:r>
+              <w:rPr>
+                <w:noProof/>
+                <w:webHidden/>
+              </w:rPr>
+              <w:t>3</w:t>
+            </w:r>
+            <w:r>
+              <w:rPr>
+                <w:noProof/>
+                <w:webHidden/>
+              </w:rPr>
+              <w:fldChar w:fldCharType="end"/>
+            </w:r>
+          </w:hyperlink>
+        </w:p>
+        <w:p>
+          <w:pPr>
+            <w:pStyle w:val="TDC2"/>
+            <w:tabs>
+              <w:tab w:val="right" w:leader="dot" w:pos="8494"/>
+            </w:tabs>
+            <w:rPr>
+              <w:noProof/>
+            </w:rPr>
+          </w:pPr>
+          <w:hyperlink w:anchor="_Toc229226467" w:history="1">
+            <w:r>
+              <w:rPr>
+                <w:rStyle w:val="Hipervnculo"/>
+                <w:noProof/>
+              </w:rPr>
+              <w:t>2.3 Requisitos No Funcionales (RNF)</w:t>
+            </w:r>
+            <w:r>
+              <w:rPr>
+                <w:noProof/>
+                <w:webHidden/>
+              </w:rPr>
+              <w:tab/>
+            </w:r>
+            <w:r>
+              <w:rPr>
+                <w:noProof/>
+                <w:webHidden/>
+              </w:rPr>
+              <w:fldChar w:fldCharType="begin"/>
+            </w:r>
+            <w:r>
+              <w:rPr>
+                <w:noProof/>
+                <w:webHidden/>
+              </w:rPr>
+              <w:instrText xml:space="preserve"> PAGEREF _Toc229226467 \h </w:instrText>
+            </w:r>
+            <w:r>
+              <w:rPr>
+                <w:noProof/>
+                <w:webHidden/>
+              </w:rPr>
+            </w:r>
+            <w:r>
+              <w:rPr>
+                <w:noProof/>
+                <w:webHidden/>
+              </w:rPr>
+              <w:fldChar w:fldCharType="separate"/>
+            </w:r>
+            <w:r>
+              <w:rPr>
+                <w:noProof/>
+                <w:webHidden/>
+              </w:rPr>
+              <w:t>4</w:t>
+            </w:r>
+            <w:r>
+              <w:rPr>
+                <w:noProof/>
+                <w:webHidden/>
+              </w:rPr>
+              <w:fldChar w:fldCharType="end"/>
+            </w:r>
+          </w:hyperlink>
+        </w:p>
+        <w:p>
+          <w:pPr>
+            <w:pStyle w:val="TDC1"/>
+            <w:tabs>
+              <w:tab w:val="left" w:pos="480"/>
+              <w:tab w:val="right" w:leader="dot" w:pos="8494"/>
+            </w:tabs>
+            <w:rPr>
+              <w:noProof/>
+            </w:rPr>
+          </w:pPr>
+          <w:hyperlink w:anchor="_Toc229226468" w:history="1">
+            <w:r>
+              <w:rPr>
+                <w:rStyle w:val="Hipervnculo"/>
+                <w:noProof/>
+              </w:rPr>
+              <w:t>3.</w:t>
+            </w:r>
+            <w:r>
+              <w:rPr>
+                <w:noProof/>
+              </w:rPr>
+              <w:tab/>
+            </w:r>
+            <w:r>
+              <w:rPr>
+                <w:rStyle w:val="Hipervnculo"/>
+                <w:noProof/>
+              </w:rPr>
+              <w:t>Diagrama de clases persistentes.</w:t>
+            </w:r>
+            <w:r>
+              <w:rPr>
+                <w:noProof/>
+                <w:webHidden/>
+              </w:rPr>
+              <w:tab/>
+            </w:r>
+            <w:r>
+              <w:rPr>
+                <w:noProof/>
+                <w:webHidden/>
+              </w:rPr>
+              <w:fldChar w:fldCharType="begin"/>
+            </w:r>
+            <w:r>
+              <w:rPr>
+                <w:noProof/>
+                <w:webHidden/>
+              </w:rPr>
+              <w:instrText xml:space="preserve"> PAGEREF _Toc229226468 \h </w:instrText>
+            </w:r>
+            <w:r>
+              <w:rPr>
+                <w:noProof/>
+                <w:webHidden/>
+              </w:rPr>
+            </w:r>
+            <w:r>
+              <w:rPr>
+                <w:noProof/>
+                <w:webHidden/>
+              </w:rPr>
+              <w:fldChar w:fldCharType="separate"/>
+            </w:r>
+            <w:r>
+              <w:rPr>
+                <w:noProof/>
+                <w:webHidden/>
+              </w:rPr>
+              <w:t>5</w:t>
+            </w:r>
+            <w:r>
+              <w:rPr>
+                <w:noProof/>
+                <w:webHidden/>
+              </w:rPr>
+              <w:fldChar w:fldCharType="end"/>
+            </w:r>
+          </w:hyperlink>
+        </w:p>
+        <w:p>
+          <w:pPr>
+            <w:pStyle w:val="TDC1"/>
+            <w:tabs>
+              <w:tab w:val="left" w:pos="480"/>
+              <w:tab w:val="right" w:leader="dot" w:pos="8494"/>
+            </w:tabs>
+            <w:rPr>
+              <w:noProof/>
+            </w:rPr>
+          </w:pPr>
+          <w:hyperlink w:anchor="_Toc229226469" w:history="1">
+            <w:r>
+              <w:rPr>
+                <w:rStyle w:val="Hipervnculo"/>
+                <w:noProof/>
+              </w:rPr>
+              <w:t>4.</w:t>
+            </w:r>
+            <w:r>
+              <w:rPr>
+                <w:noProof/>
+              </w:rPr>
+              <w:tab/>
+            </w:r>
+            <w:r>
+              <w:rPr>
+                <w:rStyle w:val="Hipervnculo"/>
+                <w:noProof/>
+              </w:rPr>
+              <w:t>Esquema lógico específico O/R.</w:t>
+            </w:r>
+            <w:r>
+              <w:rPr>
+                <w:noProof/>
+                <w:webHidden/>
+              </w:rPr>
+              <w:tab/>
+            </w:r>
+            <w:r>
+              <w:rPr>
+                <w:noProof/>
+                <w:webHidden/>
+              </w:rPr>
+              <w:fldChar w:fldCharType="begin"/>
+            </w:r>
+            <w:r>
+              <w:rPr>
+                <w:noProof/>
+                <w:webHidden/>
+              </w:rPr>
+              <w:instrText xml:space="preserve"> PAGEREF _Toc229226469 \h </w:instrText>
+            </w:r>
+            <w:r>
+              <w:rPr>
+                <w:noProof/>
+                <w:webHidden/>
+              </w:rPr>
+            </w:r>
+            <w:r>
+              <w:rPr>
+                <w:noProof/>
+                <w:webHidden/>
+              </w:rPr>
+              <w:fldChar w:fldCharType="separate"/>
+            </w:r>
+            <w:r>
+              <w:rPr>
+                <w:noProof/>
+                <w:webHidden/>
+              </w:rPr>
+              <w:t>6</w:t>
+            </w:r>
+            <w:r>
+              <w:rPr>
+                <w:noProof/>
+                <w:webHidden/>
+              </w:rPr>
+              <w:fldChar w:fldCharType="end"/>
+            </w:r>
+          </w:hyperlink>
+        </w:p>
+        <w:p>
+          <w:pPr>
+            <w:pStyle w:val="TDC1"/>
+            <w:tabs>
+              <w:tab w:val="left" w:pos="480"/>
+              <w:tab w:val="right" w:leader="dot" w:pos="8494"/>
+            </w:tabs>
+            <w:rPr>
+              <w:noProof/>
+            </w:rPr>
+          </w:pPr>
+          <w:hyperlink w:anchor="_Toc229226470" w:history="1">
+            <w:r>
+              <w:rPr>
+                <w:rStyle w:val="Hipervnculo"/>
+                <w:noProof/>
+              </w:rPr>
+              <w:t>5.</w:t>
+            </w:r>
+            <w:r>
+              <w:rPr>
+                <w:noProof/>
+              </w:rPr>
+              <w:tab/>
+            </w:r>
+            <w:r>
+              <w:rPr>
+                <w:rStyle w:val="Hipervnculo"/>
+                <w:noProof/>
+              </w:rPr>
+              <w:t>Diseño Físico.</w:t>
+            </w:r>
+            <w:r>
+              <w:rPr>
+                <w:noProof/>
+                <w:webHidden/>
+              </w:rPr>
+              <w:tab/>
+            </w:r>
+            <w:r>
+              <w:rPr>
+                <w:noProof/>
+                <w:webHidden/>
+              </w:rPr>
+              <w:fldChar w:fldCharType="begin"/>
+            </w:r>
+            <w:r>
+              <w:rPr>
+                <w:noProof/>
+                <w:webHidden/>
+              </w:rPr>
+              <w:instrText xml:space="preserve"> PAGEREF _Toc229226470 \h </w:instrText>
+            </w:r>
+            <w:r>
+              <w:rPr>
+                <w:noProof/>
+                <w:webHidden/>
+              </w:rPr>
+            </w:r>
+            <w:r>
+              <w:rPr>
+                <w:noProof/>
+                <w:webHidden/>
+              </w:rPr>
+              <w:fldChar w:fldCharType="separate"/>
+            </w:r>
+            <w:r>
+              <w:rPr>
+                <w:noProof/>
+                <w:webHidden/>
+              </w:rPr>
+              <w:t>6</w:t>
+            </w:r>
+            <w:r>
+              <w:rPr>
+                <w:noProof/>
+                <w:webHidden/>
+              </w:rPr>
+              <w:fldChar w:fldCharType="end"/>
+            </w:r>
+          </w:hyperlink>
+        </w:p>
+        <w:p>
+          <w:pPr>
+            <w:pStyle w:val="TDC1"/>
+            <w:tabs>
+              <w:tab w:val="left" w:pos="480"/>
+              <w:tab w:val="right" w:leader="dot" w:pos="8494"/>
+            </w:tabs>
+            <w:rPr>
+              <w:noProof/>
+            </w:rPr>
+          </w:pPr>
+          <w:hyperlink w:anchor="_Toc229226471" w:history="1">
+            <w:r>
+              <w:rPr>
+                <w:rStyle w:val="Hipervnculo"/>
+                <w:noProof/>
+              </w:rPr>
+              <w:t>6.</w:t>
+            </w:r>
+            <w:r>
+              <w:rPr>
+                <w:noProof/>
+              </w:rPr>
+              <w:tab/>
+            </w:r>
+            <w:r>
+              <w:rPr>
+                <w:rStyle w:val="Hipervnculo"/>
+                <w:noProof/>
+              </w:rPr>
+              <w:t>Disparadores y paquete</w:t>
+            </w:r>
+            <w:r>
+              <w:rPr>
+                <w:noProof/>
+                <w:webHidden/>
+              </w:rPr>
+              <w:tab/>
+            </w:r>
+            <w:r>
+              <w:rPr>
+                <w:noProof/>
+                <w:webHidden/>
+              </w:rPr>
+              <w:fldChar w:fldCharType="begin"/>
+            </w:r>
+            <w:r>
+              <w:rPr>
+                <w:noProof/>
+                <w:webHidden/>
+              </w:rPr>
+              <w:instrText xml:space="preserve"> PAGEREF _Toc229226471 \h </w:instrText>
+            </w:r>
+            <w:r>
+              <w:rPr>
+                <w:noProof/>
+                <w:webHidden/>
+              </w:rPr>
+            </w:r>
+            <w:r>
+              <w:rPr>
+                <w:noProof/>
+                <w:webHidden/>
+              </w:rPr>
+              <w:fldChar w:fldCharType="separate"/>
+            </w:r>
+            <w:r>
+              <w:rPr>
+                <w:noProof/>
+                <w:webHidden/>
+              </w:rPr>
+              <w:t>7</w:t>
+            </w:r>
+            <w:r>
+              <w:rPr>
+                <w:noProof/>
+                <w:webHidden/>
+              </w:rPr>
+              <w:fldChar w:fldCharType="end"/>
+            </w:r>
+          </w:hyperlink>
+        </w:p>
+        <w:p>
+          <w:pPr>
+            <w:pStyle w:val="TDC2"/>
+            <w:tabs>
+              <w:tab w:val="right" w:leader="dot" w:pos="8494"/>
+            </w:tabs>
+            <w:rPr>
+              <w:noProof/>
+            </w:rPr>
+          </w:pPr>
+          <w:hyperlink w:anchor="_Toc229226472" w:history="1">
+            <w:r>
+              <w:rPr>
+                <w:rStyle w:val="Hipervnculo"/>
+                <w:noProof/>
+              </w:rPr>
+              <w:t>6.1 Paquete funcionesRefugio</w:t>
+            </w:r>
+            <w:r>
+              <w:rPr>
+                <w:noProof/>
+                <w:webHidden/>
+              </w:rPr>
+              <w:tab/>
+            </w:r>
+            <w:r>
+              <w:rPr>
+                <w:noProof/>
+                <w:webHidden/>
+              </w:rPr>
+              <w:fldChar w:fldCharType="begin"/>
+            </w:r>
+            <w:r>
+              <w:rPr>
+                <w:noProof/>
+                <w:webHidden/>
+              </w:rPr>
+              <w:instrText xml:space="preserve"> PAGEREF _Toc229226472 \h </w:instrText>
+            </w:r>
+            <w:r>
+              <w:rPr>
+                <w:noProof/>
+                <w:webHidden/>
+              </w:rPr>
+            </w:r>
+            <w:r>
+              <w:rPr>
+                <w:noProof/>
+                <w:webHidden/>
+              </w:rPr>
+              <w:fldChar w:fldCharType="separate"/>
+            </w:r>
+            <w:r>
+              <w:rPr>
+                <w:noProof/>
+                <w:webHidden/>
+              </w:rPr>
+              <w:t>7</w:t>
+            </w:r>
+            <w:r>
+              <w:rPr>
+                <w:noProof/>
+                <w:webHidden/>
+              </w:rPr>
+              <w:fldChar w:fldCharType="end"/>
+            </w:r>
+          </w:hyperlink>
+        </w:p>
+        <w:p>
+          <w:pPr>
+            <w:pStyle w:val="TDC2"/>
+            <w:tabs>
+              <w:tab w:val="right" w:leader="dot" w:pos="8494"/>
+            </w:tabs>
+            <w:rPr>
+              <w:noProof/>
+            </w:rPr>
+          </w:pPr>
+          <w:hyperlink w:anchor="_Toc229226473" w:history="1">
+            <w:r>
+              <w:rPr>
+                <w:rStyle w:val="Hipervnculo"/>
+                <w:noProof/>
+              </w:rPr>
+              <w:t>6.2 Disparadores (Triggers)</w:t>
+            </w:r>
+            <w:r>
+              <w:rPr>
+                <w:noProof/>
+                <w:webHidden/>
+              </w:rPr>
+              <w:tab/>
+            </w:r>
+            <w:r>
+              <w:rPr>
+                <w:noProof/>
+                <w:webHidden/>
+              </w:rPr>
+              <w:fldChar w:fldCharType="begin"/>
+            </w:r>
+            <w:r>
+              <w:rPr>
+                <w:noProof/>
+                <w:webHidden/>
+              </w:rPr>
+              <w:instrText xml:space="preserve"> PAGEREF _Toc229226473 \h </w:instrText>
+            </w:r>
+            <w:r>
+              <w:rPr>
+                <w:noProof/>
+                <w:webHidden/>
+              </w:rPr>
+            </w:r>
+            <w:r>
+              <w:rPr>
+                <w:noProof/>
+                <w:webHidden/>
+              </w:rPr>
+              <w:fldChar w:fldCharType="separate"/>
+            </w:r>
+            <w:r>
+              <w:rPr>
+                <w:noProof/>
+                <w:webHidden/>
+              </w:rPr>
+              <w:t>8</w:t>
+            </w:r>
+            <w:r>
+              <w:rPr>
+                <w:noProof/>
+                <w:webHidden/>
+              </w:rPr>
+              <w:fldChar w:fldCharType="end"/>
+            </w:r>
+          </w:hyperlink>
+        </w:p>
+        <w:p>
+          <w:pPr>
+            <w:pStyle w:val="TDC3"/>
+            <w:tabs>
+              <w:tab w:val="right" w:leader="dot" w:pos="8494"/>
+            </w:tabs>
+            <w:rPr>
+              <w:noProof/>
+            </w:rPr>
+          </w:pPr>
+          <w:hyperlink w:anchor="_Toc229226474" w:history="1">
+            <w:r>
+              <w:rPr>
+                <w:rStyle w:val="Hipervnculo"/>
+                <w:noProof/>
+              </w:rPr>
+              <w:t>A. Trigger_SuministrarEsenciales</w:t>
+            </w:r>
+            <w:r>
+              <w:rPr>
+                <w:noProof/>
+                <w:webHidden/>
+              </w:rPr>
+              <w:tab/>
+            </w:r>
+            <w:r>
+              <w:rPr>
+                <w:noProof/>
+                <w:webHidden/>
+              </w:rPr>
+              <w:fldChar w:fldCharType="begin"/>
+            </w:r>
+            <w:r>
+              <w:rPr>
+                <w:noProof/>
+                <w:webHidden/>
+              </w:rPr>
+              <w:instrText xml:space="preserve"> PAGEREF _Toc229226474 \h </w:instrText>
+            </w:r>
+            <w:r>
+              <w:rPr>
+                <w:noProof/>
+                <w:webHidden/>
+              </w:rPr>
+            </w:r>
+            <w:r>
+              <w:rPr>
+                <w:noProof/>
+                <w:webHidden/>
+              </w:rPr>
+              <w:fldChar w:fldCharType="separate"/>
+            </w:r>
+            <w:r>
+              <w:rPr>
+                <w:noProof/>
+                <w:webHidden/>
+              </w:rPr>
+              <w:t>8</w:t>
+            </w:r>
+            <w:r>
+              <w:rPr>
+                <w:noProof/>
+                <w:webHidden/>
+              </w:rPr>
+              <w:fldChar w:fldCharType="end"/>
+            </w:r>
+          </w:hyperlink>
+        </w:p>
+        <w:p>
+          <w:pPr>
+            <w:pStyle w:val="TDC3"/>
+            <w:tabs>
+              <w:tab w:val="right" w:leader="dot" w:pos="8494"/>
+            </w:tabs>
+            <w:rPr>
+              <w:noProof/>
+            </w:rPr>
+          </w:pPr>
+          <w:hyperlink w:anchor="_Toc229226475" w:history="1">
+            <w:r>
+              <w:rPr>
+                <w:rStyle w:val="Hipervnculo"/>
+                <w:noProof/>
+              </w:rPr>
+              <w:t>B. Trigger_AsignarCuotas</w:t>
+            </w:r>
+            <w:r>
+              <w:rPr>
+                <w:noProof/>
+                <w:webHidden/>
+              </w:rPr>
+              <w:tab/>
+            </w:r>
+            <w:r>
+              <w:rPr>
+                <w:noProof/>
+                <w:webHidden/>
+              </w:rPr>
+              <w:fldChar w:fldCharType="begin"/>
+            </w:r>
+            <w:r>
+              <w:rPr>
+                <w:noProof/>
+                <w:webHidden/>
+              </w:rPr>
+              <w:instrText xml:space="preserve"> PAGEREF _Toc229226475 \h </w:instrText>
+            </w:r>
+            <w:r>
+              <w:rPr>
+                <w:noProof/>
+                <w:webHidden/>
+              </w:rPr>
+            </w:r>
+            <w:r>
+              <w:rPr>
+                <w:noProof/>
+                <w:webHidden/>
+              </w:rPr>
+              <w:fldChar w:fldCharType="separate"/>
+            </w:r>
+            <w:r>
+              <w:rPr>
+                <w:noProof/>
+                <w:webHidden/>
+              </w:rPr>
+              <w:t>8</w:t>
+            </w:r>
+            <w:r>
+              <w:rPr>
+                <w:noProof/>
+                <w:webHidden/>
+              </w:rPr>
+              <w:fldChar w:fldCharType="end"/>
+            </w:r>
+          </w:hyperlink>
+        </w:p>
+        <w:p>
+          <w:pPr>
+            <w:pStyle w:val="TDC1"/>
+            <w:tabs>
+              <w:tab w:val="left" w:pos="480"/>
+              <w:tab w:val="right" w:leader="dot" w:pos="8494"/>
+            </w:tabs>
+            <w:rPr>
+              <w:noProof/>
+            </w:rPr>
+          </w:pPr>
+          <w:hyperlink w:anchor="_Toc229226476" w:history="1">
+            <w:r>
+              <w:rPr>
+                <w:rStyle w:val="Hipervnculo"/>
+                <w:noProof/>
+              </w:rPr>
+              <w:t>7.</w:t>
+            </w:r>
+            <w:r>
+              <w:rPr>
+                <w:noProof/>
+              </w:rPr>
+              <w:tab/>
+            </w:r>
+            <w:r>
+              <w:rPr>
+                <w:rStyle w:val="Hipervnculo"/>
+                <w:noProof/>
+              </w:rPr>
+              <w:t>Conclusiones</w:t>
+            </w:r>
+            <w:r>
+              <w:rPr>
+                <w:noProof/>
+                <w:webHidden/>
+              </w:rPr>
+              <w:tab/>
+            </w:r>
+            <w:r>
+              <w:rPr>
+                <w:noProof/>
+                <w:webHidden/>
+              </w:rPr>
+              <w:fldChar w:fldCharType="begin"/>
+            </w:r>
+            <w:r>
+              <w:rPr>
+                <w:noProof/>
+                <w:webHidden/>
+              </w:rPr>
+              <w:instrText xml:space="preserve"> PAGEREF _Toc229226476 \h </w:instrText>
+            </w:r>
+            <w:r>
+              <w:rPr>
+                <w:noProof/>
+                <w:webHidden/>
+              </w:rPr>
+            </w:r>
+            <w:r>
+              <w:rPr>
+                <w:noProof/>
+                <w:webHidden/>
+              </w:rPr>
+              <w:fldChar w:fldCharType="separate"/>
+            </w:r>
+            <w:r>
+              <w:rPr>
+                <w:noProof/>
+                <w:webHidden/>
+              </w:rPr>
+              <w:t>9</w:t>
+            </w:r>
+            <w:r>
+              <w:rPr>
+                <w:noProof/>
+                <w:webHidden/>
+              </w:rPr>
+              <w:fldChar w:fldCharType="end"/>
+            </w:r>
+          </w:hyperlink>
+        </w:p>
+        <w:p>
           <w:r>
             <w:rPr>
               <w:b/>
@@ -916,10 +1957,12 @@
           <w:numId w:val="1"/>
         </w:numPr>
       </w:pPr>
+      <w:bookmarkStart w:id="0" w:name="_Toc229226463"/>
       <w:r>
         <w:lastRenderedPageBreak/>
         <w:t>Introducción al documento</w:t>
       </w:r>
+      <w:bookmarkEnd w:id="0"/>
     </w:p>
     <w:p>
       <w:r>
@@ -928,13 +1971,7 @@
     </w:p>
     <w:p>
       <w:r>
-        <w:t>A lo largo de las siguientes secciones, encontrar</w:t>
-      </w:r>
-      <w:r>
-        <w:t xml:space="preserve">as </w:t>
-      </w:r>
-      <w:r>
-        <w:t>un desglose completo del ciclo de vida del desarrollo:</w:t>
+        <w:t>A lo largo de las siguientes secciones, encontraras un desglose completo del ciclo de vida del desarrollo:</w:t>
       </w:r>
     </w:p>
     <w:p>
@@ -992,10 +2029,7 @@
         <w:t>Esquema Lógico O/R</w:t>
       </w:r>
       <w:r>
-        <w:t xml:space="preserve">, donde se explica el </w:t>
-      </w:r>
-      <w:r>
-        <w:t>observa la relaciones entre objetos.</w:t>
+        <w:t>, donde se explica el observa la relaciones entre objetos.</w:t>
       </w:r>
     </w:p>
     <w:p>
@@ -1024,38 +2058,14 @@
         <w:t>Diseño Físico</w:t>
       </w:r>
       <w:r>
-        <w:t xml:space="preserve"> de las tablas y la lógica de programación encapsulada en el paquete </w:t>
-      </w:r>
-      <w:proofErr w:type="spellStart"/>
-      <w:r>
-        <w:t>funcionesRefugio</w:t>
-      </w:r>
-      <w:proofErr w:type="spellEnd"/>
-      <w:r>
-        <w:t xml:space="preserve">. En este apartado cobran especial importancia los </w:t>
+        <w:t xml:space="preserve"> de las tablas y la lógica de programación encapsulada en el paquete funcionesRefugio. En este apartado cobran especial importancia los </w:t>
       </w:r>
       <w:r>
         <w:rPr>
           <w:b/>
           <w:bCs/>
         </w:rPr>
-        <w:t>Disparadores (</w:t>
-      </w:r>
-      <w:proofErr w:type="spellStart"/>
-      <w:r>
-        <w:rPr>
-          <w:b/>
-          <w:bCs/>
-        </w:rPr>
-        <w:t>Triggers</w:t>
-      </w:r>
-      <w:proofErr w:type="spellEnd"/>
-      <w:r>
-        <w:rPr>
-          <w:b/>
-          <w:bCs/>
-        </w:rPr>
-        <w:t>)</w:t>
+        <w:t>Disparadores (Triggers)</w:t>
       </w:r>
       <w:r>
         <w:t>, piezas clave que garantizan la integridad de los datos y ejecutan acciones automáticas tras cada ingreso o actualización.</w:t>
@@ -1103,24 +2113,22 @@
           <w:numId w:val="1"/>
         </w:numPr>
       </w:pPr>
+      <w:bookmarkStart w:id="1" w:name="_Toc229226464"/>
       <w:r>
         <w:lastRenderedPageBreak/>
-        <w:t>Descripción del contexto y de los requisitos</w:t>
-      </w:r>
-      <w:r>
-        <w:t xml:space="preserve"> </w:t>
-      </w:r>
-      <w:r>
-        <w:t>funcionales y no funcionales.</w:t>
-      </w:r>
+        <w:t>Descripción del contexto y de los requisitos funcionales y no funcionales.</w:t>
+      </w:r>
+      <w:bookmarkEnd w:id="1"/>
     </w:p>
     <w:p>
       <w:pPr>
         <w:pStyle w:val="Ttulo2"/>
       </w:pPr>
+      <w:bookmarkStart w:id="2" w:name="_Toc229226465"/>
       <w:r>
         <w:t>2.1 Introducción</w:t>
       </w:r>
+      <w:bookmarkEnd w:id="2"/>
     </w:p>
     <w:p>
       <w:r>
@@ -1134,21 +2142,7 @@
         <w:t>Refugio de Animales</w:t>
       </w:r>
       <w:r>
-        <w:t xml:space="preserve"> </w:t>
-      </w:r>
-      <w:proofErr w:type="spellStart"/>
-      <w:r>
-        <w:t>multiespecie</w:t>
-      </w:r>
-      <w:proofErr w:type="spellEnd"/>
-      <w:r>
-        <w:t xml:space="preserve"> (perros, gatos</w:t>
-      </w:r>
-      <w:r>
-        <w:t xml:space="preserve"> o lo que necesite el refugio</w:t>
-      </w:r>
-      <w:r>
-        <w:t>) cuya misión es la acogida, el cuidado sanitario y la búsqueda de un nuevo hogar para animales en situación de abandono. El funcionamiento del centro se apoya en tres pilares fundamentales:</w:t>
+        <w:t xml:space="preserve"> multiespecie (perros, gatos o lo que necesite el refugio) cuya misión es la acogida, el cuidado sanitario y la búsqueda de un nuevo hogar para animales en situación de abandono. El funcionamiento del centro se apoya en tres pilares fundamentales:</w:t>
       </w:r>
     </w:p>
     <w:p>
@@ -1229,9 +2223,11 @@
       <w:pPr>
         <w:pStyle w:val="Ttulo2"/>
       </w:pPr>
+      <w:bookmarkStart w:id="3" w:name="_Toc229226466"/>
       <w:r>
         <w:t>2.2 Requisitos Funcionales (RF)</w:t>
       </w:r>
+      <w:bookmarkEnd w:id="3"/>
     </w:p>
     <w:p>
       <w:pPr>
@@ -1517,28 +2513,14 @@
       </w:r>
     </w:p>
     <w:p>
-      <w:r>
-        <w:pict w14:anchorId="5D278759">
-          <v:rect id="_x0000_i1038" style="width:0;height:1.5pt" o:hralign="center" o:hrstd="t" o:hr="t" fillcolor="#a0a0a0" stroked="f"/>
-        </w:pict>
-      </w:r>
-    </w:p>
-    <w:p>
-      <w:pPr>
-        <w:rPr>
-          <w:b/>
-          <w:bCs/>
-          <w:color w:val="EE0000"/>
-        </w:rPr>
-      </w:pPr>
-      <w:r>
-        <w:rPr>
-          <w:b/>
-          <w:bCs/>
-          <w:color w:val="EE0000"/>
-        </w:rPr>
+      <w:pPr>
+        <w:pStyle w:val="Ttulo2"/>
+      </w:pPr>
+      <w:bookmarkStart w:id="4" w:name="_Toc229226467"/>
+      <w:r>
         <w:t>2.3 Requisitos No Funcionales (RNF)</w:t>
       </w:r>
+      <w:bookmarkEnd w:id="4"/>
     </w:p>
     <w:p>
       <w:pPr>
@@ -1570,23 +2552,7 @@
           <w:b/>
           <w:bCs/>
         </w:rPr>
-        <w:t xml:space="preserve">RNF02. Atributos </w:t>
-      </w:r>
-      <w:proofErr w:type="spellStart"/>
-      <w:r>
-        <w:rPr>
-          <w:b/>
-          <w:bCs/>
-        </w:rPr>
-        <w:t>Multievaluados</w:t>
-      </w:r>
-      <w:proofErr w:type="spellEnd"/>
-      <w:r>
-        <w:rPr>
-          <w:b/>
-          <w:bCs/>
-        </w:rPr>
-        <w:t>:</w:t>
+        <w:t>RNF02. Atributos Multievaluados:</w:t>
       </w:r>
       <w:r>
         <w:t xml:space="preserve"> El historial de vacunas y las cuotas de los socios deben almacenarse mediante </w:t>
@@ -1614,23 +2580,7 @@
           <w:b/>
           <w:bCs/>
         </w:rPr>
-        <w:t xml:space="preserve">RNF03. Automatización mediante </w:t>
-      </w:r>
-      <w:proofErr w:type="spellStart"/>
-      <w:r>
-        <w:rPr>
-          <w:b/>
-          <w:bCs/>
-        </w:rPr>
-        <w:t>Triggers</w:t>
-      </w:r>
-      <w:proofErr w:type="spellEnd"/>
-      <w:r>
-        <w:rPr>
-          <w:b/>
-          <w:bCs/>
-        </w:rPr>
-        <w:t>:</w:t>
+        <w:t>RNF03. Automatización mediante Triggers:</w:t>
       </w:r>
       <w:r>
         <w:t xml:space="preserve"> El sistema debe usar disparadores para garantizar que la lógica crítica (como la vacunación obligatoria al ingresar) se ejecute sin intervención manual, asegurando la integridad sanitaria.</w:t>
@@ -1700,7 +2650,6 @@
       <w:r>
         <w:t xml:space="preserve"> El acceso a los datos de un animal y su historial debe ser eficiente, minimizando el número de operaciones de unión (</w:t>
       </w:r>
-      <w:proofErr w:type="spellStart"/>
       <w:r>
         <w:rPr>
           <w:i/>
@@ -1708,15 +2657,1669 @@
         </w:rPr>
         <w:t>joins</w:t>
       </w:r>
-      <w:proofErr w:type="spellEnd"/>
       <w:r>
         <w:t>) mediante el uso de la estructura de objetos.</w:t>
       </w:r>
     </w:p>
+    <w:p>
+      <w:pPr>
+        <w:rPr>
+          <w:b/>
+          <w:bCs/>
+        </w:rPr>
+      </w:pPr>
+    </w:p>
+    <w:p>
+      <w:pPr>
+        <w:pStyle w:val="Ttulo1"/>
+        <w:numPr>
+          <w:ilvl w:val="0"/>
+          <w:numId w:val="10"/>
+        </w:numPr>
+      </w:pPr>
+      <w:bookmarkStart w:id="5" w:name="_Toc229226468"/>
+      <w:r>
+        <w:t>Diagrama de clases persistentes.</w:t>
+      </w:r>
+      <w:bookmarkEnd w:id="5"/>
+    </w:p>
+    <w:p>
+      <w:pPr>
+        <w:jc w:val="center"/>
+      </w:pPr>
+      <w:r>
+        <w:drawing>
+          <wp:inline distT="0" distB="0" distL="0" distR="0" wp14:anchorId="2E654334" wp14:editId="660E7DB6">
+            <wp:extent cx="4904990" cy="3143529"/>
+            <wp:effectExtent l="0" t="0" r="0" b="0"/>
+            <wp:docPr id="1938593074" name="Imagen 9"/>
+            <wp:cNvGraphicFramePr>
+              <a:graphicFrameLocks xmlns:a="http://schemas.openxmlformats.org/drawingml/2006/main" noChangeAspect="1"/>
+            </wp:cNvGraphicFramePr>
+            <a:graphic xmlns:a="http://schemas.openxmlformats.org/drawingml/2006/main">
+              <a:graphicData uri="http://schemas.openxmlformats.org/drawingml/2006/picture">
+                <pic:pic xmlns:pic="http://schemas.openxmlformats.org/drawingml/2006/picture">
+                  <pic:nvPicPr>
+                    <pic:cNvPr id="0" name="Picture 4"/>
+                    <pic:cNvPicPr>
+                      <a:picLocks noChangeAspect="1" noChangeArrowheads="1"/>
+                    </pic:cNvPicPr>
+                  </pic:nvPicPr>
+                  <pic:blipFill>
+                    <a:blip r:embed="rId8">
+                      <a:extLst>
+                        <a:ext uri="{28A0092B-C50C-407E-A947-70E740481C1C}">
+                          <a14:useLocalDpi xmlns:a14="http://schemas.microsoft.com/office/drawing/2010/main" val="0"/>
+                        </a:ext>
+                      </a:extLst>
+                    </a:blip>
+                    <a:srcRect/>
+                    <a:stretch>
+                      <a:fillRect/>
+                    </a:stretch>
+                  </pic:blipFill>
+                  <pic:spPr bwMode="auto">
+                    <a:xfrm>
+                      <a:off x="0" y="0"/>
+                      <a:ext cx="4919459" cy="3152802"/>
+                    </a:xfrm>
+                    <a:prstGeom prst="rect">
+                      <a:avLst/>
+                    </a:prstGeom>
+                    <a:noFill/>
+                    <a:ln>
+                      <a:noFill/>
+                    </a:ln>
+                  </pic:spPr>
+                </pic:pic>
+              </a:graphicData>
+            </a:graphic>
+          </wp:inline>
+        </w:drawing>
+      </w:r>
+    </w:p>
+    <w:p/>
+    <w:p>
+      <w:r>
+        <w:br w:type="page"/>
+      </w:r>
+    </w:p>
+    <w:p>
+      <w:pPr>
+        <w:pStyle w:val="Ttulo1"/>
+        <w:numPr>
+          <w:ilvl w:val="0"/>
+          <w:numId w:val="10"/>
+        </w:numPr>
+      </w:pPr>
+      <w:bookmarkStart w:id="6" w:name="_Toc229226469"/>
+      <w:r>
+        <w:lastRenderedPageBreak/>
+        <w:t>Esquema lógico específico O/R.</w:t>
+      </w:r>
+      <w:bookmarkEnd w:id="6"/>
+    </w:p>
+    <w:p>
+      <w:pPr>
+        <w:jc w:val="center"/>
+      </w:pPr>
+      <w:r>
+        <w:drawing>
+          <wp:inline distT="0" distB="0" distL="0" distR="0" wp14:anchorId="18D0B963" wp14:editId="601AB457">
+            <wp:extent cx="4950508" cy="3107903"/>
+            <wp:effectExtent l="0" t="0" r="2540" b="0"/>
+            <wp:docPr id="997936251" name="Imagen 10"/>
+            <wp:cNvGraphicFramePr>
+              <a:graphicFrameLocks xmlns:a="http://schemas.openxmlformats.org/drawingml/2006/main" noChangeAspect="1"/>
+            </wp:cNvGraphicFramePr>
+            <a:graphic xmlns:a="http://schemas.openxmlformats.org/drawingml/2006/main">
+              <a:graphicData uri="http://schemas.openxmlformats.org/drawingml/2006/picture">
+                <pic:pic xmlns:pic="http://schemas.openxmlformats.org/drawingml/2006/picture">
+                  <pic:nvPicPr>
+                    <pic:cNvPr id="0" name="Picture 5"/>
+                    <pic:cNvPicPr>
+                      <a:picLocks noChangeAspect="1" noChangeArrowheads="1"/>
+                    </pic:cNvPicPr>
+                  </pic:nvPicPr>
+                  <pic:blipFill>
+                    <a:blip r:embed="rId9">
+                      <a:extLst>
+                        <a:ext uri="{28A0092B-C50C-407E-A947-70E740481C1C}">
+                          <a14:useLocalDpi xmlns:a14="http://schemas.microsoft.com/office/drawing/2010/main" val="0"/>
+                        </a:ext>
+                      </a:extLst>
+                    </a:blip>
+                    <a:srcRect/>
+                    <a:stretch>
+                      <a:fillRect/>
+                    </a:stretch>
+                  </pic:blipFill>
+                  <pic:spPr bwMode="auto">
+                    <a:xfrm>
+                      <a:off x="0" y="0"/>
+                      <a:ext cx="4954557" cy="3110445"/>
+                    </a:xfrm>
+                    <a:prstGeom prst="rect">
+                      <a:avLst/>
+                    </a:prstGeom>
+                    <a:noFill/>
+                    <a:ln>
+                      <a:noFill/>
+                    </a:ln>
+                  </pic:spPr>
+                </pic:pic>
+              </a:graphicData>
+            </a:graphic>
+          </wp:inline>
+        </w:drawing>
+      </w:r>
+    </w:p>
+    <w:p/>
+    <w:p>
+      <w:pPr>
+        <w:pStyle w:val="Ttulo1"/>
+        <w:numPr>
+          <w:ilvl w:val="0"/>
+          <w:numId w:val="10"/>
+        </w:numPr>
+      </w:pPr>
+      <w:bookmarkStart w:id="7" w:name="_Toc229226470"/>
+      <w:r>
+        <w:t>Diseño Físico.</w:t>
+      </w:r>
+      <w:bookmarkEnd w:id="7"/>
+    </w:p>
+    <w:p>
+      <w:pPr>
+        <w:jc w:val="center"/>
+      </w:pPr>
+      <w:r>
+        <w:drawing>
+          <wp:inline distT="0" distB="0" distL="0" distR="0" wp14:anchorId="3BD02F9C" wp14:editId="6B80F9E8">
+            <wp:extent cx="4777747" cy="3044477"/>
+            <wp:effectExtent l="0" t="0" r="3810" b="3810"/>
+            <wp:docPr id="1266083242" name="Imagen 11"/>
+            <wp:cNvGraphicFramePr>
+              <a:graphicFrameLocks xmlns:a="http://schemas.openxmlformats.org/drawingml/2006/main" noChangeAspect="1"/>
+            </wp:cNvGraphicFramePr>
+            <a:graphic xmlns:a="http://schemas.openxmlformats.org/drawingml/2006/main">
+              <a:graphicData uri="http://schemas.openxmlformats.org/drawingml/2006/picture">
+                <pic:pic xmlns:pic="http://schemas.openxmlformats.org/drawingml/2006/picture">
+                  <pic:nvPicPr>
+                    <pic:cNvPr id="0" name="Picture 6"/>
+                    <pic:cNvPicPr>
+                      <a:picLocks noChangeAspect="1" noChangeArrowheads="1"/>
+                    </pic:cNvPicPr>
+                  </pic:nvPicPr>
+                  <pic:blipFill>
+                    <a:blip r:embed="rId10">
+                      <a:extLst>
+                        <a:ext uri="{28A0092B-C50C-407E-A947-70E740481C1C}">
+                          <a14:useLocalDpi xmlns:a14="http://schemas.microsoft.com/office/drawing/2010/main" val="0"/>
+                        </a:ext>
+                      </a:extLst>
+                    </a:blip>
+                    <a:srcRect/>
+                    <a:stretch>
+                      <a:fillRect/>
+                    </a:stretch>
+                  </pic:blipFill>
+                  <pic:spPr bwMode="auto">
+                    <a:xfrm>
+                      <a:off x="0" y="0"/>
+                      <a:ext cx="4784522" cy="3048794"/>
+                    </a:xfrm>
+                    <a:prstGeom prst="rect">
+                      <a:avLst/>
+                    </a:prstGeom>
+                    <a:noFill/>
+                    <a:ln>
+                      <a:noFill/>
+                    </a:ln>
+                  </pic:spPr>
+                </pic:pic>
+              </a:graphicData>
+            </a:graphic>
+          </wp:inline>
+        </w:drawing>
+      </w:r>
+    </w:p>
+    <w:p>
+      <w:r>
+        <w:br w:type="page"/>
+      </w:r>
+    </w:p>
+    <w:p>
+      <w:pPr>
+        <w:pStyle w:val="Ttulo1"/>
+        <w:numPr>
+          <w:ilvl w:val="0"/>
+          <w:numId w:val="10"/>
+        </w:numPr>
+      </w:pPr>
+      <w:bookmarkStart w:id="8" w:name="_Toc229226471"/>
+      <w:r>
+        <w:lastRenderedPageBreak/>
+        <w:t>Disparadores y paquete</w:t>
+      </w:r>
+      <w:bookmarkEnd w:id="8"/>
+    </w:p>
+    <w:p>
+      <w:r>
+        <w:t>Para garantizar la integridad de los datos y centralizar las operaciones del refugio, se ha implementado una capa de lógica programada en PL/SQL. Esta se divide en un paquete global de funciones y disparadores automáticos.</w:t>
+      </w:r>
+    </w:p>
+    <w:p>
+      <w:pPr>
+        <w:pStyle w:val="Ttulo2"/>
+      </w:pPr>
+      <w:bookmarkStart w:id="9" w:name="_Toc229226472"/>
+      <w:r>
+        <w:t xml:space="preserve">6.1 </w:t>
+      </w:r>
+      <w:r>
+        <w:t>Paquete funcionesRefugio</w:t>
+      </w:r>
+      <w:bookmarkEnd w:id="9"/>
+    </w:p>
+    <w:p>
+      <w:r>
+        <w:t>El paquete funcionesRefugio actúa como la API principal del sistema. Su objetivo es encapsular las operaciones de inserción, actualización y consulta, asegurando que todas las transacciones sigan las mismas reglas y manejen las excepciones de forma controlada.</w:t>
+      </w:r>
+    </w:p>
+    <w:tbl>
+      <w:tblPr>
+        <w:tblStyle w:val="Tablaconcuadrcula5oscura-nfasis6"/>
+        <w:tblW w:w="0" w:type="auto"/>
+        <w:tblLayout w:type="fixed"/>
+        <w:tblLook w:val="04A0" w:firstRow="1" w:lastRow="0" w:firstColumn="1" w:lastColumn="0" w:noHBand="0" w:noVBand="1"/>
+      </w:tblPr>
+      <w:tblGrid>
+        <w:gridCol w:w="1854"/>
+        <w:gridCol w:w="2086"/>
+        <w:gridCol w:w="4554"/>
+      </w:tblGrid>
+      <w:tr>
+        <w:trPr>
+          <w:cnfStyle w:val="100000000000" w:firstRow="1" w:lastRow="0" w:firstColumn="0" w:lastColumn="0" w:oddVBand="0" w:evenVBand="0" w:oddHBand="0" w:evenHBand="0" w:firstRowFirstColumn="0" w:firstRowLastColumn="0" w:lastRowFirstColumn="0" w:lastRowLastColumn="0"/>
+          <w:trHeight w:val="366"/>
+        </w:trPr>
+        <w:tc>
+          <w:tcPr>
+            <w:cnfStyle w:val="001000000000" w:firstRow="0" w:lastRow="0" w:firstColumn="1" w:lastColumn="0" w:oddVBand="0" w:evenVBand="0" w:oddHBand="0" w:evenHBand="0" w:firstRowFirstColumn="0" w:firstRowLastColumn="0" w:lastRowFirstColumn="0" w:lastRowLastColumn="0"/>
+            <w:tcW w:w="1854" w:type="dxa"/>
+            <w:hideMark/>
+          </w:tcPr>
+          <w:p>
+            <w:pPr>
+              <w:spacing w:after="160" w:line="278" w:lineRule="auto"/>
+            </w:pPr>
+            <w:r>
+              <w:t>Categoría</w:t>
+            </w:r>
+          </w:p>
+        </w:tc>
+        <w:tc>
+          <w:tcPr>
+            <w:tcW w:w="2086" w:type="dxa"/>
+            <w:hideMark/>
+          </w:tcPr>
+          <w:p>
+            <w:pPr>
+              <w:spacing w:after="160" w:line="278" w:lineRule="auto"/>
+              <w:cnfStyle w:val="100000000000" w:firstRow="1" w:lastRow="0" w:firstColumn="0" w:lastColumn="0" w:oddVBand="0" w:evenVBand="0" w:oddHBand="0" w:evenHBand="0" w:firstRowFirstColumn="0" w:firstRowLastColumn="0" w:lastRowFirstColumn="0" w:lastRowLastColumn="0"/>
+            </w:pPr>
+            <w:r>
+              <w:t>Función</w:t>
+            </w:r>
+          </w:p>
+        </w:tc>
+        <w:tc>
+          <w:tcPr>
+            <w:tcW w:w="4554" w:type="dxa"/>
+            <w:hideMark/>
+          </w:tcPr>
+          <w:p>
+            <w:pPr>
+              <w:spacing w:after="160" w:line="278" w:lineRule="auto"/>
+              <w:cnfStyle w:val="100000000000" w:firstRow="1" w:lastRow="0" w:firstColumn="0" w:lastColumn="0" w:oddVBand="0" w:evenVBand="0" w:oddHBand="0" w:evenHBand="0" w:firstRowFirstColumn="0" w:firstRowLastColumn="0" w:lastRowFirstColumn="0" w:lastRowLastColumn="0"/>
+              <w:rPr>
+                <w:b w:val="0"/>
+                <w:bCs w:val="0"/>
+              </w:rPr>
+            </w:pPr>
+            <w:r>
+              <w:t>Descripción</w:t>
+            </w:r>
+          </w:p>
+        </w:tc>
+      </w:tr>
+      <w:tr>
+        <w:trPr>
+          <w:cnfStyle w:val="000000100000" w:firstRow="0" w:lastRow="0" w:firstColumn="0" w:lastColumn="0" w:oddVBand="0" w:evenVBand="0" w:oddHBand="1" w:evenHBand="0" w:firstRowFirstColumn="0" w:firstRowLastColumn="0" w:lastRowFirstColumn="0" w:lastRowLastColumn="0"/>
+        </w:trPr>
+        <w:tc>
+          <w:tcPr>
+            <w:cnfStyle w:val="001000000000" w:firstRow="0" w:lastRow="0" w:firstColumn="1" w:lastColumn="0" w:oddVBand="0" w:evenVBand="0" w:oddHBand="0" w:evenHBand="0" w:firstRowFirstColumn="0" w:firstRowLastColumn="0" w:lastRowFirstColumn="0" w:lastRowLastColumn="0"/>
+            <w:tcW w:w="1854" w:type="dxa"/>
+            <w:hideMark/>
+          </w:tcPr>
+          <w:p>
+            <w:pPr>
+              <w:spacing w:after="160" w:line="278" w:lineRule="auto"/>
+            </w:pPr>
+            <w:r>
+              <w:t>Gestión de Animales</w:t>
+            </w:r>
+          </w:p>
+        </w:tc>
+        <w:tc>
+          <w:tcPr>
+            <w:tcW w:w="2086" w:type="dxa"/>
+            <w:hideMark/>
+          </w:tcPr>
+          <w:p>
+            <w:pPr>
+              <w:spacing w:after="160" w:line="278" w:lineRule="auto"/>
+              <w:cnfStyle w:val="000000100000" w:firstRow="0" w:lastRow="0" w:firstColumn="0" w:lastColumn="0" w:oddVBand="0" w:evenVBand="0" w:oddHBand="1" w:evenHBand="0" w:firstRowFirstColumn="0" w:firstRowLastColumn="0" w:lastRowFirstColumn="0" w:lastRowLastColumn="0"/>
+              <w:rPr>
+                <w:b/>
+                <w:bCs/>
+              </w:rPr>
+            </w:pPr>
+            <w:r>
+              <w:rPr>
+                <w:b/>
+                <w:bCs/>
+              </w:rPr>
+              <w:t>insertarAnimal</w:t>
+            </w:r>
+          </w:p>
+        </w:tc>
+        <w:tc>
+          <w:tcPr>
+            <w:tcW w:w="4554" w:type="dxa"/>
+            <w:hideMark/>
+          </w:tcPr>
+          <w:p>
+            <w:pPr>
+              <w:spacing w:after="160" w:line="278" w:lineRule="auto"/>
+              <w:cnfStyle w:val="000000100000" w:firstRow="0" w:lastRow="0" w:firstColumn="0" w:lastColumn="0" w:oddVBand="0" w:evenVBand="0" w:oddHBand="1" w:evenHBand="0" w:firstRowFirstColumn="0" w:firstRowLastColumn="0" w:lastRowFirstColumn="0" w:lastRowLastColumn="0"/>
+            </w:pPr>
+            <w:r>
+              <w:t>Registra un nuevo animal inicializando su lista de vacunas.</w:t>
+            </w:r>
+          </w:p>
+        </w:tc>
+      </w:tr>
+      <w:tr>
+        <w:tc>
+          <w:tcPr>
+            <w:cnfStyle w:val="001000000000" w:firstRow="0" w:lastRow="0" w:firstColumn="1" w:lastColumn="0" w:oddVBand="0" w:evenVBand="0" w:oddHBand="0" w:evenHBand="0" w:firstRowFirstColumn="0" w:firstRowLastColumn="0" w:lastRowFirstColumn="0" w:lastRowLastColumn="0"/>
+            <w:tcW w:w="1854" w:type="dxa"/>
+            <w:hideMark/>
+          </w:tcPr>
+          <w:p>
+            <w:pPr>
+              <w:spacing w:after="160" w:line="278" w:lineRule="auto"/>
+            </w:pPr>
+          </w:p>
+        </w:tc>
+        <w:tc>
+          <w:tcPr>
+            <w:tcW w:w="2086" w:type="dxa"/>
+            <w:hideMark/>
+          </w:tcPr>
+          <w:p>
+            <w:pPr>
+              <w:spacing w:after="160" w:line="278" w:lineRule="auto"/>
+              <w:cnfStyle w:val="000000000000" w:firstRow="0" w:lastRow="0" w:firstColumn="0" w:lastColumn="0" w:oddVBand="0" w:evenVBand="0" w:oddHBand="0" w:evenHBand="0" w:firstRowFirstColumn="0" w:firstRowLastColumn="0" w:lastRowFirstColumn="0" w:lastRowLastColumn="0"/>
+              <w:rPr>
+                <w:b/>
+                <w:bCs/>
+              </w:rPr>
+            </w:pPr>
+            <w:r>
+              <w:rPr>
+                <w:b/>
+                <w:bCs/>
+              </w:rPr>
+              <w:t>actualizarAnimal</w:t>
+            </w:r>
+          </w:p>
+        </w:tc>
+        <w:tc>
+          <w:tcPr>
+            <w:tcW w:w="4554" w:type="dxa"/>
+            <w:hideMark/>
+          </w:tcPr>
+          <w:p>
+            <w:pPr>
+              <w:spacing w:after="160" w:line="278" w:lineRule="auto"/>
+              <w:cnfStyle w:val="000000000000" w:firstRow="0" w:lastRow="0" w:firstColumn="0" w:lastColumn="0" w:oddVBand="0" w:evenVBand="0" w:oddHBand="0" w:evenHBand="0" w:firstRowFirstColumn="0" w:firstRowLastColumn="0" w:lastRowFirstColumn="0" w:lastRowLastColumn="0"/>
+            </w:pPr>
+            <w:r>
+              <w:t>Modifica los datos de un animal existente.</w:t>
+            </w:r>
+          </w:p>
+        </w:tc>
+      </w:tr>
+      <w:tr>
+        <w:trPr>
+          <w:cnfStyle w:val="000000100000" w:firstRow="0" w:lastRow="0" w:firstColumn="0" w:lastColumn="0" w:oddVBand="0" w:evenVBand="0" w:oddHBand="1" w:evenHBand="0" w:firstRowFirstColumn="0" w:firstRowLastColumn="0" w:lastRowFirstColumn="0" w:lastRowLastColumn="0"/>
+        </w:trPr>
+        <w:tc>
+          <w:tcPr>
+            <w:cnfStyle w:val="001000000000" w:firstRow="0" w:lastRow="0" w:firstColumn="1" w:lastColumn="0" w:oddVBand="0" w:evenVBand="0" w:oddHBand="0" w:evenHBand="0" w:firstRowFirstColumn="0" w:firstRowLastColumn="0" w:lastRowFirstColumn="0" w:lastRowLastColumn="0"/>
+            <w:tcW w:w="1854" w:type="dxa"/>
+            <w:hideMark/>
+          </w:tcPr>
+          <w:p>
+            <w:pPr>
+              <w:spacing w:after="160" w:line="278" w:lineRule="auto"/>
+            </w:pPr>
+          </w:p>
+        </w:tc>
+        <w:tc>
+          <w:tcPr>
+            <w:tcW w:w="2086" w:type="dxa"/>
+            <w:hideMark/>
+          </w:tcPr>
+          <w:p>
+            <w:pPr>
+              <w:spacing w:after="160" w:line="278" w:lineRule="auto"/>
+              <w:cnfStyle w:val="000000100000" w:firstRow="0" w:lastRow="0" w:firstColumn="0" w:lastColumn="0" w:oddVBand="0" w:evenVBand="0" w:oddHBand="1" w:evenHBand="0" w:firstRowFirstColumn="0" w:firstRowLastColumn="0" w:lastRowFirstColumn="0" w:lastRowLastColumn="0"/>
+              <w:rPr>
+                <w:b/>
+                <w:bCs/>
+              </w:rPr>
+            </w:pPr>
+            <w:r>
+              <w:rPr>
+                <w:b/>
+                <w:bCs/>
+              </w:rPr>
+              <w:t>edadAnimal</w:t>
+            </w:r>
+          </w:p>
+        </w:tc>
+        <w:tc>
+          <w:tcPr>
+            <w:tcW w:w="4554" w:type="dxa"/>
+            <w:hideMark/>
+          </w:tcPr>
+          <w:p>
+            <w:pPr>
+              <w:spacing w:after="160" w:line="278" w:lineRule="auto"/>
+              <w:cnfStyle w:val="000000100000" w:firstRow="0" w:lastRow="0" w:firstColumn="0" w:lastColumn="0" w:oddVBand="0" w:evenVBand="0" w:oddHBand="1" w:evenHBand="0" w:firstRowFirstColumn="0" w:firstRowLastColumn="0" w:lastRowFirstColumn="0" w:lastRowLastColumn="0"/>
+            </w:pPr>
+            <w:r>
+              <w:t>Llama al método miembro del tipo de objeto para calcular la edad actual.</w:t>
+            </w:r>
+          </w:p>
+        </w:tc>
+      </w:tr>
+      <w:tr>
+        <w:tc>
+          <w:tcPr>
+            <w:cnfStyle w:val="001000000000" w:firstRow="0" w:lastRow="0" w:firstColumn="1" w:lastColumn="0" w:oddVBand="0" w:evenVBand="0" w:oddHBand="0" w:evenHBand="0" w:firstRowFirstColumn="0" w:firstRowLastColumn="0" w:lastRowFirstColumn="0" w:lastRowLastColumn="0"/>
+            <w:tcW w:w="1854" w:type="dxa"/>
+            <w:hideMark/>
+          </w:tcPr>
+          <w:p>
+            <w:pPr>
+              <w:spacing w:after="160" w:line="278" w:lineRule="auto"/>
+            </w:pPr>
+          </w:p>
+        </w:tc>
+        <w:tc>
+          <w:tcPr>
+            <w:tcW w:w="2086" w:type="dxa"/>
+            <w:hideMark/>
+          </w:tcPr>
+          <w:p>
+            <w:pPr>
+              <w:spacing w:after="160" w:line="278" w:lineRule="auto"/>
+              <w:cnfStyle w:val="000000000000" w:firstRow="0" w:lastRow="0" w:firstColumn="0" w:lastColumn="0" w:oddVBand="0" w:evenVBand="0" w:oddHBand="0" w:evenHBand="0" w:firstRowFirstColumn="0" w:firstRowLastColumn="0" w:lastRowFirstColumn="0" w:lastRowLastColumn="0"/>
+              <w:rPr>
+                <w:b/>
+                <w:bCs/>
+              </w:rPr>
+            </w:pPr>
+            <w:r>
+              <w:rPr>
+                <w:b/>
+                <w:bCs/>
+              </w:rPr>
+              <w:t>borrarAnimal</w:t>
+            </w:r>
+          </w:p>
+        </w:tc>
+        <w:tc>
+          <w:tcPr>
+            <w:tcW w:w="4554" w:type="dxa"/>
+            <w:hideMark/>
+          </w:tcPr>
+          <w:p>
+            <w:pPr>
+              <w:spacing w:after="160" w:line="278" w:lineRule="auto"/>
+              <w:cnfStyle w:val="000000000000" w:firstRow="0" w:lastRow="0" w:firstColumn="0" w:lastColumn="0" w:oddVBand="0" w:evenVBand="0" w:oddHBand="0" w:evenHBand="0" w:firstRowFirstColumn="0" w:firstRowLastColumn="0" w:lastRowFirstColumn="0" w:lastRowLastColumn="0"/>
+            </w:pPr>
+            <w:r>
+              <w:t>Elimina un registro de la tabla de animales.</w:t>
+            </w:r>
+          </w:p>
+        </w:tc>
+      </w:tr>
+      <w:tr>
+        <w:trPr>
+          <w:cnfStyle w:val="000000100000" w:firstRow="0" w:lastRow="0" w:firstColumn="0" w:lastColumn="0" w:oddVBand="0" w:evenVBand="0" w:oddHBand="1" w:evenHBand="0" w:firstRowFirstColumn="0" w:firstRowLastColumn="0" w:lastRowFirstColumn="0" w:lastRowLastColumn="0"/>
+        </w:trPr>
+        <w:tc>
+          <w:tcPr>
+            <w:cnfStyle w:val="001000000000" w:firstRow="0" w:lastRow="0" w:firstColumn="1" w:lastColumn="0" w:oddVBand="0" w:evenVBand="0" w:oddHBand="0" w:evenHBand="0" w:firstRowFirstColumn="0" w:firstRowLastColumn="0" w:lastRowFirstColumn="0" w:lastRowLastColumn="0"/>
+            <w:tcW w:w="1854" w:type="dxa"/>
+            <w:hideMark/>
+          </w:tcPr>
+          <w:p>
+            <w:pPr>
+              <w:spacing w:after="160" w:line="278" w:lineRule="auto"/>
+            </w:pPr>
+          </w:p>
+        </w:tc>
+        <w:tc>
+          <w:tcPr>
+            <w:tcW w:w="2086" w:type="dxa"/>
+            <w:hideMark/>
+          </w:tcPr>
+          <w:p>
+            <w:pPr>
+              <w:spacing w:after="160" w:line="278" w:lineRule="auto"/>
+              <w:cnfStyle w:val="000000100000" w:firstRow="0" w:lastRow="0" w:firstColumn="0" w:lastColumn="0" w:oddVBand="0" w:evenVBand="0" w:oddHBand="1" w:evenHBand="0" w:firstRowFirstColumn="0" w:firstRowLastColumn="0" w:lastRowFirstColumn="0" w:lastRowLastColumn="0"/>
+              <w:rPr>
+                <w:b/>
+                <w:bCs/>
+              </w:rPr>
+            </w:pPr>
+            <w:r>
+              <w:rPr>
+                <w:b/>
+                <w:bCs/>
+              </w:rPr>
+              <w:t>adoptarAnimal</w:t>
+            </w:r>
+          </w:p>
+        </w:tc>
+        <w:tc>
+          <w:tcPr>
+            <w:tcW w:w="4554" w:type="dxa"/>
+            <w:hideMark/>
+          </w:tcPr>
+          <w:p>
+            <w:pPr>
+              <w:spacing w:after="160" w:line="278" w:lineRule="auto"/>
+              <w:cnfStyle w:val="000000100000" w:firstRow="0" w:lastRow="0" w:firstColumn="0" w:lastColumn="0" w:oddVBand="0" w:evenVBand="0" w:oddHBand="1" w:evenHBand="0" w:firstRowFirstColumn="0" w:firstRowLastColumn="0" w:lastRowFirstColumn="0" w:lastRowLastColumn="0"/>
+            </w:pPr>
+            <w:r>
+              <w:t>Marca la fecha de adopción del animal con la fecha actual del sistema.</w:t>
+            </w:r>
+          </w:p>
+        </w:tc>
+      </w:tr>
+      <w:tr>
+        <w:tc>
+          <w:tcPr>
+            <w:cnfStyle w:val="001000000000" w:firstRow="0" w:lastRow="0" w:firstColumn="1" w:lastColumn="0" w:oddVBand="0" w:evenVBand="0" w:oddHBand="0" w:evenHBand="0" w:firstRowFirstColumn="0" w:firstRowLastColumn="0" w:lastRowFirstColumn="0" w:lastRowLastColumn="0"/>
+            <w:tcW w:w="1854" w:type="dxa"/>
+            <w:hideMark/>
+          </w:tcPr>
+          <w:p>
+            <w:pPr>
+              <w:spacing w:after="160" w:line="278" w:lineRule="auto"/>
+            </w:pPr>
+            <w:r>
+              <w:t>Salud y Vacunas</w:t>
+            </w:r>
+          </w:p>
+        </w:tc>
+        <w:tc>
+          <w:tcPr>
+            <w:tcW w:w="2086" w:type="dxa"/>
+            <w:hideMark/>
+          </w:tcPr>
+          <w:p>
+            <w:pPr>
+              <w:spacing w:after="160" w:line="278" w:lineRule="auto"/>
+              <w:cnfStyle w:val="000000000000" w:firstRow="0" w:lastRow="0" w:firstColumn="0" w:lastColumn="0" w:oddVBand="0" w:evenVBand="0" w:oddHBand="0" w:evenHBand="0" w:firstRowFirstColumn="0" w:firstRowLastColumn="0" w:lastRowFirstColumn="0" w:lastRowLastColumn="0"/>
+              <w:rPr>
+                <w:b/>
+                <w:bCs/>
+              </w:rPr>
+            </w:pPr>
+            <w:r>
+              <w:rPr>
+                <w:b/>
+                <w:bCs/>
+              </w:rPr>
+              <w:t>crearVacuna</w:t>
+            </w:r>
+          </w:p>
+        </w:tc>
+        <w:tc>
+          <w:tcPr>
+            <w:tcW w:w="4554" w:type="dxa"/>
+            <w:hideMark/>
+          </w:tcPr>
+          <w:p>
+            <w:pPr>
+              <w:spacing w:after="160" w:line="278" w:lineRule="auto"/>
+              <w:cnfStyle w:val="000000000000" w:firstRow="0" w:lastRow="0" w:firstColumn="0" w:lastColumn="0" w:oddVBand="0" w:evenVBand="0" w:oddHBand="0" w:evenHBand="0" w:firstRowFirstColumn="0" w:firstRowLastColumn="0" w:lastRowFirstColumn="0" w:lastRowLastColumn="0"/>
+            </w:pPr>
+            <w:r>
+              <w:t>Registra una nueva vacuna asociada a una especie.</w:t>
+            </w:r>
+          </w:p>
+        </w:tc>
+      </w:tr>
+      <w:tr>
+        <w:trPr>
+          <w:cnfStyle w:val="000000100000" w:firstRow="0" w:lastRow="0" w:firstColumn="0" w:lastColumn="0" w:oddVBand="0" w:evenVBand="0" w:oddHBand="1" w:evenHBand="0" w:firstRowFirstColumn="0" w:firstRowLastColumn="0" w:lastRowFirstColumn="0" w:lastRowLastColumn="0"/>
+        </w:trPr>
+        <w:tc>
+          <w:tcPr>
+            <w:cnfStyle w:val="001000000000" w:firstRow="0" w:lastRow="0" w:firstColumn="1" w:lastColumn="0" w:oddVBand="0" w:evenVBand="0" w:oddHBand="0" w:evenHBand="0" w:firstRowFirstColumn="0" w:firstRowLastColumn="0" w:lastRowFirstColumn="0" w:lastRowLastColumn="0"/>
+            <w:tcW w:w="1854" w:type="dxa"/>
+            <w:hideMark/>
+          </w:tcPr>
+          <w:p>
+            <w:pPr>
+              <w:spacing w:after="160" w:line="278" w:lineRule="auto"/>
+            </w:pPr>
+          </w:p>
+        </w:tc>
+        <w:tc>
+          <w:tcPr>
+            <w:tcW w:w="2086" w:type="dxa"/>
+            <w:hideMark/>
+          </w:tcPr>
+          <w:p>
+            <w:pPr>
+              <w:spacing w:after="160" w:line="278" w:lineRule="auto"/>
+              <w:cnfStyle w:val="000000100000" w:firstRow="0" w:lastRow="0" w:firstColumn="0" w:lastColumn="0" w:oddVBand="0" w:evenVBand="0" w:oddHBand="1" w:evenHBand="0" w:firstRowFirstColumn="0" w:firstRowLastColumn="0" w:lastRowFirstColumn="0" w:lastRowLastColumn="0"/>
+              <w:rPr>
+                <w:b/>
+                <w:bCs/>
+              </w:rPr>
+            </w:pPr>
+            <w:r>
+              <w:rPr>
+                <w:b/>
+                <w:bCs/>
+              </w:rPr>
+              <w:t>suministrarDosis</w:t>
+            </w:r>
+          </w:p>
+        </w:tc>
+        <w:tc>
+          <w:tcPr>
+            <w:tcW w:w="4554" w:type="dxa"/>
+            <w:hideMark/>
+          </w:tcPr>
+          <w:p>
+            <w:pPr>
+              <w:spacing w:after="160" w:line="278" w:lineRule="auto"/>
+              <w:cnfStyle w:val="000000100000" w:firstRow="0" w:lastRow="0" w:firstColumn="0" w:lastColumn="0" w:oddVBand="0" w:evenVBand="0" w:oddHBand="1" w:evenHBand="0" w:firstRowFirstColumn="0" w:firstRowLastColumn="0" w:lastRowFirstColumn="0" w:lastRowLastColumn="0"/>
+            </w:pPr>
+            <w:r>
+              <w:t>Inserta un objeto Tipo_Dosis en la colección anidada del animal.</w:t>
+            </w:r>
+          </w:p>
+        </w:tc>
+      </w:tr>
+    </w:tbl>
+    <w:p/>
+    <w:p>
+      <w:r>
+        <w:br w:type="page"/>
+      </w:r>
+    </w:p>
+    <w:p/>
+    <w:tbl>
+      <w:tblPr>
+        <w:tblStyle w:val="Tablaconcuadrcula5oscura-nfasis6"/>
+        <w:tblW w:w="0" w:type="auto"/>
+        <w:tblLook w:val="04A0" w:firstRow="1" w:lastRow="0" w:firstColumn="1" w:lastColumn="0" w:noHBand="0" w:noVBand="1"/>
+      </w:tblPr>
+      <w:tblGrid>
+        <w:gridCol w:w="1819"/>
+        <w:gridCol w:w="2957"/>
+        <w:gridCol w:w="3718"/>
+      </w:tblGrid>
+      <w:tr>
+        <w:trPr>
+          <w:cnfStyle w:val="100000000000" w:firstRow="1" w:lastRow="0" w:firstColumn="0" w:lastColumn="0" w:oddVBand="0" w:evenVBand="0" w:oddHBand="0" w:evenHBand="0" w:firstRowFirstColumn="0" w:firstRowLastColumn="0" w:lastRowFirstColumn="0" w:lastRowLastColumn="0"/>
+        </w:trPr>
+        <w:tc>
+          <w:tcPr>
+            <w:cnfStyle w:val="001000000000" w:firstRow="0" w:lastRow="0" w:firstColumn="1" w:lastColumn="0" w:oddVBand="0" w:evenVBand="0" w:oddHBand="0" w:evenHBand="0" w:firstRowFirstColumn="0" w:firstRowLastColumn="0" w:lastRowFirstColumn="0" w:lastRowLastColumn="0"/>
+            <w:tcW w:w="0" w:type="auto"/>
+          </w:tcPr>
+          <w:p>
+            <w:pPr>
+              <w:rPr>
+                <w:b w:val="0"/>
+                <w:bCs w:val="0"/>
+              </w:rPr>
+            </w:pPr>
+            <w:r>
+              <w:t>Categoría</w:t>
+            </w:r>
+          </w:p>
+        </w:tc>
+        <w:tc>
+          <w:tcPr>
+            <w:tcW w:w="0" w:type="auto"/>
+          </w:tcPr>
+          <w:p>
+            <w:pPr>
+              <w:cnfStyle w:val="100000000000" w:firstRow="1" w:lastRow="0" w:firstColumn="0" w:lastColumn="0" w:oddVBand="0" w:evenVBand="0" w:oddHBand="0" w:evenHBand="0" w:firstRowFirstColumn="0" w:firstRowLastColumn="0" w:lastRowFirstColumn="0" w:lastRowLastColumn="0"/>
+              <w:rPr>
+                <w:b w:val="0"/>
+                <w:bCs w:val="0"/>
+              </w:rPr>
+            </w:pPr>
+            <w:r>
+              <w:t>Función</w:t>
+            </w:r>
+          </w:p>
+        </w:tc>
+        <w:tc>
+          <w:tcPr>
+            <w:tcW w:w="0" w:type="auto"/>
+          </w:tcPr>
+          <w:p>
+            <w:pPr>
+              <w:cnfStyle w:val="100000000000" w:firstRow="1" w:lastRow="0" w:firstColumn="0" w:lastColumn="0" w:oddVBand="0" w:evenVBand="0" w:oddHBand="0" w:evenHBand="0" w:firstRowFirstColumn="0" w:firstRowLastColumn="0" w:lastRowFirstColumn="0" w:lastRowLastColumn="0"/>
+              <w:rPr>
+                <w:b w:val="0"/>
+                <w:bCs w:val="0"/>
+              </w:rPr>
+            </w:pPr>
+            <w:r>
+              <w:t>Descripción</w:t>
+            </w:r>
+          </w:p>
+          <w:p>
+            <w:pPr>
+              <w:cnfStyle w:val="100000000000" w:firstRow="1" w:lastRow="0" w:firstColumn="0" w:lastColumn="0" w:oddVBand="0" w:evenVBand="0" w:oddHBand="0" w:evenHBand="0" w:firstRowFirstColumn="0" w:firstRowLastColumn="0" w:lastRowFirstColumn="0" w:lastRowLastColumn="0"/>
+            </w:pPr>
+          </w:p>
+        </w:tc>
+      </w:tr>
+      <w:tr>
+        <w:trPr>
+          <w:cnfStyle w:val="000000100000" w:firstRow="0" w:lastRow="0" w:firstColumn="0" w:lastColumn="0" w:oddVBand="0" w:evenVBand="0" w:oddHBand="1" w:evenHBand="0" w:firstRowFirstColumn="0" w:firstRowLastColumn="0" w:lastRowFirstColumn="0" w:lastRowLastColumn="0"/>
+        </w:trPr>
+        <w:tc>
+          <w:tcPr>
+            <w:cnfStyle w:val="001000000000" w:firstRow="0" w:lastRow="0" w:firstColumn="1" w:lastColumn="0" w:oddVBand="0" w:evenVBand="0" w:oddHBand="0" w:evenHBand="0" w:firstRowFirstColumn="0" w:firstRowLastColumn="0" w:lastRowFirstColumn="0" w:lastRowLastColumn="0"/>
+            <w:tcW w:w="0" w:type="auto"/>
+            <w:hideMark/>
+          </w:tcPr>
+          <w:p>
+            <w:pPr>
+              <w:spacing w:after="160" w:line="278" w:lineRule="auto"/>
+            </w:pPr>
+            <w:r>
+              <w:t>Socios y Cuotas</w:t>
+            </w:r>
+          </w:p>
+        </w:tc>
+        <w:tc>
+          <w:tcPr>
+            <w:tcW w:w="1815" w:type="dxa"/>
+            <w:hideMark/>
+          </w:tcPr>
+          <w:p>
+            <w:pPr>
+              <w:spacing w:after="160" w:line="278" w:lineRule="auto"/>
+              <w:cnfStyle w:val="000000100000" w:firstRow="0" w:lastRow="0" w:firstColumn="0" w:lastColumn="0" w:oddVBand="0" w:evenVBand="0" w:oddHBand="1" w:evenHBand="0" w:firstRowFirstColumn="0" w:firstRowLastColumn="0" w:lastRowFirstColumn="0" w:lastRowLastColumn="0"/>
+              <w:rPr>
+                <w:b/>
+                <w:bCs/>
+              </w:rPr>
+            </w:pPr>
+            <w:r>
+              <w:rPr>
+                <w:b/>
+                <w:bCs/>
+              </w:rPr>
+              <w:t>insertarSocio</w:t>
+            </w:r>
+          </w:p>
+        </w:tc>
+        <w:tc>
+          <w:tcPr>
+            <w:tcW w:w="0" w:type="auto"/>
+            <w:hideMark/>
+          </w:tcPr>
+          <w:p>
+            <w:pPr>
+              <w:spacing w:after="160" w:line="278" w:lineRule="auto"/>
+              <w:cnfStyle w:val="000000100000" w:firstRow="0" w:lastRow="0" w:firstColumn="0" w:lastColumn="0" w:oddVBand="0" w:evenVBand="0" w:oddHBand="1" w:evenHBand="0" w:firstRowFirstColumn="0" w:firstRowLastColumn="0" w:lastRowFirstColumn="0" w:lastRowLastColumn="0"/>
+            </w:pPr>
+            <w:r>
+              <w:t>Registra un nuevo socio con su tabla de cuotas vacía.</w:t>
+            </w:r>
+          </w:p>
+        </w:tc>
+      </w:tr>
+      <w:tr>
+        <w:tc>
+          <w:tcPr>
+            <w:cnfStyle w:val="001000000000" w:firstRow="0" w:lastRow="0" w:firstColumn="1" w:lastColumn="0" w:oddVBand="0" w:evenVBand="0" w:oddHBand="0" w:evenHBand="0" w:firstRowFirstColumn="0" w:firstRowLastColumn="0" w:lastRowFirstColumn="0" w:lastRowLastColumn="0"/>
+            <w:tcW w:w="0" w:type="auto"/>
+            <w:hideMark/>
+          </w:tcPr>
+          <w:p>
+            <w:pPr>
+              <w:spacing w:after="160" w:line="278" w:lineRule="auto"/>
+            </w:pPr>
+          </w:p>
+        </w:tc>
+        <w:tc>
+          <w:tcPr>
+            <w:tcW w:w="0" w:type="auto"/>
+            <w:hideMark/>
+          </w:tcPr>
+          <w:p>
+            <w:pPr>
+              <w:spacing w:after="160" w:line="278" w:lineRule="auto"/>
+              <w:cnfStyle w:val="000000000000" w:firstRow="0" w:lastRow="0" w:firstColumn="0" w:lastColumn="0" w:oddVBand="0" w:evenVBand="0" w:oddHBand="0" w:evenHBand="0" w:firstRowFirstColumn="0" w:firstRowLastColumn="0" w:lastRowFirstColumn="0" w:lastRowLastColumn="0"/>
+              <w:rPr>
+                <w:b/>
+                <w:bCs/>
+              </w:rPr>
+            </w:pPr>
+            <w:r>
+              <w:rPr>
+                <w:b/>
+                <w:bCs/>
+              </w:rPr>
+              <w:t>insertarCuota</w:t>
+            </w:r>
+          </w:p>
+        </w:tc>
+        <w:tc>
+          <w:tcPr>
+            <w:tcW w:w="0" w:type="auto"/>
+            <w:hideMark/>
+          </w:tcPr>
+          <w:p>
+            <w:pPr>
+              <w:spacing w:after="160" w:line="278" w:lineRule="auto"/>
+              <w:cnfStyle w:val="000000000000" w:firstRow="0" w:lastRow="0" w:firstColumn="0" w:lastColumn="0" w:oddVBand="0" w:evenVBand="0" w:oddHBand="0" w:evenHBand="0" w:firstRowFirstColumn="0" w:firstRowLastColumn="0" w:lastRowFirstColumn="0" w:lastRowLastColumn="0"/>
+            </w:pPr>
+            <w:r>
+              <w:t>Define el importe de la cuota para un ejercicio económico concreto.</w:t>
+            </w:r>
+          </w:p>
+        </w:tc>
+      </w:tr>
+      <w:tr>
+        <w:trPr>
+          <w:cnfStyle w:val="000000100000" w:firstRow="0" w:lastRow="0" w:firstColumn="0" w:lastColumn="0" w:oddVBand="0" w:evenVBand="0" w:oddHBand="1" w:evenHBand="0" w:firstRowFirstColumn="0" w:firstRowLastColumn="0" w:lastRowFirstColumn="0" w:lastRowLastColumn="0"/>
+        </w:trPr>
+        <w:tc>
+          <w:tcPr>
+            <w:cnfStyle w:val="001000000000" w:firstRow="0" w:lastRow="0" w:firstColumn="1" w:lastColumn="0" w:oddVBand="0" w:evenVBand="0" w:oddHBand="0" w:evenHBand="0" w:firstRowFirstColumn="0" w:firstRowLastColumn="0" w:lastRowFirstColumn="0" w:lastRowLastColumn="0"/>
+            <w:tcW w:w="0" w:type="auto"/>
+            <w:hideMark/>
+          </w:tcPr>
+          <w:p>
+            <w:pPr>
+              <w:spacing w:after="160" w:line="278" w:lineRule="auto"/>
+            </w:pPr>
+          </w:p>
+        </w:tc>
+        <w:tc>
+          <w:tcPr>
+            <w:tcW w:w="0" w:type="auto"/>
+            <w:hideMark/>
+          </w:tcPr>
+          <w:p>
+            <w:pPr>
+              <w:spacing w:after="160" w:line="278" w:lineRule="auto"/>
+              <w:cnfStyle w:val="000000100000" w:firstRow="0" w:lastRow="0" w:firstColumn="0" w:lastColumn="0" w:oddVBand="0" w:evenVBand="0" w:oddHBand="1" w:evenHBand="0" w:firstRowFirstColumn="0" w:firstRowLastColumn="0" w:lastRowFirstColumn="0" w:lastRowLastColumn="0"/>
+              <w:rPr>
+                <w:b/>
+                <w:bCs/>
+              </w:rPr>
+            </w:pPr>
+            <w:r>
+              <w:rPr>
+                <w:b/>
+                <w:bCs/>
+              </w:rPr>
+              <w:t>asignarCuotaSocio</w:t>
+            </w:r>
+          </w:p>
+        </w:tc>
+        <w:tc>
+          <w:tcPr>
+            <w:tcW w:w="0" w:type="auto"/>
+            <w:hideMark/>
+          </w:tcPr>
+          <w:p>
+            <w:pPr>
+              <w:spacing w:after="160" w:line="278" w:lineRule="auto"/>
+              <w:cnfStyle w:val="000000100000" w:firstRow="0" w:lastRow="0" w:firstColumn="0" w:lastColumn="0" w:oddVBand="0" w:evenVBand="0" w:oddHBand="1" w:evenHBand="0" w:firstRowFirstColumn="0" w:firstRowLastColumn="0" w:lastRowFirstColumn="0" w:lastRowLastColumn="0"/>
+            </w:pPr>
+            <w:r>
+              <w:t>Vincula manualmente una cuota a un socio específico.</w:t>
+            </w:r>
+          </w:p>
+        </w:tc>
+      </w:tr>
+      <w:tr>
+        <w:tc>
+          <w:tcPr>
+            <w:cnfStyle w:val="001000000000" w:firstRow="0" w:lastRow="0" w:firstColumn="1" w:lastColumn="0" w:oddVBand="0" w:evenVBand="0" w:oddHBand="0" w:evenHBand="0" w:firstRowFirstColumn="0" w:firstRowLastColumn="0" w:lastRowFirstColumn="0" w:lastRowLastColumn="0"/>
+            <w:tcW w:w="0" w:type="auto"/>
+            <w:hideMark/>
+          </w:tcPr>
+          <w:p>
+            <w:pPr>
+              <w:spacing w:after="160" w:line="278" w:lineRule="auto"/>
+            </w:pPr>
+            <w:r>
+              <w:t>Configuración</w:t>
+            </w:r>
+          </w:p>
+        </w:tc>
+        <w:tc>
+          <w:tcPr>
+            <w:tcW w:w="0" w:type="auto"/>
+            <w:hideMark/>
+          </w:tcPr>
+          <w:p>
+            <w:pPr>
+              <w:spacing w:after="160" w:line="278" w:lineRule="auto"/>
+              <w:cnfStyle w:val="000000000000" w:firstRow="0" w:lastRow="0" w:firstColumn="0" w:lastColumn="0" w:oddVBand="0" w:evenVBand="0" w:oddHBand="0" w:evenHBand="0" w:firstRowFirstColumn="0" w:firstRowLastColumn="0" w:lastRowFirstColumn="0" w:lastRowLastColumn="0"/>
+              <w:rPr>
+                <w:b/>
+                <w:bCs/>
+              </w:rPr>
+            </w:pPr>
+            <w:r>
+              <w:rPr>
+                <w:b/>
+                <w:bCs/>
+              </w:rPr>
+              <w:t>obtenerRazasPorEspecie</w:t>
+            </w:r>
+          </w:p>
+        </w:tc>
+        <w:tc>
+          <w:tcPr>
+            <w:tcW w:w="0" w:type="auto"/>
+            <w:hideMark/>
+          </w:tcPr>
+          <w:p>
+            <w:pPr>
+              <w:spacing w:after="160" w:line="278" w:lineRule="auto"/>
+              <w:cnfStyle w:val="000000000000" w:firstRow="0" w:lastRow="0" w:firstColumn="0" w:lastColumn="0" w:oddVBand="0" w:evenVBand="0" w:oddHBand="0" w:evenHBand="0" w:firstRowFirstColumn="0" w:firstRowLastColumn="0" w:lastRowFirstColumn="0" w:lastRowLastColumn="0"/>
+            </w:pPr>
+            <w:r>
+              <w:t>Devuelve una colección con los nombres de las razas de una especie dada.</w:t>
+            </w:r>
+          </w:p>
+        </w:tc>
+      </w:tr>
+      <w:tr>
+        <w:trPr>
+          <w:cnfStyle w:val="000000100000" w:firstRow="0" w:lastRow="0" w:firstColumn="0" w:lastColumn="0" w:oddVBand="0" w:evenVBand="0" w:oddHBand="1" w:evenHBand="0" w:firstRowFirstColumn="0" w:firstRowLastColumn="0" w:lastRowFirstColumn="0" w:lastRowLastColumn="0"/>
+        </w:trPr>
+        <w:tc>
+          <w:tcPr>
+            <w:cnfStyle w:val="001000000000" w:firstRow="0" w:lastRow="0" w:firstColumn="1" w:lastColumn="0" w:oddVBand="0" w:evenVBand="0" w:oddHBand="0" w:evenHBand="0" w:firstRowFirstColumn="0" w:firstRowLastColumn="0" w:lastRowFirstColumn="0" w:lastRowLastColumn="0"/>
+            <w:tcW w:w="0" w:type="auto"/>
+            <w:hideMark/>
+          </w:tcPr>
+          <w:p>
+            <w:pPr>
+              <w:spacing w:after="160" w:line="278" w:lineRule="auto"/>
+            </w:pPr>
+          </w:p>
+        </w:tc>
+        <w:tc>
+          <w:tcPr>
+            <w:tcW w:w="0" w:type="auto"/>
+            <w:hideMark/>
+          </w:tcPr>
+          <w:p>
+            <w:pPr>
+              <w:spacing w:after="160" w:line="278" w:lineRule="auto"/>
+              <w:cnfStyle w:val="000000100000" w:firstRow="0" w:lastRow="0" w:firstColumn="0" w:lastColumn="0" w:oddVBand="0" w:evenVBand="0" w:oddHBand="1" w:evenHBand="0" w:firstRowFirstColumn="0" w:firstRowLastColumn="0" w:lastRowFirstColumn="0" w:lastRowLastColumn="0"/>
+              <w:rPr>
+                <w:b/>
+                <w:bCs/>
+              </w:rPr>
+            </w:pPr>
+            <w:r>
+              <w:rPr>
+                <w:b/>
+                <w:bCs/>
+              </w:rPr>
+              <w:t>insertarEspecie/Raza</w:t>
+            </w:r>
+          </w:p>
+        </w:tc>
+        <w:tc>
+          <w:tcPr>
+            <w:tcW w:w="0" w:type="auto"/>
+            <w:hideMark/>
+          </w:tcPr>
+          <w:p>
+            <w:pPr>
+              <w:spacing w:after="160" w:line="278" w:lineRule="auto"/>
+              <w:cnfStyle w:val="000000100000" w:firstRow="0" w:lastRow="0" w:firstColumn="0" w:lastColumn="0" w:oddVBand="0" w:evenVBand="0" w:oddHBand="1" w:evenHBand="0" w:firstRowFirstColumn="0" w:firstRowLastColumn="0" w:lastRowFirstColumn="0" w:lastRowLastColumn="0"/>
+            </w:pPr>
+            <w:r>
+              <w:t>Funciones auxiliares para el mantenimiento de tablas maestras.</w:t>
+            </w:r>
+          </w:p>
+        </w:tc>
+      </w:tr>
+    </w:tbl>
+    <w:p/>
+    <w:p>
+      <w:pPr>
+        <w:pStyle w:val="Ttulo2"/>
+      </w:pPr>
+      <w:bookmarkStart w:id="10" w:name="_Toc229226473"/>
+      <w:r>
+        <w:t xml:space="preserve">6.2 </w:t>
+      </w:r>
+      <w:r>
+        <w:t>Disparadores (Triggers)</w:t>
+      </w:r>
+      <w:bookmarkEnd w:id="10"/>
+    </w:p>
+    <w:p>
+      <w:r>
+        <w:t>Los disparadores se han diseñado para automatizar procesos críticos que no deben depender de la intervención manual del usuario.</w:t>
+      </w:r>
+    </w:p>
+    <w:p>
+      <w:pPr>
+        <w:pStyle w:val="Ttulo3"/>
+      </w:pPr>
+      <w:bookmarkStart w:id="11" w:name="_Toc229226474"/>
+      <w:r>
+        <w:t>A. Trigger_SuministrarEsenciales</w:t>
+      </w:r>
+      <w:bookmarkEnd w:id="11"/>
+    </w:p>
+    <w:p>
+      <w:pPr>
+        <w:numPr>
+          <w:ilvl w:val="0"/>
+          <w:numId w:val="11"/>
+        </w:numPr>
+        <w:rPr>
+          <w:lang w:val="en-GB"/>
+        </w:rPr>
+      </w:pPr>
+      <w:r>
+        <w:rPr>
+          <w:b/>
+          <w:bCs/>
+          <w:lang w:val="en-GB"/>
+        </w:rPr>
+        <w:t>Evento:</w:t>
+      </w:r>
+      <w:r>
+        <w:rPr>
+          <w:lang w:val="en-GB"/>
+        </w:rPr>
+        <w:t xml:space="preserve"> BEFORE INSERT ON Tabl</w:t>
+      </w:r>
+      <w:r>
+        <w:rPr>
+          <w:lang w:val="en-GB"/>
+        </w:rPr>
+        <w:t>a</w:t>
+      </w:r>
+      <w:r>
+        <w:rPr>
+          <w:lang w:val="en-GB"/>
+        </w:rPr>
+        <w:t>_Animal</w:t>
+      </w:r>
+      <w:r>
+        <w:rPr>
+          <w:lang w:val="en-GB"/>
+        </w:rPr>
+        <w:t>.</w:t>
+      </w:r>
+    </w:p>
+    <w:p>
+      <w:pPr>
+        <w:numPr>
+          <w:ilvl w:val="0"/>
+          <w:numId w:val="11"/>
+        </w:numPr>
+      </w:pPr>
+      <w:r>
+        <w:rPr>
+          <w:b/>
+          <w:bCs/>
+        </w:rPr>
+        <w:t>Propósito:</w:t>
+      </w:r>
+      <w:r>
+        <w:t xml:space="preserve"> Automatizar el protocolo sanitario inicial.</w:t>
+      </w:r>
+    </w:p>
+    <w:p>
+      <w:pPr>
+        <w:numPr>
+          <w:ilvl w:val="0"/>
+          <w:numId w:val="11"/>
+        </w:numPr>
+      </w:pPr>
+      <w:r>
+        <w:rPr>
+          <w:b/>
+          <w:bCs/>
+        </w:rPr>
+        <w:t>Lógica:</w:t>
+      </w:r>
+      <w:r>
+        <w:t xml:space="preserve"> Cuando un animal entra al refugio, el disparador busca en Tabla_Vacuna todas aquellas vacunas marcadas como "Esenciales" (esEsencial = 'S') que correspondan a la especie del animal. Automáticamente, inserta estas vacunas en el historial del animal con la fecha de hoy.</w:t>
+      </w:r>
+    </w:p>
+    <w:p>
+      <w:pPr>
+        <w:pStyle w:val="Ttulo3"/>
+      </w:pPr>
+      <w:bookmarkStart w:id="12" w:name="_Toc229226475"/>
+      <w:r>
+        <w:t>B. Trigger_AsignarCuotas</w:t>
+      </w:r>
+      <w:bookmarkEnd w:id="12"/>
+    </w:p>
+    <w:p>
+      <w:pPr>
+        <w:numPr>
+          <w:ilvl w:val="0"/>
+          <w:numId w:val="12"/>
+        </w:numPr>
+        <w:rPr>
+          <w:lang w:val="en-GB"/>
+        </w:rPr>
+      </w:pPr>
+      <w:r>
+        <w:rPr>
+          <w:b/>
+          <w:bCs/>
+          <w:lang w:val="en-GB"/>
+        </w:rPr>
+        <w:t>Evento:</w:t>
+      </w:r>
+      <w:r>
+        <w:rPr>
+          <w:lang w:val="en-GB"/>
+        </w:rPr>
+        <w:t xml:space="preserve"> FOR INSERT ON Tabla_InfoCuota (Compound Trigger).</w:t>
+      </w:r>
+    </w:p>
+    <w:p>
+      <w:pPr>
+        <w:numPr>
+          <w:ilvl w:val="0"/>
+          <w:numId w:val="12"/>
+        </w:numPr>
+      </w:pPr>
+      <w:r>
+        <w:rPr>
+          <w:b/>
+          <w:bCs/>
+        </w:rPr>
+        <w:t>Propósito:</w:t>
+      </w:r>
+      <w:r>
+        <w:t xml:space="preserve"> Automatizar la facturación anual.</w:t>
+      </w:r>
+    </w:p>
+    <w:p>
+      <w:pPr>
+        <w:numPr>
+          <w:ilvl w:val="0"/>
+          <w:numId w:val="12"/>
+        </w:numPr>
+      </w:pPr>
+      <w:r>
+        <w:rPr>
+          <w:b/>
+          <w:bCs/>
+        </w:rPr>
+        <w:t>Lógica:</w:t>
+      </w:r>
+      <w:r>
+        <w:t xml:space="preserve"> Al ser un disparador compuesto, gestiona la lógica en dos pasos para evitar errores de tablas mutantes:</w:t>
+      </w:r>
+    </w:p>
+    <w:p>
+      <w:pPr>
+        <w:numPr>
+          <w:ilvl w:val="1"/>
+          <w:numId w:val="12"/>
+        </w:numPr>
+      </w:pPr>
+      <w:r>
+        <w:rPr>
+          <w:b/>
+          <w:bCs/>
+        </w:rPr>
+        <w:t>After Each Row:</w:t>
+      </w:r>
+      <w:r>
+        <w:t xml:space="preserve"> Captura el año del nuevo ejercicio creado.</w:t>
+      </w:r>
+    </w:p>
+    <w:p>
+      <w:pPr>
+        <w:numPr>
+          <w:ilvl w:val="1"/>
+          <w:numId w:val="12"/>
+        </w:numPr>
+      </w:pPr>
+      <w:r>
+        <w:rPr>
+          <w:b/>
+          <w:bCs/>
+        </w:rPr>
+        <w:lastRenderedPageBreak/>
+        <w:t>After Statement:</w:t>
+      </w:r>
+      <w:r>
+        <w:t xml:space="preserve"> Una vez creada la cuota anual (ej. Ejercicio 2024), recorre todos los socios registrados y les asigna automáticamente dicha cuota en su historial personal con el estado de pago en 'N' (No pagada).</w:t>
+      </w:r>
+    </w:p>
+    <w:p/>
+    <w:p>
+      <w:pPr>
+        <w:pStyle w:val="Ttulo1"/>
+        <w:numPr>
+          <w:ilvl w:val="0"/>
+          <w:numId w:val="10"/>
+        </w:numPr>
+      </w:pPr>
+      <w:bookmarkStart w:id="13" w:name="_Toc229226476"/>
+      <w:r>
+        <w:t>Conclusiones</w:t>
+      </w:r>
+      <w:bookmarkEnd w:id="13"/>
+    </w:p>
+    <w:p>
+      <w:r>
+        <w:t>Una vez finalizado el desarrollo del sistema de gestión para el refugio, estas son las principales conclusiones sobre lo que hemos conseguido con esta solución:</w:t>
+      </w:r>
+    </w:p>
+    <w:p>
+      <w:pPr>
+        <w:numPr>
+          <w:ilvl w:val="0"/>
+          <w:numId w:val="14"/>
+        </w:numPr>
+      </w:pPr>
+      <w:r>
+        <w:rPr>
+          <w:b/>
+          <w:bCs/>
+        </w:rPr>
+        <w:t>Un modelo que entiende la realidad (O/R):</w:t>
+      </w:r>
+      <w:r>
+        <w:t xml:space="preserve"> Usar el modelo Objeto-Relacional ha sido todo un acierto. En lugar de tener la información "desparramada" en decenas de tablas inconexas, hemos logrado que los datos médicos (vacunas) y económicos (cuotas) viajen pegados a su dueño (el animal o el socio). Esto no solo hace que la base de datos sea más intuitiva y fiel a la vida real, sino que también la hace mucho más rápida al evitar cruces de datos innecesarios.</w:t>
+      </w:r>
+    </w:p>
+    <w:p>
+      <w:pPr>
+        <w:numPr>
+          <w:ilvl w:val="0"/>
+          <w:numId w:val="14"/>
+        </w:numPr>
+      </w:pPr>
+      <w:r>
+        <w:rPr>
+          <w:b/>
+          <w:bCs/>
+        </w:rPr>
+        <w:t>Tranquilidad veterinaria gracias a la automatización:</w:t>
+      </w:r>
+      <w:r>
+        <w:t xml:space="preserve"> Quizás uno de los puntos más valiosos es haber logrado que la base de datos sea "inteligente". Gracias a los </w:t>
+      </w:r>
+      <w:r>
+        <w:rPr>
+          <w:i/>
+          <w:iCs/>
+        </w:rPr>
+        <w:t>triggers</w:t>
+      </w:r>
+      <w:r>
+        <w:t>, el refugio tiene la seguridad de que, en cuanto entra un animal, el sistema le asigna sus vacunas esenciales automáticamente. Esto elimina el miedo al error humano o al olvido, garantizando que todos los animales reciban sus cuidados básicos desde el primer minuto.</w:t>
+      </w:r>
+    </w:p>
+    <w:p>
+      <w:pPr>
+        <w:numPr>
+          <w:ilvl w:val="0"/>
+          <w:numId w:val="14"/>
+        </w:numPr>
+      </w:pPr>
+      <w:r>
+        <w:rPr>
+          <w:b/>
+          <w:bCs/>
+        </w:rPr>
+        <w:t>Datos con "vida propia":</w:t>
+      </w:r>
+      <w:r>
+        <w:t xml:space="preserve"> Al crear el paquete funcionesRefugio y meter lógica directamente en los objetos (como el cálculo automático de la edad), hemos conseguido que los datos no sean simples textos estáticos. Ahora, el dato sabe "comportarse". Esto facilita muchísimo el trabajo si en el futuro queremos conectar el sistema con una web o una app móvil, ya que las reglas siempre serán las mismas y el código será más fácil de ampliar.</w:t>
+      </w:r>
+    </w:p>
+    <w:p>
+      <w:pPr>
+        <w:numPr>
+          <w:ilvl w:val="0"/>
+          <w:numId w:val="14"/>
+        </w:numPr>
+      </w:pPr>
+      <w:r>
+        <w:rPr>
+          <w:b/>
+          <w:bCs/>
+        </w:rPr>
+        <w:t>Conexiones seguras y sin duplicados:</w:t>
+      </w:r>
+      <w:r>
+        <w:t xml:space="preserve"> Mediante el uso de referencias lógicas (REF), hemos creado un sistema de "punteros" muy robusto. Esto nos permite conectar un animal con su vacuna o un socio con su cuota de forma limpia, sin necesidad de repetir información. Es una forma elegante de asegurar que todo esté en su sitio y que no existan datos "huérfanos" o erróneos.</w:t>
+      </w:r>
+    </w:p>
+    <w:p>
+      <w:pPr>
+        <w:numPr>
+          <w:ilvl w:val="0"/>
+          <w:numId w:val="14"/>
+        </w:numPr>
+      </w:pPr>
+      <w:r>
+        <w:rPr>
+          <w:b/>
+          <w:bCs/>
+        </w:rPr>
+        <w:lastRenderedPageBreak/>
+        <w:t>Orden administrativo para la supervivencia del centro:</w:t>
+      </w:r>
+      <w:r>
+        <w:t xml:space="preserve"> Por último, el sistema no se queda solo en lo veterinario. Hemos construido una estructura que da claridad a las cuentas del refugio. Al tener las cuotas de los socios integradas en sus perfiles, el control de los pagos y la detección de la morosidad son inmediatos. En un entorno donde los recursos son limitados, esta visibilidad es fundamental para que el refugio sea sostenible a largo plazo.</w:t>
+      </w:r>
+    </w:p>
+    <w:p>
+      <w:r>
+        <w:t>En definitiva, este proyecto es la prueba de que, cuando combinamos la potencia de Oracle con la flexibilidad de los objetos, la tecnología deja de ser una barrera y se convierte en una herramienta que se adapta perfectamente a las necesidades reales del refugio.</w:t>
+      </w:r>
+    </w:p>
+    <w:p/>
+    <w:p>
+      <w:pPr>
+        <w:pStyle w:val="Ttulo1"/>
+        <w:numPr>
+          <w:ilvl w:val="0"/>
+          <w:numId w:val="10"/>
+        </w:numPr>
+      </w:pPr>
+      <w:r>
+        <w:t>Referencias bibliográficas.</w:t>
+      </w:r>
+    </w:p>
+    <w:p>
+      <w:r>
+        <w:t>Modelos de datos: Modelo Conceptual, Físico y Lógico</w:t>
+      </w:r>
+      <w:r>
+        <w:t xml:space="preserve"> (</w:t>
+      </w:r>
+      <w:hyperlink r:id="rId11" w:history="1">
+        <w:r>
+          <w:rPr>
+            <w:rStyle w:val="Hipervnculo"/>
+          </w:rPr>
+          <w:t>https://www.tecnologias-informacion.com/modelos-datos.html</w:t>
+        </w:r>
+      </w:hyperlink>
+      <w:r>
+        <w:t>)</w:t>
+      </w:r>
+    </w:p>
+    <w:p>
+      <w:r>
+        <w:t>Disparadores Compuestos (Compound Triggers)</w:t>
+      </w:r>
+      <w:r>
+        <w:t xml:space="preserve"> (</w:t>
+      </w:r>
+      <w:hyperlink r:id="rId12" w:history="1">
+        <w:r>
+          <w:rPr>
+            <w:rStyle w:val="Hipervnculo"/>
+          </w:rPr>
+          <w:t>https://profesionghh.blogspot.com/2015/01/disparadores-compuestos-compound.html</w:t>
+        </w:r>
+      </w:hyperlink>
+      <w:r>
+        <w:t>)</w:t>
+      </w:r>
+    </w:p>
+    <w:p>
+      <w:r>
+        <w:t>Triggers Documentacion (</w:t>
+      </w:r>
+      <w:hyperlink r:id="rId13" w:history="1">
+        <w:r>
+          <w:rPr>
+            <w:rStyle w:val="Hipervnculo"/>
+          </w:rPr>
+          <w:t>https://docs.oracle.com/html/B28370_05/triggers.htm</w:t>
+        </w:r>
+      </w:hyperlink>
+      <w:r>
+        <w:t>)</w:t>
+      </w:r>
+    </w:p>
+    <w:p>
+      <w:pPr>
+        <w:rPr>
+          <w:lang w:val="en-GB"/>
+        </w:rPr>
+      </w:pPr>
+      <w:r>
+        <w:rPr>
+          <w:lang w:val="en-GB"/>
+        </w:rPr>
+        <w:t>API QT (</w:t>
+      </w:r>
+      <w:hyperlink r:id="rId14" w:history="1">
+        <w:r>
+          <w:rPr>
+            <w:rStyle w:val="Hipervnculo"/>
+            <w:lang w:val="en-GB"/>
+          </w:rPr>
+          <w:t>https://doc.qt.io/qt-6/qtdesigner-manual.html</w:t>
+        </w:r>
+      </w:hyperlink>
+      <w:r>
+        <w:rPr>
+          <w:lang w:val="en-GB"/>
+        </w:rPr>
+        <w:t>)</w:t>
+      </w:r>
+    </w:p>
+    <w:p>
+      <w:pPr>
+        <w:rPr>
+          <w:lang w:val="en-GB"/>
+        </w:rPr>
+      </w:pPr>
+      <w:r>
+        <w:rPr>
+          <w:lang w:val="en-GB"/>
+        </w:rPr>
+        <w:t>AP</w:t>
+      </w:r>
+      <w:r>
+        <w:rPr>
+          <w:lang w:val="en-GB"/>
+        </w:rPr>
+        <w:t>I QT Ingles (</w:t>
+      </w:r>
+      <w:hyperlink r:id="rId15" w:history="1">
+        <w:r>
+          <w:rPr>
+            <w:rStyle w:val="Hipervnculo"/>
+            <w:lang w:val="en-GB"/>
+          </w:rPr>
+          <w:t>https://doc.qt.io/qt-6/es/qtdesigner-index.html</w:t>
+        </w:r>
+      </w:hyperlink>
+      <w:r>
+        <w:rPr>
+          <w:lang w:val="en-GB"/>
+        </w:rPr>
+        <w:t>)</w:t>
+      </w:r>
+    </w:p>
+    <w:p>
+      <w:pPr>
+        <w:rPr>
+          <w:lang w:val="en-GB"/>
+        </w:rPr>
+      </w:pPr>
+      <w:r>
+        <w:rPr>
+          <w:lang w:val="en-GB"/>
+        </w:rPr>
+        <w:br w:type="page"/>
+      </w:r>
+    </w:p>
+    <w:p>
+      <w:pPr>
+        <w:pStyle w:val="Ttulo1"/>
+        <w:numPr>
+          <w:ilvl w:val="0"/>
+          <w:numId w:val="10"/>
+        </w:numPr>
+        <w:rPr>
+          <w:lang w:val="en-GB"/>
+        </w:rPr>
+      </w:pPr>
+      <w:r>
+        <w:rPr>
+          <w:lang w:val="en-GB"/>
+        </w:rPr>
+        <w:lastRenderedPageBreak/>
+        <w:t>Manual de instalación</w:t>
+      </w:r>
+    </w:p>
+    <w:p>
+      <w:pPr>
+        <w:pStyle w:val="Prrafodelista"/>
+        <w:numPr>
+          <w:ilvl w:val="1"/>
+          <w:numId w:val="10"/>
+        </w:numPr>
+      </w:pPr>
+      <w:r>
+        <w:t>Instalación de las librerías neces</w:t>
+      </w:r>
+      <w:r>
+        <w:t>arias a través de:</w:t>
+      </w:r>
+      <w:r>
+        <w:br/>
+      </w:r>
+      <w:r>
+        <w:rPr>
+          <w:b/>
+          <w:bCs/>
+        </w:rPr>
+        <w:t>pip install -r requirements.txt</w:t>
+      </w:r>
+    </w:p>
+    <w:p>
+      <w:pPr>
+        <w:pStyle w:val="Prrafodelista"/>
+        <w:numPr>
+          <w:ilvl w:val="1"/>
+          <w:numId w:val="10"/>
+        </w:numPr>
+      </w:pPr>
+      <w:r>
+        <w:t xml:space="preserve">Instalación de la base de datos a través de la ejecución en Oracle del script: </w:t>
+      </w:r>
+      <w:r>
+        <w:rPr>
+          <w:b/>
+          <w:bCs/>
+        </w:rPr>
+        <w:t>main.sql</w:t>
+      </w:r>
+    </w:p>
+    <w:p>
+      <w:pPr>
+        <w:pStyle w:val="Prrafodelista"/>
+        <w:numPr>
+          <w:ilvl w:val="1"/>
+          <w:numId w:val="10"/>
+        </w:numPr>
+      </w:pPr>
+      <w:r>
+        <w:t>Dentro de conexión.py, establecer los campos para la conexión dentro del fichero conexión.ini</w:t>
+      </w:r>
+    </w:p>
+    <w:p>
+      <w:pPr>
+        <w:pStyle w:val="Prrafodelista"/>
+        <w:numPr>
+          <w:ilvl w:val="1"/>
+          <w:numId w:val="10"/>
+        </w:numPr>
+      </w:pPr>
+      <w:r>
+        <w:t>Ejecutar el proyecto (main.py)</w:t>
+      </w:r>
+    </w:p>
+    <w:p>
+      <w:pPr>
+        <w:pStyle w:val="Prrafodelista"/>
+        <w:ind w:left="1440"/>
+      </w:pPr>
+    </w:p>
+    <w:p>
+      <w:pPr>
+        <w:pStyle w:val="Prrafodelista"/>
+        <w:ind w:left="1440"/>
+      </w:pPr>
+    </w:p>
+    <w:p/>
     <w:p/>
     <w:sectPr>
-      <w:headerReference w:type="default" r:id="rId8"/>
-      <w:footerReference w:type="default" r:id="rId9"/>
+      <w:headerReference w:type="default" r:id="rId16"/>
+      <w:footerReference w:type="default" r:id="rId17"/>
       <w:pgSz w:w="11906" w:h="16838"/>
       <w:pgMar w:top="1417" w:right="1701" w:bottom="1417" w:left="1701" w:header="426" w:footer="708" w:gutter="0"/>
       <w:pgNumType w:start="0"/>
@@ -1847,6 +4450,146 @@
 <file path=word/numbering.xml><?xml version="1.0" encoding="utf-8"?>
 <w:numbering xmlns:wpc="http://schemas.microsoft.com/office/word/2010/wordprocessingCanvas" xmlns:cx="http://schemas.microsoft.com/office/drawing/2014/chartex" xmlns:cx1="http://schemas.microsoft.com/office/drawing/2015/9/8/chartex" xmlns:cx2="http://schemas.microsoft.com/office/drawing/2015/10/21/chartex" xmlns:cx3="http://schemas.microsoft.com/office/drawing/2016/5/9/chartex" xmlns:cx4="http://schemas.microsoft.com/office/drawing/2016/5/10/chartex" xmlns:cx5="http://schemas.microsoft.com/office/drawing/2016/5/11/chartex" xmlns:cx6="http://schemas.microsoft.com/office/drawing/2016/5/12/chartex" xmlns:cx7="http://schemas.microsoft.com/office/drawing/2016/5/13/chartex" xmlns:cx8="http://schemas.microsoft.com/office/drawing/2016/5/14/chartex" xmlns:mc="http://schemas.openxmlformats.org/markup-compatibility/2006" xmlns:aink="http://schemas.microsoft.com/office/drawing/2016/ink" xmlns:am3d="http://schemas.microsoft.com/office/drawing/2017/model3d" xmlns:o="urn:schemas-microsoft-com:office:office" xmlns:oel="http://schemas.microsoft.com/office/2019/extlst" xmlns:r="http://schemas.openxmlformats.org/officeDocument/2006/relationships" xmlns:m="http://schemas.openxmlformats.org/officeDocument/2006/math" xmlns:v="urn:schemas-microsoft-com:vml" xmlns:wp14="http://schemas.microsoft.com/office/word/2010/wordprocessingDrawing" xmlns:wp="http://schemas.openxmlformats.org/drawingml/2006/wordprocessingDrawing" xmlns:w10="urn:schemas-microsoft-com:office:word" xmlns:w="http://schemas.openxmlformats.org/wordprocessingml/2006/main" xmlns:w14="http://schemas.microsoft.com/office/word/2010/wordml" xmlns:w15="http://schemas.microsoft.com/office/word/2012/wordml" xmlns:w16cex="http://schemas.microsoft.com/office/word/2018/wordml/cex" xmlns:w16cid="http://schemas.microsoft.com/office/word/2016/wordml/cid" xmlns:w16="http://schemas.microsoft.com/office/word/2018/wordml" xmlns:w16du="http://schemas.microsoft.com/office/word/2023/wordml/word16du" xmlns:w16sdtdh="http://schemas.microsoft.com/office/word/2020/wordml/sdtdatahash" xmlns:w16sdtfl="http://schemas.microsoft.com/office/word/2024/wordml/sdtformatlock" xmlns:w16se="http://schemas.microsoft.com/office/word/2015/wordml/symex" xmlns:wpg="http://schemas.microsoft.com/office/word/2010/wordprocessingGroup" xmlns:wpi="http://schemas.microsoft.com/office/word/2010/wordprocessingInk" xmlns:wne="http://schemas.microsoft.com/office/word/2006/wordml" xmlns:wps="http://schemas.microsoft.com/office/word/2010/wordprocessingShape" mc:Ignorable="w14 w15 w16se w16cid w16 w16cex w16sdtdh w16sdtfl w16du wp14">
   <w:abstractNum w:abstractNumId="0" w15:restartNumberingAfterBreak="0">
+    <w:nsid w:val="0793407B"/>
+    <w:multiLevelType w:val="multilevel"/>
+    <w:tmpl w:val="526A04A6"/>
+    <w:lvl w:ilvl="0">
+      <w:start w:val="3"/>
+      <w:numFmt w:val="decimal"/>
+      <w:lvlText w:val="%1."/>
+      <w:lvlJc w:val="left"/>
+      <w:pPr>
+        <w:tabs>
+          <w:tab w:val="num" w:pos="720"/>
+        </w:tabs>
+        <w:ind w:left="720" w:hanging="360"/>
+      </w:pPr>
+      <w:rPr>
+        <w:rFonts w:hint="default"/>
+      </w:rPr>
+    </w:lvl>
+    <w:lvl w:ilvl="1">
+      <w:start w:val="1"/>
+      <w:numFmt w:val="decimal"/>
+      <w:lvlText w:val="%2."/>
+      <w:lvlJc w:val="left"/>
+      <w:pPr>
+        <w:tabs>
+          <w:tab w:val="num" w:pos="1440"/>
+        </w:tabs>
+        <w:ind w:left="1440" w:hanging="360"/>
+      </w:pPr>
+      <w:rPr>
+        <w:rFonts w:hint="default"/>
+      </w:rPr>
+    </w:lvl>
+    <w:lvl w:ilvl="2">
+      <w:start w:val="1"/>
+      <w:numFmt w:val="decimal"/>
+      <w:lvlText w:val="%3."/>
+      <w:lvlJc w:val="left"/>
+      <w:pPr>
+        <w:tabs>
+          <w:tab w:val="num" w:pos="2160"/>
+        </w:tabs>
+        <w:ind w:left="2160" w:hanging="360"/>
+      </w:pPr>
+      <w:rPr>
+        <w:rFonts w:hint="default"/>
+      </w:rPr>
+    </w:lvl>
+    <w:lvl w:ilvl="3">
+      <w:start w:val="1"/>
+      <w:numFmt w:val="decimal"/>
+      <w:lvlText w:val="%4."/>
+      <w:lvlJc w:val="left"/>
+      <w:pPr>
+        <w:tabs>
+          <w:tab w:val="num" w:pos="2880"/>
+        </w:tabs>
+        <w:ind w:left="2880" w:hanging="360"/>
+      </w:pPr>
+      <w:rPr>
+        <w:rFonts w:hint="default"/>
+      </w:rPr>
+    </w:lvl>
+    <w:lvl w:ilvl="4">
+      <w:start w:val="1"/>
+      <w:numFmt w:val="decimal"/>
+      <w:lvlText w:val="%5."/>
+      <w:lvlJc w:val="left"/>
+      <w:pPr>
+        <w:tabs>
+          <w:tab w:val="num" w:pos="3600"/>
+        </w:tabs>
+        <w:ind w:left="3600" w:hanging="360"/>
+      </w:pPr>
+      <w:rPr>
+        <w:rFonts w:hint="default"/>
+      </w:rPr>
+    </w:lvl>
+    <w:lvl w:ilvl="5">
+      <w:start w:val="1"/>
+      <w:numFmt w:val="decimal"/>
+      <w:lvlText w:val="%6."/>
+      <w:lvlJc w:val="left"/>
+      <w:pPr>
+        <w:tabs>
+          <w:tab w:val="num" w:pos="4320"/>
+        </w:tabs>
+        <w:ind w:left="4320" w:hanging="360"/>
+      </w:pPr>
+      <w:rPr>
+        <w:rFonts w:hint="default"/>
+      </w:rPr>
+    </w:lvl>
+    <w:lvl w:ilvl="6">
+      <w:start w:val="1"/>
+      <w:numFmt w:val="decimal"/>
+      <w:lvlText w:val="%7."/>
+      <w:lvlJc w:val="left"/>
+      <w:pPr>
+        <w:tabs>
+          <w:tab w:val="num" w:pos="5040"/>
+        </w:tabs>
+        <w:ind w:left="5040" w:hanging="360"/>
+      </w:pPr>
+      <w:rPr>
+        <w:rFonts w:hint="default"/>
+      </w:rPr>
+    </w:lvl>
+    <w:lvl w:ilvl="7">
+      <w:start w:val="1"/>
+      <w:numFmt w:val="decimal"/>
+      <w:lvlText w:val="%8."/>
+      <w:lvlJc w:val="left"/>
+      <w:pPr>
+        <w:tabs>
+          <w:tab w:val="num" w:pos="5760"/>
+        </w:tabs>
+        <w:ind w:left="5760" w:hanging="360"/>
+      </w:pPr>
+      <w:rPr>
+        <w:rFonts w:hint="default"/>
+      </w:rPr>
+    </w:lvl>
+    <w:lvl w:ilvl="8">
+      <w:start w:val="1"/>
+      <w:numFmt w:val="decimal"/>
+      <w:lvlText w:val="%9."/>
+      <w:lvlJc w:val="left"/>
+      <w:pPr>
+        <w:tabs>
+          <w:tab w:val="num" w:pos="6480"/>
+        </w:tabs>
+        <w:ind w:left="6480" w:hanging="360"/>
+      </w:pPr>
+      <w:rPr>
+        <w:rFonts w:hint="default"/>
+      </w:rPr>
+    </w:lvl>
+  </w:abstractNum>
+  <w:abstractNum w:abstractNumId="1" w15:restartNumberingAfterBreak="0">
     <w:nsid w:val="1F84483B"/>
     <w:multiLevelType w:val="multilevel"/>
     <w:tmpl w:val="68C828BA"/>
@@ -1995,7 +4738,454 @@
       </w:rPr>
     </w:lvl>
   </w:abstractNum>
-  <w:abstractNum w:abstractNumId="1" w15:restartNumberingAfterBreak="0">
+  <w:abstractNum w:abstractNumId="2" w15:restartNumberingAfterBreak="0">
+    <w:nsid w:val="3C985CBD"/>
+    <w:multiLevelType w:val="multilevel"/>
+    <w:tmpl w:val="0054185C"/>
+    <w:lvl w:ilvl="0">
+      <w:start w:val="1"/>
+      <w:numFmt w:val="bullet"/>
+      <w:lvlText w:val=""/>
+      <w:lvlJc w:val="left"/>
+      <w:pPr>
+        <w:tabs>
+          <w:tab w:val="num" w:pos="720"/>
+        </w:tabs>
+        <w:ind w:left="720" w:hanging="360"/>
+      </w:pPr>
+      <w:rPr>
+        <w:rFonts w:ascii="Symbol" w:hAnsi="Symbol" w:hint="default"/>
+        <w:sz w:val="20"/>
+      </w:rPr>
+    </w:lvl>
+    <w:lvl w:ilvl="1" w:tentative="1">
+      <w:start w:val="1"/>
+      <w:numFmt w:val="bullet"/>
+      <w:lvlText w:val="o"/>
+      <w:lvlJc w:val="left"/>
+      <w:pPr>
+        <w:tabs>
+          <w:tab w:val="num" w:pos="1440"/>
+        </w:tabs>
+        <w:ind w:left="1440" w:hanging="360"/>
+      </w:pPr>
+      <w:rPr>
+        <w:rFonts w:ascii="Courier New" w:hAnsi="Courier New" w:hint="default"/>
+        <w:sz w:val="20"/>
+      </w:rPr>
+    </w:lvl>
+    <w:lvl w:ilvl="2" w:tentative="1">
+      <w:start w:val="1"/>
+      <w:numFmt w:val="bullet"/>
+      <w:lvlText w:val=""/>
+      <w:lvlJc w:val="left"/>
+      <w:pPr>
+        <w:tabs>
+          <w:tab w:val="num" w:pos="2160"/>
+        </w:tabs>
+        <w:ind w:left="2160" w:hanging="360"/>
+      </w:pPr>
+      <w:rPr>
+        <w:rFonts w:ascii="Wingdings" w:hAnsi="Wingdings" w:hint="default"/>
+        <w:sz w:val="20"/>
+      </w:rPr>
+    </w:lvl>
+    <w:lvl w:ilvl="3" w:tentative="1">
+      <w:start w:val="1"/>
+      <w:numFmt w:val="bullet"/>
+      <w:lvlText w:val=""/>
+      <w:lvlJc w:val="left"/>
+      <w:pPr>
+        <w:tabs>
+          <w:tab w:val="num" w:pos="2880"/>
+        </w:tabs>
+        <w:ind w:left="2880" w:hanging="360"/>
+      </w:pPr>
+      <w:rPr>
+        <w:rFonts w:ascii="Wingdings" w:hAnsi="Wingdings" w:hint="default"/>
+        <w:sz w:val="20"/>
+      </w:rPr>
+    </w:lvl>
+    <w:lvl w:ilvl="4" w:tentative="1">
+      <w:start w:val="1"/>
+      <w:numFmt w:val="bullet"/>
+      <w:lvlText w:val=""/>
+      <w:lvlJc w:val="left"/>
+      <w:pPr>
+        <w:tabs>
+          <w:tab w:val="num" w:pos="3600"/>
+        </w:tabs>
+        <w:ind w:left="3600" w:hanging="360"/>
+      </w:pPr>
+      <w:rPr>
+        <w:rFonts w:ascii="Wingdings" w:hAnsi="Wingdings" w:hint="default"/>
+        <w:sz w:val="20"/>
+      </w:rPr>
+    </w:lvl>
+    <w:lvl w:ilvl="5" w:tentative="1">
+      <w:start w:val="1"/>
+      <w:numFmt w:val="bullet"/>
+      <w:lvlText w:val=""/>
+      <w:lvlJc w:val="left"/>
+      <w:pPr>
+        <w:tabs>
+          <w:tab w:val="num" w:pos="4320"/>
+        </w:tabs>
+        <w:ind w:left="4320" w:hanging="360"/>
+      </w:pPr>
+      <w:rPr>
+        <w:rFonts w:ascii="Wingdings" w:hAnsi="Wingdings" w:hint="default"/>
+        <w:sz w:val="20"/>
+      </w:rPr>
+    </w:lvl>
+    <w:lvl w:ilvl="6" w:tentative="1">
+      <w:start w:val="1"/>
+      <w:numFmt w:val="bullet"/>
+      <w:lvlText w:val=""/>
+      <w:lvlJc w:val="left"/>
+      <w:pPr>
+        <w:tabs>
+          <w:tab w:val="num" w:pos="5040"/>
+        </w:tabs>
+        <w:ind w:left="5040" w:hanging="360"/>
+      </w:pPr>
+      <w:rPr>
+        <w:rFonts w:ascii="Wingdings" w:hAnsi="Wingdings" w:hint="default"/>
+        <w:sz w:val="20"/>
+      </w:rPr>
+    </w:lvl>
+    <w:lvl w:ilvl="7" w:tentative="1">
+      <w:start w:val="1"/>
+      <w:numFmt w:val="bullet"/>
+      <w:lvlText w:val=""/>
+      <w:lvlJc w:val="left"/>
+      <w:pPr>
+        <w:tabs>
+          <w:tab w:val="num" w:pos="5760"/>
+        </w:tabs>
+        <w:ind w:left="5760" w:hanging="360"/>
+      </w:pPr>
+      <w:rPr>
+        <w:rFonts w:ascii="Wingdings" w:hAnsi="Wingdings" w:hint="default"/>
+        <w:sz w:val="20"/>
+      </w:rPr>
+    </w:lvl>
+    <w:lvl w:ilvl="8" w:tentative="1">
+      <w:start w:val="1"/>
+      <w:numFmt w:val="bullet"/>
+      <w:lvlText w:val=""/>
+      <w:lvlJc w:val="left"/>
+      <w:pPr>
+        <w:tabs>
+          <w:tab w:val="num" w:pos="6480"/>
+        </w:tabs>
+        <w:ind w:left="6480" w:hanging="360"/>
+      </w:pPr>
+      <w:rPr>
+        <w:rFonts w:ascii="Wingdings" w:hAnsi="Wingdings" w:hint="default"/>
+        <w:sz w:val="20"/>
+      </w:rPr>
+    </w:lvl>
+  </w:abstractNum>
+  <w:abstractNum w:abstractNumId="3" w15:restartNumberingAfterBreak="0">
+    <w:nsid w:val="4E334DE5"/>
+    <w:multiLevelType w:val="multilevel"/>
+    <w:tmpl w:val="31C4B7D6"/>
+    <w:lvl w:ilvl="0">
+      <w:start w:val="1"/>
+      <w:numFmt w:val="bullet"/>
+      <w:lvlText w:val=""/>
+      <w:lvlJc w:val="left"/>
+      <w:pPr>
+        <w:tabs>
+          <w:tab w:val="num" w:pos="720"/>
+        </w:tabs>
+        <w:ind w:left="720" w:hanging="360"/>
+      </w:pPr>
+      <w:rPr>
+        <w:rFonts w:ascii="Symbol" w:hAnsi="Symbol" w:hint="default"/>
+        <w:sz w:val="20"/>
+      </w:rPr>
+    </w:lvl>
+    <w:lvl w:ilvl="1" w:tentative="1">
+      <w:start w:val="1"/>
+      <w:numFmt w:val="bullet"/>
+      <w:lvlText w:val="o"/>
+      <w:lvlJc w:val="left"/>
+      <w:pPr>
+        <w:tabs>
+          <w:tab w:val="num" w:pos="1440"/>
+        </w:tabs>
+        <w:ind w:left="1440" w:hanging="360"/>
+      </w:pPr>
+      <w:rPr>
+        <w:rFonts w:ascii="Courier New" w:hAnsi="Courier New" w:hint="default"/>
+        <w:sz w:val="20"/>
+      </w:rPr>
+    </w:lvl>
+    <w:lvl w:ilvl="2" w:tentative="1">
+      <w:start w:val="1"/>
+      <w:numFmt w:val="bullet"/>
+      <w:lvlText w:val=""/>
+      <w:lvlJc w:val="left"/>
+      <w:pPr>
+        <w:tabs>
+          <w:tab w:val="num" w:pos="2160"/>
+        </w:tabs>
+        <w:ind w:left="2160" w:hanging="360"/>
+      </w:pPr>
+      <w:rPr>
+        <w:rFonts w:ascii="Wingdings" w:hAnsi="Wingdings" w:hint="default"/>
+        <w:sz w:val="20"/>
+      </w:rPr>
+    </w:lvl>
+    <w:lvl w:ilvl="3" w:tentative="1">
+      <w:start w:val="1"/>
+      <w:numFmt w:val="bullet"/>
+      <w:lvlText w:val=""/>
+      <w:lvlJc w:val="left"/>
+      <w:pPr>
+        <w:tabs>
+          <w:tab w:val="num" w:pos="2880"/>
+        </w:tabs>
+        <w:ind w:left="2880" w:hanging="360"/>
+      </w:pPr>
+      <w:rPr>
+        <w:rFonts w:ascii="Wingdings" w:hAnsi="Wingdings" w:hint="default"/>
+        <w:sz w:val="20"/>
+      </w:rPr>
+    </w:lvl>
+    <w:lvl w:ilvl="4" w:tentative="1">
+      <w:start w:val="1"/>
+      <w:numFmt w:val="bullet"/>
+      <w:lvlText w:val=""/>
+      <w:lvlJc w:val="left"/>
+      <w:pPr>
+        <w:tabs>
+          <w:tab w:val="num" w:pos="3600"/>
+        </w:tabs>
+        <w:ind w:left="3600" w:hanging="360"/>
+      </w:pPr>
+      <w:rPr>
+        <w:rFonts w:ascii="Wingdings" w:hAnsi="Wingdings" w:hint="default"/>
+        <w:sz w:val="20"/>
+      </w:rPr>
+    </w:lvl>
+    <w:lvl w:ilvl="5" w:tentative="1">
+      <w:start w:val="1"/>
+      <w:numFmt w:val="bullet"/>
+      <w:lvlText w:val=""/>
+      <w:lvlJc w:val="left"/>
+      <w:pPr>
+        <w:tabs>
+          <w:tab w:val="num" w:pos="4320"/>
+        </w:tabs>
+        <w:ind w:left="4320" w:hanging="360"/>
+      </w:pPr>
+      <w:rPr>
+        <w:rFonts w:ascii="Wingdings" w:hAnsi="Wingdings" w:hint="default"/>
+        <w:sz w:val="20"/>
+      </w:rPr>
+    </w:lvl>
+    <w:lvl w:ilvl="6" w:tentative="1">
+      <w:start w:val="1"/>
+      <w:numFmt w:val="bullet"/>
+      <w:lvlText w:val=""/>
+      <w:lvlJc w:val="left"/>
+      <w:pPr>
+        <w:tabs>
+          <w:tab w:val="num" w:pos="5040"/>
+        </w:tabs>
+        <w:ind w:left="5040" w:hanging="360"/>
+      </w:pPr>
+      <w:rPr>
+        <w:rFonts w:ascii="Wingdings" w:hAnsi="Wingdings" w:hint="default"/>
+        <w:sz w:val="20"/>
+      </w:rPr>
+    </w:lvl>
+    <w:lvl w:ilvl="7" w:tentative="1">
+      <w:start w:val="1"/>
+      <w:numFmt w:val="bullet"/>
+      <w:lvlText w:val=""/>
+      <w:lvlJc w:val="left"/>
+      <w:pPr>
+        <w:tabs>
+          <w:tab w:val="num" w:pos="5760"/>
+        </w:tabs>
+        <w:ind w:left="5760" w:hanging="360"/>
+      </w:pPr>
+      <w:rPr>
+        <w:rFonts w:ascii="Wingdings" w:hAnsi="Wingdings" w:hint="default"/>
+        <w:sz w:val="20"/>
+      </w:rPr>
+    </w:lvl>
+    <w:lvl w:ilvl="8" w:tentative="1">
+      <w:start w:val="1"/>
+      <w:numFmt w:val="bullet"/>
+      <w:lvlText w:val=""/>
+      <w:lvlJc w:val="left"/>
+      <w:pPr>
+        <w:tabs>
+          <w:tab w:val="num" w:pos="6480"/>
+        </w:tabs>
+        <w:ind w:left="6480" w:hanging="360"/>
+      </w:pPr>
+      <w:rPr>
+        <w:rFonts w:ascii="Wingdings" w:hAnsi="Wingdings" w:hint="default"/>
+        <w:sz w:val="20"/>
+      </w:rPr>
+    </w:lvl>
+  </w:abstractNum>
+  <w:abstractNum w:abstractNumId="4" w15:restartNumberingAfterBreak="0">
+    <w:nsid w:val="4F233A9E"/>
+    <w:multiLevelType w:val="multilevel"/>
+    <w:tmpl w:val="0720C890"/>
+    <w:lvl w:ilvl="0">
+      <w:start w:val="1"/>
+      <w:numFmt w:val="bullet"/>
+      <w:lvlText w:val=""/>
+      <w:lvlJc w:val="left"/>
+      <w:pPr>
+        <w:tabs>
+          <w:tab w:val="num" w:pos="720"/>
+        </w:tabs>
+        <w:ind w:left="720" w:hanging="360"/>
+      </w:pPr>
+      <w:rPr>
+        <w:rFonts w:ascii="Symbol" w:hAnsi="Symbol" w:hint="default"/>
+        <w:sz w:val="20"/>
+      </w:rPr>
+    </w:lvl>
+    <w:lvl w:ilvl="1" w:tentative="1">
+      <w:start w:val="1"/>
+      <w:numFmt w:val="bullet"/>
+      <w:lvlText w:val="o"/>
+      <w:lvlJc w:val="left"/>
+      <w:pPr>
+        <w:tabs>
+          <w:tab w:val="num" w:pos="1440"/>
+        </w:tabs>
+        <w:ind w:left="1440" w:hanging="360"/>
+      </w:pPr>
+      <w:rPr>
+        <w:rFonts w:ascii="Courier New" w:hAnsi="Courier New" w:hint="default"/>
+        <w:sz w:val="20"/>
+      </w:rPr>
+    </w:lvl>
+    <w:lvl w:ilvl="2" w:tentative="1">
+      <w:start w:val="1"/>
+      <w:numFmt w:val="bullet"/>
+      <w:lvlText w:val=""/>
+      <w:lvlJc w:val="left"/>
+      <w:pPr>
+        <w:tabs>
+          <w:tab w:val="num" w:pos="2160"/>
+        </w:tabs>
+        <w:ind w:left="2160" w:hanging="360"/>
+      </w:pPr>
+      <w:rPr>
+        <w:rFonts w:ascii="Wingdings" w:hAnsi="Wingdings" w:hint="default"/>
+        <w:sz w:val="20"/>
+      </w:rPr>
+    </w:lvl>
+    <w:lvl w:ilvl="3" w:tentative="1">
+      <w:start w:val="1"/>
+      <w:numFmt w:val="bullet"/>
+      <w:lvlText w:val=""/>
+      <w:lvlJc w:val="left"/>
+      <w:pPr>
+        <w:tabs>
+          <w:tab w:val="num" w:pos="2880"/>
+        </w:tabs>
+        <w:ind w:left="2880" w:hanging="360"/>
+      </w:pPr>
+      <w:rPr>
+        <w:rFonts w:ascii="Wingdings" w:hAnsi="Wingdings" w:hint="default"/>
+        <w:sz w:val="20"/>
+      </w:rPr>
+    </w:lvl>
+    <w:lvl w:ilvl="4" w:tentative="1">
+      <w:start w:val="1"/>
+      <w:numFmt w:val="bullet"/>
+      <w:lvlText w:val=""/>
+      <w:lvlJc w:val="left"/>
+      <w:pPr>
+        <w:tabs>
+          <w:tab w:val="num" w:pos="3600"/>
+        </w:tabs>
+        <w:ind w:left="3600" w:hanging="360"/>
+      </w:pPr>
+      <w:rPr>
+        <w:rFonts w:ascii="Wingdings" w:hAnsi="Wingdings" w:hint="default"/>
+        <w:sz w:val="20"/>
+      </w:rPr>
+    </w:lvl>
+    <w:lvl w:ilvl="5" w:tentative="1">
+      <w:start w:val="1"/>
+      <w:numFmt w:val="bullet"/>
+      <w:lvlText w:val=""/>
+      <w:lvlJc w:val="left"/>
+      <w:pPr>
+        <w:tabs>
+          <w:tab w:val="num" w:pos="4320"/>
+        </w:tabs>
+        <w:ind w:left="4320" w:hanging="360"/>
+      </w:pPr>
+      <w:rPr>
+        <w:rFonts w:ascii="Wingdings" w:hAnsi="Wingdings" w:hint="default"/>
+        <w:sz w:val="20"/>
+      </w:rPr>
+    </w:lvl>
+    <w:lvl w:ilvl="6" w:tentative="1">
+      <w:start w:val="1"/>
+      <w:numFmt w:val="bullet"/>
+      <w:lvlText w:val=""/>
+      <w:lvlJc w:val="left"/>
+      <w:pPr>
+        <w:tabs>
+          <w:tab w:val="num" w:pos="5040"/>
+        </w:tabs>
+        <w:ind w:left="5040" w:hanging="360"/>
+      </w:pPr>
+      <w:rPr>
+        <w:rFonts w:ascii="Wingdings" w:hAnsi="Wingdings" w:hint="default"/>
+        <w:sz w:val="20"/>
+      </w:rPr>
+    </w:lvl>
+    <w:lvl w:ilvl="7" w:tentative="1">
+      <w:start w:val="1"/>
+      <w:numFmt w:val="bullet"/>
+      <w:lvlText w:val=""/>
+      <w:lvlJc w:val="left"/>
+      <w:pPr>
+        <w:tabs>
+          <w:tab w:val="num" w:pos="5760"/>
+        </w:tabs>
+        <w:ind w:left="5760" w:hanging="360"/>
+      </w:pPr>
+      <w:rPr>
+        <w:rFonts w:ascii="Wingdings" w:hAnsi="Wingdings" w:hint="default"/>
+        <w:sz w:val="20"/>
+      </w:rPr>
+    </w:lvl>
+    <w:lvl w:ilvl="8" w:tentative="1">
+      <w:start w:val="1"/>
+      <w:numFmt w:val="bullet"/>
+      <w:lvlText w:val=""/>
+      <w:lvlJc w:val="left"/>
+      <w:pPr>
+        <w:tabs>
+          <w:tab w:val="num" w:pos="6480"/>
+        </w:tabs>
+        <w:ind w:left="6480" w:hanging="360"/>
+      </w:pPr>
+      <w:rPr>
+        <w:rFonts w:ascii="Wingdings" w:hAnsi="Wingdings" w:hint="default"/>
+        <w:sz w:val="20"/>
+      </w:rPr>
+    </w:lvl>
+  </w:abstractNum>
+  <w:abstractNum w:abstractNumId="5" w15:restartNumberingAfterBreak="0">
     <w:nsid w:val="545B76DF"/>
     <w:multiLevelType w:val="multilevel"/>
     <w:tmpl w:val="2C008648"/>
@@ -2108,7 +5298,7 @@
       </w:pPr>
     </w:lvl>
   </w:abstractNum>
-  <w:abstractNum w:abstractNumId="2" w15:restartNumberingAfterBreak="0">
+  <w:abstractNum w:abstractNumId="6" w15:restartNumberingAfterBreak="0">
     <w:nsid w:val="54870306"/>
     <w:multiLevelType w:val="multilevel"/>
     <w:tmpl w:val="440AC54A"/>
@@ -2257,7 +5447,152 @@
       </w:rPr>
     </w:lvl>
   </w:abstractNum>
-  <w:abstractNum w:abstractNumId="3" w15:restartNumberingAfterBreak="0">
+  <w:abstractNum w:abstractNumId="7" w15:restartNumberingAfterBreak="0">
+    <w:nsid w:val="5A11748B"/>
+    <w:multiLevelType w:val="multilevel"/>
+    <w:tmpl w:val="83FA9B3A"/>
+    <w:lvl w:ilvl="0">
+      <w:start w:val="1"/>
+      <w:numFmt w:val="bullet"/>
+      <w:lvlText w:val=""/>
+      <w:lvlJc w:val="left"/>
+      <w:pPr>
+        <w:tabs>
+          <w:tab w:val="num" w:pos="720"/>
+        </w:tabs>
+        <w:ind w:left="720" w:hanging="360"/>
+      </w:pPr>
+      <w:rPr>
+        <w:rFonts w:ascii="Symbol" w:hAnsi="Symbol" w:hint="default"/>
+        <w:sz w:val="20"/>
+      </w:rPr>
+    </w:lvl>
+    <w:lvl w:ilvl="1">
+      <w:start w:val="1"/>
+      <w:numFmt w:val="decimal"/>
+      <w:lvlText w:val="%2."/>
+      <w:lvlJc w:val="left"/>
+      <w:pPr>
+        <w:tabs>
+          <w:tab w:val="num" w:pos="1440"/>
+        </w:tabs>
+        <w:ind w:left="1440" w:hanging="360"/>
+      </w:pPr>
+    </w:lvl>
+    <w:lvl w:ilvl="2" w:tentative="1">
+      <w:start w:val="1"/>
+      <w:numFmt w:val="bullet"/>
+      <w:lvlText w:val=""/>
+      <w:lvlJc w:val="left"/>
+      <w:pPr>
+        <w:tabs>
+          <w:tab w:val="num" w:pos="2160"/>
+        </w:tabs>
+        <w:ind w:left="2160" w:hanging="360"/>
+      </w:pPr>
+      <w:rPr>
+        <w:rFonts w:ascii="Wingdings" w:hAnsi="Wingdings" w:hint="default"/>
+        <w:sz w:val="20"/>
+      </w:rPr>
+    </w:lvl>
+    <w:lvl w:ilvl="3" w:tentative="1">
+      <w:start w:val="1"/>
+      <w:numFmt w:val="bullet"/>
+      <w:lvlText w:val=""/>
+      <w:lvlJc w:val="left"/>
+      <w:pPr>
+        <w:tabs>
+          <w:tab w:val="num" w:pos="2880"/>
+        </w:tabs>
+        <w:ind w:left="2880" w:hanging="360"/>
+      </w:pPr>
+      <w:rPr>
+        <w:rFonts w:ascii="Wingdings" w:hAnsi="Wingdings" w:hint="default"/>
+        <w:sz w:val="20"/>
+      </w:rPr>
+    </w:lvl>
+    <w:lvl w:ilvl="4" w:tentative="1">
+      <w:start w:val="1"/>
+      <w:numFmt w:val="bullet"/>
+      <w:lvlText w:val=""/>
+      <w:lvlJc w:val="left"/>
+      <w:pPr>
+        <w:tabs>
+          <w:tab w:val="num" w:pos="3600"/>
+        </w:tabs>
+        <w:ind w:left="3600" w:hanging="360"/>
+      </w:pPr>
+      <w:rPr>
+        <w:rFonts w:ascii="Wingdings" w:hAnsi="Wingdings" w:hint="default"/>
+        <w:sz w:val="20"/>
+      </w:rPr>
+    </w:lvl>
+    <w:lvl w:ilvl="5" w:tentative="1">
+      <w:start w:val="1"/>
+      <w:numFmt w:val="bullet"/>
+      <w:lvlText w:val=""/>
+      <w:lvlJc w:val="left"/>
+      <w:pPr>
+        <w:tabs>
+          <w:tab w:val="num" w:pos="4320"/>
+        </w:tabs>
+        <w:ind w:left="4320" w:hanging="360"/>
+      </w:pPr>
+      <w:rPr>
+        <w:rFonts w:ascii="Wingdings" w:hAnsi="Wingdings" w:hint="default"/>
+        <w:sz w:val="20"/>
+      </w:rPr>
+    </w:lvl>
+    <w:lvl w:ilvl="6" w:tentative="1">
+      <w:start w:val="1"/>
+      <w:numFmt w:val="bullet"/>
+      <w:lvlText w:val=""/>
+      <w:lvlJc w:val="left"/>
+      <w:pPr>
+        <w:tabs>
+          <w:tab w:val="num" w:pos="5040"/>
+        </w:tabs>
+        <w:ind w:left="5040" w:hanging="360"/>
+      </w:pPr>
+      <w:rPr>
+        <w:rFonts w:ascii="Wingdings" w:hAnsi="Wingdings" w:hint="default"/>
+        <w:sz w:val="20"/>
+      </w:rPr>
+    </w:lvl>
+    <w:lvl w:ilvl="7" w:tentative="1">
+      <w:start w:val="1"/>
+      <w:numFmt w:val="bullet"/>
+      <w:lvlText w:val=""/>
+      <w:lvlJc w:val="left"/>
+      <w:pPr>
+        <w:tabs>
+          <w:tab w:val="num" w:pos="5760"/>
+        </w:tabs>
+        <w:ind w:left="5760" w:hanging="360"/>
+      </w:pPr>
+      <w:rPr>
+        <w:rFonts w:ascii="Wingdings" w:hAnsi="Wingdings" w:hint="default"/>
+        <w:sz w:val="20"/>
+      </w:rPr>
+    </w:lvl>
+    <w:lvl w:ilvl="8" w:tentative="1">
+      <w:start w:val="1"/>
+      <w:numFmt w:val="bullet"/>
+      <w:lvlText w:val=""/>
+      <w:lvlJc w:val="left"/>
+      <w:pPr>
+        <w:tabs>
+          <w:tab w:val="num" w:pos="6480"/>
+        </w:tabs>
+        <w:ind w:left="6480" w:hanging="360"/>
+      </w:pPr>
+      <w:rPr>
+        <w:rFonts w:ascii="Wingdings" w:hAnsi="Wingdings" w:hint="default"/>
+        <w:sz w:val="20"/>
+      </w:rPr>
+    </w:lvl>
+  </w:abstractNum>
+  <w:abstractNum w:abstractNumId="8" w15:restartNumberingAfterBreak="0">
     <w:nsid w:val="6C054364"/>
     <w:multiLevelType w:val="hybridMultilevel"/>
     <w:tmpl w:val="14A44614"/>
@@ -2370,7 +5705,7 @@
       </w:rPr>
     </w:lvl>
   </w:abstractNum>
-  <w:abstractNum w:abstractNumId="4" w15:restartNumberingAfterBreak="0">
+  <w:abstractNum w:abstractNumId="9" w15:restartNumberingAfterBreak="0">
     <w:nsid w:val="7030370A"/>
     <w:multiLevelType w:val="multilevel"/>
     <w:tmpl w:val="986A878E"/>
@@ -2519,7 +5854,7 @@
       </w:rPr>
     </w:lvl>
   </w:abstractNum>
-  <w:abstractNum w:abstractNumId="5" w15:restartNumberingAfterBreak="0">
+  <w:abstractNum w:abstractNumId="10" w15:restartNumberingAfterBreak="0">
     <w:nsid w:val="75213ADB"/>
     <w:multiLevelType w:val="multilevel"/>
     <w:tmpl w:val="5436F340"/>
@@ -2668,7 +6003,7 @@
       </w:rPr>
     </w:lvl>
   </w:abstractNum>
-  <w:abstractNum w:abstractNumId="6" w15:restartNumberingAfterBreak="0">
+  <w:abstractNum w:abstractNumId="11" w15:restartNumberingAfterBreak="0">
     <w:nsid w:val="763D4BFA"/>
     <w:multiLevelType w:val="multilevel"/>
     <w:tmpl w:val="0A70DBA6"/>
@@ -2781,7 +6116,156 @@
       </w:pPr>
     </w:lvl>
   </w:abstractNum>
-  <w:abstractNum w:abstractNumId="7" w15:restartNumberingAfterBreak="0">
+  <w:abstractNum w:abstractNumId="12" w15:restartNumberingAfterBreak="0">
+    <w:nsid w:val="77000B2A"/>
+    <w:multiLevelType w:val="multilevel"/>
+    <w:tmpl w:val="0C96348C"/>
+    <w:lvl w:ilvl="0">
+      <w:start w:val="1"/>
+      <w:numFmt w:val="bullet"/>
+      <w:lvlText w:val=""/>
+      <w:lvlJc w:val="left"/>
+      <w:pPr>
+        <w:tabs>
+          <w:tab w:val="num" w:pos="720"/>
+        </w:tabs>
+        <w:ind w:left="720" w:hanging="360"/>
+      </w:pPr>
+      <w:rPr>
+        <w:rFonts w:ascii="Symbol" w:hAnsi="Symbol" w:hint="default"/>
+        <w:sz w:val="20"/>
+      </w:rPr>
+    </w:lvl>
+    <w:lvl w:ilvl="1" w:tentative="1">
+      <w:start w:val="1"/>
+      <w:numFmt w:val="bullet"/>
+      <w:lvlText w:val="o"/>
+      <w:lvlJc w:val="left"/>
+      <w:pPr>
+        <w:tabs>
+          <w:tab w:val="num" w:pos="1440"/>
+        </w:tabs>
+        <w:ind w:left="1440" w:hanging="360"/>
+      </w:pPr>
+      <w:rPr>
+        <w:rFonts w:ascii="Courier New" w:hAnsi="Courier New" w:hint="default"/>
+        <w:sz w:val="20"/>
+      </w:rPr>
+    </w:lvl>
+    <w:lvl w:ilvl="2" w:tentative="1">
+      <w:start w:val="1"/>
+      <w:numFmt w:val="bullet"/>
+      <w:lvlText w:val=""/>
+      <w:lvlJc w:val="left"/>
+      <w:pPr>
+        <w:tabs>
+          <w:tab w:val="num" w:pos="2160"/>
+        </w:tabs>
+        <w:ind w:left="2160" w:hanging="360"/>
+      </w:pPr>
+      <w:rPr>
+        <w:rFonts w:ascii="Wingdings" w:hAnsi="Wingdings" w:hint="default"/>
+        <w:sz w:val="20"/>
+      </w:rPr>
+    </w:lvl>
+    <w:lvl w:ilvl="3" w:tentative="1">
+      <w:start w:val="1"/>
+      <w:numFmt w:val="bullet"/>
+      <w:lvlText w:val=""/>
+      <w:lvlJc w:val="left"/>
+      <w:pPr>
+        <w:tabs>
+          <w:tab w:val="num" w:pos="2880"/>
+        </w:tabs>
+        <w:ind w:left="2880" w:hanging="360"/>
+      </w:pPr>
+      <w:rPr>
+        <w:rFonts w:ascii="Wingdings" w:hAnsi="Wingdings" w:hint="default"/>
+        <w:sz w:val="20"/>
+      </w:rPr>
+    </w:lvl>
+    <w:lvl w:ilvl="4" w:tentative="1">
+      <w:start w:val="1"/>
+      <w:numFmt w:val="bullet"/>
+      <w:lvlText w:val=""/>
+      <w:lvlJc w:val="left"/>
+      <w:pPr>
+        <w:tabs>
+          <w:tab w:val="num" w:pos="3600"/>
+        </w:tabs>
+        <w:ind w:left="3600" w:hanging="360"/>
+      </w:pPr>
+      <w:rPr>
+        <w:rFonts w:ascii="Wingdings" w:hAnsi="Wingdings" w:hint="default"/>
+        <w:sz w:val="20"/>
+      </w:rPr>
+    </w:lvl>
+    <w:lvl w:ilvl="5" w:tentative="1">
+      <w:start w:val="1"/>
+      <w:numFmt w:val="bullet"/>
+      <w:lvlText w:val=""/>
+      <w:lvlJc w:val="left"/>
+      <w:pPr>
+        <w:tabs>
+          <w:tab w:val="num" w:pos="4320"/>
+        </w:tabs>
+        <w:ind w:left="4320" w:hanging="360"/>
+      </w:pPr>
+      <w:rPr>
+        <w:rFonts w:ascii="Wingdings" w:hAnsi="Wingdings" w:hint="default"/>
+        <w:sz w:val="20"/>
+      </w:rPr>
+    </w:lvl>
+    <w:lvl w:ilvl="6" w:tentative="1">
+      <w:start w:val="1"/>
+      <w:numFmt w:val="bullet"/>
+      <w:lvlText w:val=""/>
+      <w:lvlJc w:val="left"/>
+      <w:pPr>
+        <w:tabs>
+          <w:tab w:val="num" w:pos="5040"/>
+        </w:tabs>
+        <w:ind w:left="5040" w:hanging="360"/>
+      </w:pPr>
+      <w:rPr>
+        <w:rFonts w:ascii="Wingdings" w:hAnsi="Wingdings" w:hint="default"/>
+        <w:sz w:val="20"/>
+      </w:rPr>
+    </w:lvl>
+    <w:lvl w:ilvl="7" w:tentative="1">
+      <w:start w:val="1"/>
+      <w:numFmt w:val="bullet"/>
+      <w:lvlText w:val=""/>
+      <w:lvlJc w:val="left"/>
+      <w:pPr>
+        <w:tabs>
+          <w:tab w:val="num" w:pos="5760"/>
+        </w:tabs>
+        <w:ind w:left="5760" w:hanging="360"/>
+      </w:pPr>
+      <w:rPr>
+        <w:rFonts w:ascii="Wingdings" w:hAnsi="Wingdings" w:hint="default"/>
+        <w:sz w:val="20"/>
+      </w:rPr>
+    </w:lvl>
+    <w:lvl w:ilvl="8" w:tentative="1">
+      <w:start w:val="1"/>
+      <w:numFmt w:val="bullet"/>
+      <w:lvlText w:val=""/>
+      <w:lvlJc w:val="left"/>
+      <w:pPr>
+        <w:tabs>
+          <w:tab w:val="num" w:pos="6480"/>
+        </w:tabs>
+        <w:ind w:left="6480" w:hanging="360"/>
+      </w:pPr>
+      <w:rPr>
+        <w:rFonts w:ascii="Wingdings" w:hAnsi="Wingdings" w:hint="default"/>
+        <w:sz w:val="20"/>
+      </w:rPr>
+    </w:lvl>
+  </w:abstractNum>
+  <w:abstractNum w:abstractNumId="13" w15:restartNumberingAfterBreak="0">
     <w:nsid w:val="79574B07"/>
     <w:multiLevelType w:val="hybridMultilevel"/>
     <w:tmpl w:val="D57EFC34"/>
@@ -2870,7 +6354,7 @@
       </w:pPr>
     </w:lvl>
   </w:abstractNum>
-  <w:abstractNum w:abstractNumId="8" w15:restartNumberingAfterBreak="0">
+  <w:abstractNum w:abstractNumId="14" w15:restartNumberingAfterBreak="0">
     <w:nsid w:val="7B716390"/>
     <w:multiLevelType w:val="multilevel"/>
     <w:tmpl w:val="8A402B98"/>
@@ -3020,31 +6504,49 @@
     </w:lvl>
   </w:abstractNum>
   <w:num w:numId="1" w16cid:durableId="68775168">
+    <w:abstractNumId w:val="13"/>
+  </w:num>
+  <w:num w:numId="2" w16cid:durableId="2040622016">
+    <w:abstractNumId w:val="8"/>
+  </w:num>
+  <w:num w:numId="3" w16cid:durableId="28725339">
+    <w:abstractNumId w:val="11"/>
+  </w:num>
+  <w:num w:numId="4" w16cid:durableId="2085956220">
+    <w:abstractNumId w:val="5"/>
+  </w:num>
+  <w:num w:numId="5" w16cid:durableId="1443527944">
+    <w:abstractNumId w:val="1"/>
+  </w:num>
+  <w:num w:numId="6" w16cid:durableId="1747729478">
+    <w:abstractNumId w:val="9"/>
+  </w:num>
+  <w:num w:numId="7" w16cid:durableId="1983460624">
+    <w:abstractNumId w:val="14"/>
+  </w:num>
+  <w:num w:numId="8" w16cid:durableId="1393846050">
+    <w:abstractNumId w:val="10"/>
+  </w:num>
+  <w:num w:numId="9" w16cid:durableId="251361137">
+    <w:abstractNumId w:val="6"/>
+  </w:num>
+  <w:num w:numId="10" w16cid:durableId="1804879976">
+    <w:abstractNumId w:val="0"/>
+  </w:num>
+  <w:num w:numId="11" w16cid:durableId="1951468277">
+    <w:abstractNumId w:val="4"/>
+  </w:num>
+  <w:num w:numId="12" w16cid:durableId="1365714022">
     <w:abstractNumId w:val="7"/>
   </w:num>
-  <w:num w:numId="2" w16cid:durableId="2040622016">
+  <w:num w:numId="13" w16cid:durableId="1675302747">
+    <w:abstractNumId w:val="2"/>
+  </w:num>
+  <w:num w:numId="14" w16cid:durableId="230699921">
     <w:abstractNumId w:val="3"/>
   </w:num>
-  <w:num w:numId="3" w16cid:durableId="28725339">
-    <w:abstractNumId w:val="6"/>
-  </w:num>
-  <w:num w:numId="4" w16cid:durableId="2085956220">
-    <w:abstractNumId w:val="1"/>
-  </w:num>
-  <w:num w:numId="5" w16cid:durableId="1443527944">
-    <w:abstractNumId w:val="0"/>
-  </w:num>
-  <w:num w:numId="6" w16cid:durableId="1747729478">
-    <w:abstractNumId w:val="4"/>
-  </w:num>
-  <w:num w:numId="7" w16cid:durableId="1983460624">
-    <w:abstractNumId w:val="8"/>
-  </w:num>
-  <w:num w:numId="8" w16cid:durableId="1393846050">
-    <w:abstractNumId w:val="5"/>
-  </w:num>
-  <w:num w:numId="9" w16cid:durableId="251361137">
-    <w:abstractNumId w:val="2"/>
+  <w:num w:numId="15" w16cid:durableId="600334869">
+    <w:abstractNumId w:val="12"/>
   </w:num>
 </w:numbering>
 </file>
@@ -3499,7 +7001,6 @@
     <w:next w:val="Normal"/>
     <w:link w:val="Ttulo3Car"/>
     <w:uiPriority w:val="9"/>
-    <w:semiHidden/>
     <w:unhideWhenUsed/>
     <w:qFormat/>
     <w:rsid w:val="00D71BA0"/>
@@ -3705,7 +7206,6 @@
     <w:basedOn w:val="Fuentedeprrafopredeter"/>
     <w:link w:val="Ttulo3"/>
     <w:uiPriority w:val="9"/>
-    <w:semiHidden/>
     <w:rsid w:val="00D71BA0"/>
     <w:rPr>
       <w:rFonts w:eastAsiaTheme="majorEastAsia" w:cstheme="majorBidi"/>
@@ -4060,6 +7560,309 @@
     <w:uiPriority w:val="99"/>
     <w:rsid w:val="00BA1C32"/>
   </w:style>
+  <w:style w:type="table" w:styleId="Tablaconcuadrcula5oscura-nfasis6">
+    <w:name w:val="Grid Table 5 Dark Accent 6"/>
+    <w:basedOn w:val="Tablanormal"/>
+    <w:uiPriority w:val="50"/>
+    <w:rsid w:val="001B6388"/>
+    <w:pPr>
+      <w:spacing w:after="0" w:line="240" w:lineRule="auto"/>
+    </w:pPr>
+    <w:tblPr>
+      <w:tblStyleRowBandSize w:val="1"/>
+      <w:tblStyleColBandSize w:val="1"/>
+      <w:tblBorders>
+        <w:top w:val="single" w:sz="4" w:space="0" w:color="FFFFFF" w:themeColor="background1"/>
+        <w:left w:val="single" w:sz="4" w:space="0" w:color="FFFFFF" w:themeColor="background1"/>
+        <w:bottom w:val="single" w:sz="4" w:space="0" w:color="FFFFFF" w:themeColor="background1"/>
+        <w:right w:val="single" w:sz="4" w:space="0" w:color="FFFFFF" w:themeColor="background1"/>
+        <w:insideH w:val="single" w:sz="4" w:space="0" w:color="FFFFFF" w:themeColor="background1"/>
+        <w:insideV w:val="single" w:sz="4" w:space="0" w:color="FFFFFF" w:themeColor="background1"/>
+      </w:tblBorders>
+    </w:tblPr>
+    <w:tcPr>
+      <w:shd w:val="clear" w:color="auto" w:fill="D9F2D0" w:themeFill="accent6" w:themeFillTint="33"/>
+    </w:tcPr>
+    <w:tblStylePr w:type="firstRow">
+      <w:rPr>
+        <w:b/>
+        <w:bCs/>
+        <w:color w:val="FFFFFF" w:themeColor="background1"/>
+      </w:rPr>
+      <w:tblPr/>
+      <w:tcPr>
+        <w:tcBorders>
+          <w:top w:val="single" w:sz="4" w:space="0" w:color="FFFFFF" w:themeColor="background1"/>
+          <w:left w:val="single" w:sz="4" w:space="0" w:color="FFFFFF" w:themeColor="background1"/>
+          <w:right w:val="single" w:sz="4" w:space="0" w:color="FFFFFF" w:themeColor="background1"/>
+          <w:insideH w:val="nil"/>
+          <w:insideV w:val="nil"/>
+        </w:tcBorders>
+        <w:shd w:val="clear" w:color="auto" w:fill="4EA72E" w:themeFill="accent6"/>
+      </w:tcPr>
+    </w:tblStylePr>
+    <w:tblStylePr w:type="lastRow">
+      <w:rPr>
+        <w:b/>
+        <w:bCs/>
+        <w:color w:val="FFFFFF" w:themeColor="background1"/>
+      </w:rPr>
+      <w:tblPr/>
+      <w:tcPr>
+        <w:tcBorders>
+          <w:left w:val="single" w:sz="4" w:space="0" w:color="FFFFFF" w:themeColor="background1"/>
+          <w:bottom w:val="single" w:sz="4" w:space="0" w:color="FFFFFF" w:themeColor="background1"/>
+          <w:right w:val="single" w:sz="4" w:space="0" w:color="FFFFFF" w:themeColor="background1"/>
+          <w:insideH w:val="nil"/>
+          <w:insideV w:val="nil"/>
+        </w:tcBorders>
+        <w:shd w:val="clear" w:color="auto" w:fill="4EA72E" w:themeFill="accent6"/>
+      </w:tcPr>
+    </w:tblStylePr>
+    <w:tblStylePr w:type="firstCol">
+      <w:rPr>
+        <w:b/>
+        <w:bCs/>
+        <w:color w:val="FFFFFF" w:themeColor="background1"/>
+      </w:rPr>
+      <w:tblPr/>
+      <w:tcPr>
+        <w:tcBorders>
+          <w:top w:val="single" w:sz="4" w:space="0" w:color="FFFFFF" w:themeColor="background1"/>
+          <w:left w:val="single" w:sz="4" w:space="0" w:color="FFFFFF" w:themeColor="background1"/>
+          <w:bottom w:val="single" w:sz="4" w:space="0" w:color="FFFFFF" w:themeColor="background1"/>
+          <w:insideV w:val="nil"/>
+        </w:tcBorders>
+        <w:shd w:val="clear" w:color="auto" w:fill="4EA72E" w:themeFill="accent6"/>
+      </w:tcPr>
+    </w:tblStylePr>
+    <w:tblStylePr w:type="lastCol">
+      <w:rPr>
+        <w:b/>
+        <w:bCs/>
+        <w:color w:val="FFFFFF" w:themeColor="background1"/>
+      </w:rPr>
+      <w:tblPr/>
+      <w:tcPr>
+        <w:tcBorders>
+          <w:top w:val="single" w:sz="4" w:space="0" w:color="FFFFFF" w:themeColor="background1"/>
+          <w:bottom w:val="single" w:sz="4" w:space="0" w:color="FFFFFF" w:themeColor="background1"/>
+          <w:right w:val="single" w:sz="4" w:space="0" w:color="FFFFFF" w:themeColor="background1"/>
+          <w:insideV w:val="nil"/>
+        </w:tcBorders>
+        <w:shd w:val="clear" w:color="auto" w:fill="4EA72E" w:themeFill="accent6"/>
+      </w:tcPr>
+    </w:tblStylePr>
+    <w:tblStylePr w:type="band1Vert">
+      <w:tblPr/>
+      <w:tcPr>
+        <w:shd w:val="clear" w:color="auto" w:fill="B3E5A1" w:themeFill="accent6" w:themeFillTint="66"/>
+      </w:tcPr>
+    </w:tblStylePr>
+    <w:tblStylePr w:type="band1Horz">
+      <w:tblPr/>
+      <w:tcPr>
+        <w:shd w:val="clear" w:color="auto" w:fill="B3E5A1" w:themeFill="accent6" w:themeFillTint="66"/>
+      </w:tcPr>
+    </w:tblStylePr>
+  </w:style>
+  <w:style w:type="table" w:styleId="Tablaconcuadrcula5oscura-nfasis2">
+    <w:name w:val="Grid Table 5 Dark Accent 2"/>
+    <w:basedOn w:val="Tablanormal"/>
+    <w:uiPriority w:val="50"/>
+    <w:rsid w:val="001B6388"/>
+    <w:pPr>
+      <w:spacing w:after="0" w:line="240" w:lineRule="auto"/>
+    </w:pPr>
+    <w:tblPr>
+      <w:tblStyleRowBandSize w:val="1"/>
+      <w:tblStyleColBandSize w:val="1"/>
+      <w:tblBorders>
+        <w:top w:val="single" w:sz="4" w:space="0" w:color="FFFFFF" w:themeColor="background1"/>
+        <w:left w:val="single" w:sz="4" w:space="0" w:color="FFFFFF" w:themeColor="background1"/>
+        <w:bottom w:val="single" w:sz="4" w:space="0" w:color="FFFFFF" w:themeColor="background1"/>
+        <w:right w:val="single" w:sz="4" w:space="0" w:color="FFFFFF" w:themeColor="background1"/>
+        <w:insideH w:val="single" w:sz="4" w:space="0" w:color="FFFFFF" w:themeColor="background1"/>
+        <w:insideV w:val="single" w:sz="4" w:space="0" w:color="FFFFFF" w:themeColor="background1"/>
+      </w:tblBorders>
+    </w:tblPr>
+    <w:tcPr>
+      <w:shd w:val="clear" w:color="auto" w:fill="FAE2D5" w:themeFill="accent2" w:themeFillTint="33"/>
+    </w:tcPr>
+    <w:tblStylePr w:type="firstRow">
+      <w:rPr>
+        <w:b/>
+        <w:bCs/>
+        <w:color w:val="FFFFFF" w:themeColor="background1"/>
+      </w:rPr>
+      <w:tblPr/>
+      <w:tcPr>
+        <w:tcBorders>
+          <w:top w:val="single" w:sz="4" w:space="0" w:color="FFFFFF" w:themeColor="background1"/>
+          <w:left w:val="single" w:sz="4" w:space="0" w:color="FFFFFF" w:themeColor="background1"/>
+          <w:right w:val="single" w:sz="4" w:space="0" w:color="FFFFFF" w:themeColor="background1"/>
+          <w:insideH w:val="nil"/>
+          <w:insideV w:val="nil"/>
+        </w:tcBorders>
+        <w:shd w:val="clear" w:color="auto" w:fill="E97132" w:themeFill="accent2"/>
+      </w:tcPr>
+    </w:tblStylePr>
+    <w:tblStylePr w:type="lastRow">
+      <w:rPr>
+        <w:b/>
+        <w:bCs/>
+        <w:color w:val="FFFFFF" w:themeColor="background1"/>
+      </w:rPr>
+      <w:tblPr/>
+      <w:tcPr>
+        <w:tcBorders>
+          <w:left w:val="single" w:sz="4" w:space="0" w:color="FFFFFF" w:themeColor="background1"/>
+          <w:bottom w:val="single" w:sz="4" w:space="0" w:color="FFFFFF" w:themeColor="background1"/>
+          <w:right w:val="single" w:sz="4" w:space="0" w:color="FFFFFF" w:themeColor="background1"/>
+          <w:insideH w:val="nil"/>
+          <w:insideV w:val="nil"/>
+        </w:tcBorders>
+        <w:shd w:val="clear" w:color="auto" w:fill="E97132" w:themeFill="accent2"/>
+      </w:tcPr>
+    </w:tblStylePr>
+    <w:tblStylePr w:type="firstCol">
+      <w:rPr>
+        <w:b/>
+        <w:bCs/>
+        <w:color w:val="FFFFFF" w:themeColor="background1"/>
+      </w:rPr>
+      <w:tblPr/>
+      <w:tcPr>
+        <w:tcBorders>
+          <w:top w:val="single" w:sz="4" w:space="0" w:color="FFFFFF" w:themeColor="background1"/>
+          <w:left w:val="single" w:sz="4" w:space="0" w:color="FFFFFF" w:themeColor="background1"/>
+          <w:bottom w:val="single" w:sz="4" w:space="0" w:color="FFFFFF" w:themeColor="background1"/>
+          <w:insideV w:val="nil"/>
+        </w:tcBorders>
+        <w:shd w:val="clear" w:color="auto" w:fill="E97132" w:themeFill="accent2"/>
+      </w:tcPr>
+    </w:tblStylePr>
+    <w:tblStylePr w:type="lastCol">
+      <w:rPr>
+        <w:b/>
+        <w:bCs/>
+        <w:color w:val="FFFFFF" w:themeColor="background1"/>
+      </w:rPr>
+      <w:tblPr/>
+      <w:tcPr>
+        <w:tcBorders>
+          <w:top w:val="single" w:sz="4" w:space="0" w:color="FFFFFF" w:themeColor="background1"/>
+          <w:bottom w:val="single" w:sz="4" w:space="0" w:color="FFFFFF" w:themeColor="background1"/>
+          <w:right w:val="single" w:sz="4" w:space="0" w:color="FFFFFF" w:themeColor="background1"/>
+          <w:insideV w:val="nil"/>
+        </w:tcBorders>
+        <w:shd w:val="clear" w:color="auto" w:fill="E97132" w:themeFill="accent2"/>
+      </w:tcPr>
+    </w:tblStylePr>
+    <w:tblStylePr w:type="band1Vert">
+      <w:tblPr/>
+      <w:tcPr>
+        <w:shd w:val="clear" w:color="auto" w:fill="F6C5AC" w:themeFill="accent2" w:themeFillTint="66"/>
+      </w:tcPr>
+    </w:tblStylePr>
+    <w:tblStylePr w:type="band1Horz">
+      <w:tblPr/>
+      <w:tcPr>
+        <w:shd w:val="clear" w:color="auto" w:fill="F6C5AC" w:themeFill="accent2" w:themeFillTint="66"/>
+      </w:tcPr>
+    </w:tblStylePr>
+  </w:style>
+  <w:style w:type="paragraph" w:styleId="TDC1">
+    <w:name w:val="toc 1"/>
+    <w:basedOn w:val="Normal"/>
+    <w:next w:val="Normal"/>
+    <w:autoRedefine/>
+    <w:uiPriority w:val="39"/>
+    <w:unhideWhenUsed/>
+    <w:rsid w:val="000965B8"/>
+    <w:pPr>
+      <w:spacing w:after="100"/>
+    </w:pPr>
+  </w:style>
+  <w:style w:type="paragraph" w:styleId="TDC2">
+    <w:name w:val="toc 2"/>
+    <w:basedOn w:val="Normal"/>
+    <w:next w:val="Normal"/>
+    <w:autoRedefine/>
+    <w:uiPriority w:val="39"/>
+    <w:unhideWhenUsed/>
+    <w:rsid w:val="000965B8"/>
+    <w:pPr>
+      <w:spacing w:after="100"/>
+      <w:ind w:left="240"/>
+    </w:pPr>
+  </w:style>
+  <w:style w:type="paragraph" w:styleId="TDC3">
+    <w:name w:val="toc 3"/>
+    <w:basedOn w:val="Normal"/>
+    <w:next w:val="Normal"/>
+    <w:autoRedefine/>
+    <w:uiPriority w:val="39"/>
+    <w:unhideWhenUsed/>
+    <w:rsid w:val="000965B8"/>
+    <w:pPr>
+      <w:spacing w:after="100"/>
+      <w:ind w:left="480"/>
+    </w:pPr>
+  </w:style>
+  <w:style w:type="character" w:styleId="Hipervnculo">
+    <w:name w:val="Hyperlink"/>
+    <w:basedOn w:val="Fuentedeprrafopredeter"/>
+    <w:uiPriority w:val="99"/>
+    <w:unhideWhenUsed/>
+    <w:rsid w:val="000965B8"/>
+    <w:rPr>
+      <w:color w:val="467886" w:themeColor="hyperlink"/>
+      <w:u w:val="single"/>
+    </w:rPr>
+  </w:style>
+  <w:style w:type="character" w:styleId="Mencinsinresolver">
+    <w:name w:val="Unresolved Mention"/>
+    <w:basedOn w:val="Fuentedeprrafopredeter"/>
+    <w:uiPriority w:val="99"/>
+    <w:semiHidden/>
+    <w:unhideWhenUsed/>
+    <w:rsid w:val="000965B8"/>
+    <w:rPr>
+      <w:color w:val="605E5C"/>
+      <w:shd w:val="clear" w:color="auto" w:fill="E1DFDD"/>
+    </w:rPr>
+  </w:style>
+  <w:style w:type="paragraph" w:styleId="HTMLconformatoprevio">
+    <w:name w:val="HTML Preformatted"/>
+    <w:basedOn w:val="Normal"/>
+    <w:link w:val="HTMLconformatoprevioCar"/>
+    <w:uiPriority w:val="99"/>
+    <w:semiHidden/>
+    <w:unhideWhenUsed/>
+    <w:rsid w:val="000965B8"/>
+    <w:pPr>
+      <w:spacing w:after="0" w:line="240" w:lineRule="auto"/>
+    </w:pPr>
+    <w:rPr>
+      <w:rFonts w:ascii="Consolas" w:hAnsi="Consolas"/>
+      <w:sz w:val="20"/>
+      <w:szCs w:val="20"/>
+    </w:rPr>
+  </w:style>
+  <w:style w:type="character" w:customStyle="1" w:styleId="HTMLconformatoprevioCar">
+    <w:name w:val="HTML con formato previo Car"/>
+    <w:basedOn w:val="Fuentedeprrafopredeter"/>
+    <w:link w:val="HTMLconformatoprevio"/>
+    <w:uiPriority w:val="99"/>
+    <w:semiHidden/>
+    <w:rsid w:val="000965B8"/>
+    <w:rPr>
+      <w:rFonts w:ascii="Consolas" w:hAnsi="Consolas"/>
+      <w:sz w:val="20"/>
+      <w:szCs w:val="20"/>
+    </w:rPr>
+  </w:style>
 </w:styles>
 </file>
 

--- a/Documento-Memoria.docx
+++ b/Documento-Memoria.docx
@@ -13,6 +13,9 @@
       <w:sdtContent>
         <w:p>
           <w:r>
+            <w:rPr>
+              <w:noProof/>
+            </w:rPr>
             <mc:AlternateContent>
               <mc:Choice Requires="wpg">
                 <w:drawing>
@@ -2058,14 +2061,38 @@
         <w:t>Diseño Físico</w:t>
       </w:r>
       <w:r>
-        <w:t xml:space="preserve"> de las tablas y la lógica de programación encapsulada en el paquete funcionesRefugio. En este apartado cobran especial importancia los </w:t>
+        <w:t xml:space="preserve"> de las tablas y la lógica de programación encapsulada en el paquete </w:t>
+      </w:r>
+      <w:proofErr w:type="spellStart"/>
+      <w:r>
+        <w:t>funcionesRefugio</w:t>
+      </w:r>
+      <w:proofErr w:type="spellEnd"/>
+      <w:r>
+        <w:t xml:space="preserve">. En este apartado cobran especial importancia los </w:t>
       </w:r>
       <w:r>
         <w:rPr>
           <w:b/>
           <w:bCs/>
         </w:rPr>
-        <w:t>Disparadores (Triggers)</w:t>
+        <w:t>Disparadores (</w:t>
+      </w:r>
+      <w:proofErr w:type="spellStart"/>
+      <w:r>
+        <w:rPr>
+          <w:b/>
+          <w:bCs/>
+        </w:rPr>
+        <w:t>Triggers</w:t>
+      </w:r>
+      <w:proofErr w:type="spellEnd"/>
+      <w:r>
+        <w:rPr>
+          <w:b/>
+          <w:bCs/>
+        </w:rPr>
+        <w:t>)</w:t>
       </w:r>
       <w:r>
         <w:t>, piezas clave que garantizan la integridad de los datos y ejecutan acciones automáticas tras cada ingreso o actualización.</w:t>
@@ -2142,7 +2169,15 @@
         <w:t>Refugio de Animales</w:t>
       </w:r>
       <w:r>
-        <w:t xml:space="preserve"> multiespecie (perros, gatos o lo que necesite el refugio) cuya misión es la acogida, el cuidado sanitario y la búsqueda de un nuevo hogar para animales en situación de abandono. El funcionamiento del centro se apoya en tres pilares fundamentales:</w:t>
+        <w:t xml:space="preserve"> </w:t>
+      </w:r>
+      <w:proofErr w:type="spellStart"/>
+      <w:r>
+        <w:t>multiespecie</w:t>
+      </w:r>
+      <w:proofErr w:type="spellEnd"/>
+      <w:r>
+        <w:t xml:space="preserve"> (perros, gatos o lo que necesite el refugio) cuya misión es la acogida, el cuidado sanitario y la búsqueda de un nuevo hogar para animales en situación de abandono. El funcionamiento del centro se apoya en tres pilares fundamentales:</w:t>
       </w:r>
     </w:p>
     <w:p>
@@ -2552,7 +2587,23 @@
           <w:b/>
           <w:bCs/>
         </w:rPr>
-        <w:t>RNF02. Atributos Multievaluados:</w:t>
+        <w:t xml:space="preserve">RNF02. Atributos </w:t>
+      </w:r>
+      <w:proofErr w:type="spellStart"/>
+      <w:r>
+        <w:rPr>
+          <w:b/>
+          <w:bCs/>
+        </w:rPr>
+        <w:t>Multievaluados</w:t>
+      </w:r>
+      <w:proofErr w:type="spellEnd"/>
+      <w:r>
+        <w:rPr>
+          <w:b/>
+          <w:bCs/>
+        </w:rPr>
+        <w:t>:</w:t>
       </w:r>
       <w:r>
         <w:t xml:space="preserve"> El historial de vacunas y las cuotas de los socios deben almacenarse mediante </w:t>
@@ -2580,7 +2631,23 @@
           <w:b/>
           <w:bCs/>
         </w:rPr>
-        <w:t>RNF03. Automatización mediante Triggers:</w:t>
+        <w:t xml:space="preserve">RNF03. Automatización mediante </w:t>
+      </w:r>
+      <w:proofErr w:type="spellStart"/>
+      <w:r>
+        <w:rPr>
+          <w:b/>
+          <w:bCs/>
+        </w:rPr>
+        <w:t>Triggers</w:t>
+      </w:r>
+      <w:proofErr w:type="spellEnd"/>
+      <w:r>
+        <w:rPr>
+          <w:b/>
+          <w:bCs/>
+        </w:rPr>
+        <w:t>:</w:t>
       </w:r>
       <w:r>
         <w:t xml:space="preserve"> El sistema debe usar disparadores para garantizar que la lógica crítica (como la vacunación obligatoria al ingresar) se ejecute sin intervención manual, asegurando la integridad sanitaria.</w:t>
@@ -2650,6 +2717,7 @@
       <w:r>
         <w:t xml:space="preserve"> El acceso a los datos de un animal y su historial debe ser eficiente, minimizando el número de operaciones de unión (</w:t>
       </w:r>
+      <w:proofErr w:type="spellStart"/>
       <w:r>
         <w:rPr>
           <w:i/>
@@ -2657,6 +2725,7 @@
         </w:rPr>
         <w:t>joins</w:t>
       </w:r>
+      <w:proofErr w:type="spellEnd"/>
       <w:r>
         <w:t>) mediante el uso de la estructura de objetos.</w:t>
       </w:r>
@@ -2688,11 +2757,14 @@
         <w:jc w:val="center"/>
       </w:pPr>
       <w:r>
+        <w:rPr>
+          <w:noProof/>
+        </w:rPr>
         <w:drawing>
-          <wp:inline distT="0" distB="0" distL="0" distR="0" wp14:anchorId="2E654334" wp14:editId="660E7DB6">
-            <wp:extent cx="4904990" cy="3143529"/>
-            <wp:effectExtent l="0" t="0" r="0" b="0"/>
-            <wp:docPr id="1938593074" name="Imagen 9"/>
+          <wp:inline distT="0" distB="0" distL="0" distR="0" wp14:anchorId="0157713D" wp14:editId="1C72FB6F">
+            <wp:extent cx="5251423" cy="2863850"/>
+            <wp:effectExtent l="0" t="0" r="6985" b="0"/>
+            <wp:docPr id="423847742" name="Imagen 9"/>
             <wp:cNvGraphicFramePr>
               <a:graphicFrameLocks xmlns:a="http://schemas.openxmlformats.org/drawingml/2006/main" noChangeAspect="1"/>
             </wp:cNvGraphicFramePr>
@@ -2700,7 +2772,7 @@
               <a:graphicData uri="http://schemas.openxmlformats.org/drawingml/2006/picture">
                 <pic:pic xmlns:pic="http://schemas.openxmlformats.org/drawingml/2006/picture">
                   <pic:nvPicPr>
-                    <pic:cNvPr id="0" name="Picture 4"/>
+                    <pic:cNvPr id="0" name="Picture 2"/>
                     <pic:cNvPicPr>
                       <a:picLocks noChangeAspect="1" noChangeArrowheads="1"/>
                     </pic:cNvPicPr>
@@ -2721,7 +2793,7 @@
                   <pic:spPr bwMode="auto">
                     <a:xfrm>
                       <a:off x="0" y="0"/>
-                      <a:ext cx="4919459" cy="3152802"/>
+                      <a:ext cx="5253863" cy="2865181"/>
                     </a:xfrm>
                     <a:prstGeom prst="rect">
                       <a:avLst/>
@@ -2764,10 +2836,13 @@
         <w:jc w:val="center"/>
       </w:pPr>
       <w:r>
+        <w:rPr>
+          <w:noProof/>
+        </w:rPr>
         <w:drawing>
-          <wp:inline distT="0" distB="0" distL="0" distR="0" wp14:anchorId="18D0B963" wp14:editId="601AB457">
-            <wp:extent cx="4950508" cy="3107903"/>
-            <wp:effectExtent l="0" t="0" r="2540" b="0"/>
+          <wp:inline distT="0" distB="0" distL="0" distR="0" wp14:anchorId="18D0B963" wp14:editId="64D4DCD3">
+            <wp:extent cx="4954557" cy="3109530"/>
+            <wp:effectExtent l="0" t="0" r="0" b="0"/>
             <wp:docPr id="997936251" name="Imagen 10"/>
             <wp:cNvGraphicFramePr>
               <a:graphicFrameLocks xmlns:a="http://schemas.openxmlformats.org/drawingml/2006/main" noChangeAspect="1"/>
@@ -2776,7 +2851,7 @@
               <a:graphicData uri="http://schemas.openxmlformats.org/drawingml/2006/picture">
                 <pic:pic xmlns:pic="http://schemas.openxmlformats.org/drawingml/2006/picture">
                   <pic:nvPicPr>
-                    <pic:cNvPr id="0" name="Picture 5"/>
+                    <pic:cNvPr id="997936251" name="Imagen 10"/>
                     <pic:cNvPicPr>
                       <a:picLocks noChangeAspect="1" noChangeArrowheads="1"/>
                     </pic:cNvPicPr>
@@ -2789,7 +2864,6 @@
                         </a:ext>
                       </a:extLst>
                     </a:blip>
-                    <a:srcRect/>
                     <a:stretch>
                       <a:fillRect/>
                     </a:stretch>
@@ -2797,7 +2871,7 @@
                   <pic:spPr bwMode="auto">
                     <a:xfrm>
                       <a:off x="0" y="0"/>
-                      <a:ext cx="4954557" cy="3110445"/>
+                      <a:ext cx="4954557" cy="3109530"/>
                     </a:xfrm>
                     <a:prstGeom prst="rect">
                       <a:avLst/>
@@ -2834,6 +2908,9 @@
         <w:jc w:val="center"/>
       </w:pPr>
       <w:r>
+        <w:rPr>
+          <w:noProof/>
+        </w:rPr>
         <w:drawing>
           <wp:inline distT="0" distB="0" distL="0" distR="0" wp14:anchorId="3BD02F9C" wp14:editId="6B80F9E8">
             <wp:extent cx="4777747" cy="3044477"/>
@@ -2915,16 +2992,26 @@
       </w:pPr>
       <w:bookmarkStart w:id="9" w:name="_Toc229226472"/>
       <w:r>
-        <w:t xml:space="preserve">6.1 </w:t>
-      </w:r>
-      <w:r>
-        <w:t>Paquete funcionesRefugio</w:t>
+        <w:t xml:space="preserve">6.1 Paquete </w:t>
+      </w:r>
+      <w:proofErr w:type="spellStart"/>
+      <w:r>
+        <w:t>funcionesRefugio</w:t>
       </w:r>
       <w:bookmarkEnd w:id="9"/>
-    </w:p>
-    <w:p>
-      <w:r>
-        <w:t>El paquete funcionesRefugio actúa como la API principal del sistema. Su objetivo es encapsular las operaciones de inserción, actualización y consulta, asegurando que todas las transacciones sigan las mismas reglas y manejen las excepciones de forma controlada.</w:t>
+      <w:proofErr w:type="spellEnd"/>
+    </w:p>
+    <w:p>
+      <w:r>
+        <w:t xml:space="preserve">El paquete </w:t>
+      </w:r>
+      <w:proofErr w:type="spellStart"/>
+      <w:r>
+        <w:t>funcionesRefugio</w:t>
+      </w:r>
+      <w:proofErr w:type="spellEnd"/>
+      <w:r>
+        <w:t xml:space="preserve"> actúa como la API principal del sistema. Su objetivo es encapsular las operaciones de inserción, actualización y consulta, asegurando que todas las transacciones sigan las mismas reglas y manejen las excepciones de forma controlada.</w:t>
       </w:r>
     </w:p>
     <w:tbl>
@@ -3027,6 +3114,7 @@
                 <w:bCs/>
               </w:rPr>
             </w:pPr>
+            <w:proofErr w:type="spellStart"/>
             <w:r>
               <w:rPr>
                 <w:b/>
@@ -3034,6 +3122,7 @@
               </w:rPr>
               <w:t>insertarAnimal</w:t>
             </w:r>
+            <w:proofErr w:type="spellEnd"/>
           </w:p>
         </w:tc>
         <w:tc>
@@ -3079,6 +3168,7 @@
                 <w:bCs/>
               </w:rPr>
             </w:pPr>
+            <w:proofErr w:type="spellStart"/>
             <w:r>
               <w:rPr>
                 <w:b/>
@@ -3086,6 +3176,7 @@
               </w:rPr>
               <w:t>actualizarAnimal</w:t>
             </w:r>
+            <w:proofErr w:type="spellEnd"/>
           </w:p>
         </w:tc>
         <w:tc>
@@ -3134,6 +3225,7 @@
                 <w:bCs/>
               </w:rPr>
             </w:pPr>
+            <w:proofErr w:type="spellStart"/>
             <w:r>
               <w:rPr>
                 <w:b/>
@@ -3141,6 +3233,7 @@
               </w:rPr>
               <w:t>edadAnimal</w:t>
             </w:r>
+            <w:proofErr w:type="spellEnd"/>
           </w:p>
         </w:tc>
         <w:tc>
@@ -3186,6 +3279,7 @@
                 <w:bCs/>
               </w:rPr>
             </w:pPr>
+            <w:proofErr w:type="spellStart"/>
             <w:r>
               <w:rPr>
                 <w:b/>
@@ -3193,6 +3287,7 @@
               </w:rPr>
               <w:t>borrarAnimal</w:t>
             </w:r>
+            <w:proofErr w:type="spellEnd"/>
           </w:p>
         </w:tc>
         <w:tc>
@@ -3241,6 +3336,7 @@
                 <w:bCs/>
               </w:rPr>
             </w:pPr>
+            <w:proofErr w:type="spellStart"/>
             <w:r>
               <w:rPr>
                 <w:b/>
@@ -3248,6 +3344,7 @@
               </w:rPr>
               <w:t>adoptarAnimal</w:t>
             </w:r>
+            <w:proofErr w:type="spellEnd"/>
           </w:p>
         </w:tc>
         <w:tc>
@@ -3296,6 +3393,7 @@
                 <w:bCs/>
               </w:rPr>
             </w:pPr>
+            <w:proofErr w:type="spellStart"/>
             <w:r>
               <w:rPr>
                 <w:b/>
@@ -3303,6 +3401,7 @@
               </w:rPr>
               <w:t>crearVacuna</w:t>
             </w:r>
+            <w:proofErr w:type="spellEnd"/>
           </w:p>
         </w:tc>
         <w:tc>
@@ -3351,6 +3450,7 @@
                 <w:bCs/>
               </w:rPr>
             </w:pPr>
+            <w:proofErr w:type="spellStart"/>
             <w:r>
               <w:rPr>
                 <w:b/>
@@ -3358,6 +3458,7 @@
               </w:rPr>
               <w:t>suministrarDosis</w:t>
             </w:r>
+            <w:proofErr w:type="spellEnd"/>
           </w:p>
         </w:tc>
         <w:tc>
@@ -3371,7 +3472,15 @@
               <w:cnfStyle w:val="000000100000" w:firstRow="0" w:lastRow="0" w:firstColumn="0" w:lastColumn="0" w:oddVBand="0" w:evenVBand="0" w:oddHBand="1" w:evenHBand="0" w:firstRowFirstColumn="0" w:firstRowLastColumn="0" w:lastRowFirstColumn="0" w:lastRowLastColumn="0"/>
             </w:pPr>
             <w:r>
-              <w:t>Inserta un objeto Tipo_Dosis en la colección anidada del animal.</w:t>
+              <w:t xml:space="preserve">Inserta un objeto </w:t>
+            </w:r>
+            <w:proofErr w:type="spellStart"/>
+            <w:r>
+              <w:t>Tipo_Dosis</w:t>
+            </w:r>
+            <w:proofErr w:type="spellEnd"/>
+            <w:r>
+              <w:t xml:space="preserve"> en la colección anidada del animal.</w:t>
             </w:r>
           </w:p>
         </w:tc>
@@ -3489,6 +3598,7 @@
                 <w:bCs/>
               </w:rPr>
             </w:pPr>
+            <w:proofErr w:type="spellStart"/>
             <w:r>
               <w:rPr>
                 <w:b/>
@@ -3496,6 +3606,7 @@
               </w:rPr>
               <w:t>insertarSocio</w:t>
             </w:r>
+            <w:proofErr w:type="spellEnd"/>
           </w:p>
         </w:tc>
         <w:tc>
@@ -3541,6 +3652,7 @@
                 <w:bCs/>
               </w:rPr>
             </w:pPr>
+            <w:proofErr w:type="spellStart"/>
             <w:r>
               <w:rPr>
                 <w:b/>
@@ -3548,6 +3660,7 @@
               </w:rPr>
               <w:t>insertarCuota</w:t>
             </w:r>
+            <w:proofErr w:type="spellEnd"/>
           </w:p>
         </w:tc>
         <w:tc>
@@ -3596,6 +3709,7 @@
                 <w:bCs/>
               </w:rPr>
             </w:pPr>
+            <w:proofErr w:type="spellStart"/>
             <w:r>
               <w:rPr>
                 <w:b/>
@@ -3603,6 +3717,7 @@
               </w:rPr>
               <w:t>asignarCuotaSocio</w:t>
             </w:r>
+            <w:proofErr w:type="spellEnd"/>
           </w:p>
         </w:tc>
         <w:tc>
@@ -3651,6 +3766,7 @@
                 <w:bCs/>
               </w:rPr>
             </w:pPr>
+            <w:proofErr w:type="spellStart"/>
             <w:r>
               <w:rPr>
                 <w:b/>
@@ -3658,6 +3774,7 @@
               </w:rPr>
               <w:t>obtenerRazasPorEspecie</w:t>
             </w:r>
+            <w:proofErr w:type="spellEnd"/>
           </w:p>
         </w:tc>
         <w:tc>
@@ -3706,12 +3823,21 @@
                 <w:bCs/>
               </w:rPr>
             </w:pPr>
+            <w:proofErr w:type="spellStart"/>
             <w:r>
               <w:rPr>
                 <w:b/>
                 <w:bCs/>
               </w:rPr>
-              <w:t>insertarEspecie/Raza</w:t>
+              <w:t>insertarEspecie</w:t>
+            </w:r>
+            <w:proofErr w:type="spellEnd"/>
+            <w:r>
+              <w:rPr>
+                <w:b/>
+                <w:bCs/>
+              </w:rPr>
+              <w:t>/Raza</w:t>
             </w:r>
           </w:p>
         </w:tc>
@@ -3739,10 +3865,15 @@
       </w:pPr>
       <w:bookmarkStart w:id="10" w:name="_Toc229226473"/>
       <w:r>
-        <w:t xml:space="preserve">6.2 </w:t>
-      </w:r>
-      <w:r>
-        <w:t>Disparadores (Triggers)</w:t>
+        <w:t>6.2 Disparadores (</w:t>
+      </w:r>
+      <w:proofErr w:type="spellStart"/>
+      <w:r>
+        <w:t>Triggers</w:t>
+      </w:r>
+      <w:proofErr w:type="spellEnd"/>
+      <w:r>
+        <w:t>)</w:t>
       </w:r>
       <w:bookmarkEnd w:id="10"/>
     </w:p>
@@ -3757,9 +3888,14 @@
       </w:pPr>
       <w:bookmarkStart w:id="11" w:name="_Toc229226474"/>
       <w:r>
-        <w:t>A. Trigger_SuministrarEsenciales</w:t>
+        <w:t xml:space="preserve">A. </w:t>
+      </w:r>
+      <w:proofErr w:type="spellStart"/>
+      <w:r>
+        <w:t>Trigger_SuministrarEsenciales</w:t>
       </w:r>
       <w:bookmarkEnd w:id="11"/>
+      <w:proofErr w:type="spellEnd"/>
     </w:p>
     <w:p>
       <w:pPr>
@@ -3771,24 +3907,41 @@
           <w:lang w:val="en-GB"/>
         </w:rPr>
       </w:pPr>
+      <w:proofErr w:type="spellStart"/>
       <w:r>
         <w:rPr>
           <w:b/>
           <w:bCs/>
           <w:lang w:val="en-GB"/>
         </w:rPr>
-        <w:t>Evento:</w:t>
-      </w:r>
-      <w:r>
-        <w:rPr>
+        <w:t>Evento</w:t>
+      </w:r>
+      <w:proofErr w:type="spellEnd"/>
+      <w:r>
+        <w:rPr>
+          <w:b/>
+          <w:bCs/>
           <w:lang w:val="en-GB"/>
         </w:rPr>
-        <w:t xml:space="preserve"> BEFORE INSERT ON Tabl</w:t>
+        <w:t>:</w:t>
       </w:r>
       <w:r>
         <w:rPr>
           <w:lang w:val="en-GB"/>
         </w:rPr>
+        <w:t xml:space="preserve"> BEFORE INSERT ON </w:t>
+      </w:r>
+      <w:proofErr w:type="spellStart"/>
+      <w:r>
+        <w:rPr>
+          <w:lang w:val="en-GB"/>
+        </w:rPr>
+        <w:t>Tabl</w:t>
+      </w:r>
+      <w:r>
+        <w:rPr>
+          <w:lang w:val="en-GB"/>
+        </w:rPr>
         <w:t>a</w:t>
       </w:r>
       <w:r>
@@ -3797,6 +3950,7 @@
         </w:rPr>
         <w:t>_Animal</w:t>
       </w:r>
+      <w:proofErr w:type="spellEnd"/>
       <w:r>
         <w:rPr>
           <w:lang w:val="en-GB"/>
@@ -3837,7 +3991,23 @@
         <w:t>Lógica:</w:t>
       </w:r>
       <w:r>
-        <w:t xml:space="preserve"> Cuando un animal entra al refugio, el disparador busca en Tabla_Vacuna todas aquellas vacunas marcadas como "Esenciales" (esEsencial = 'S') que correspondan a la especie del animal. Automáticamente, inserta estas vacunas en el historial del animal con la fecha de hoy.</w:t>
+        <w:t xml:space="preserve"> Cuando un animal entra al refugio, el disparador busca en </w:t>
+      </w:r>
+      <w:proofErr w:type="spellStart"/>
+      <w:r>
+        <w:t>Tabla_Vacuna</w:t>
+      </w:r>
+      <w:proofErr w:type="spellEnd"/>
+      <w:r>
+        <w:t xml:space="preserve"> todas aquellas vacunas marcadas como "Esenciales" (</w:t>
+      </w:r>
+      <w:proofErr w:type="spellStart"/>
+      <w:r>
+        <w:t>esEsencial</w:t>
+      </w:r>
+      <w:proofErr w:type="spellEnd"/>
+      <w:r>
+        <w:t xml:space="preserve"> = 'S') que correspondan a la especie del animal. Automáticamente, inserta estas vacunas en el historial del animal con la fecha de hoy.</w:t>
       </w:r>
     </w:p>
     <w:p>
@@ -3846,9 +4016,14 @@
       </w:pPr>
       <w:bookmarkStart w:id="12" w:name="_Toc229226475"/>
       <w:r>
-        <w:t>B. Trigger_AsignarCuotas</w:t>
+        <w:t xml:space="preserve">B. </w:t>
+      </w:r>
+      <w:proofErr w:type="spellStart"/>
+      <w:r>
+        <w:t>Trigger_AsignarCuotas</w:t>
       </w:r>
       <w:bookmarkEnd w:id="12"/>
+      <w:proofErr w:type="spellEnd"/>
     </w:p>
     <w:p>
       <w:pPr>
@@ -3860,19 +4035,43 @@
           <w:lang w:val="en-GB"/>
         </w:rPr>
       </w:pPr>
+      <w:proofErr w:type="spellStart"/>
       <w:r>
         <w:rPr>
           <w:b/>
           <w:bCs/>
           <w:lang w:val="en-GB"/>
         </w:rPr>
-        <w:t>Evento:</w:t>
-      </w:r>
-      <w:r>
-        <w:rPr>
+        <w:t>Evento</w:t>
+      </w:r>
+      <w:proofErr w:type="spellEnd"/>
+      <w:r>
+        <w:rPr>
+          <w:b/>
+          <w:bCs/>
           <w:lang w:val="en-GB"/>
         </w:rPr>
-        <w:t xml:space="preserve"> FOR INSERT ON Tabla_InfoCuota (Compound Trigger).</w:t>
+        <w:t>:</w:t>
+      </w:r>
+      <w:r>
+        <w:rPr>
+          <w:lang w:val="en-GB"/>
+        </w:rPr>
+        <w:t xml:space="preserve"> FOR INSERT ON </w:t>
+      </w:r>
+      <w:proofErr w:type="spellStart"/>
+      <w:r>
+        <w:rPr>
+          <w:lang w:val="en-GB"/>
+        </w:rPr>
+        <w:t>Tabla_InfoCuota</w:t>
+      </w:r>
+      <w:proofErr w:type="spellEnd"/>
+      <w:r>
+        <w:rPr>
+          <w:lang w:val="en-GB"/>
+        </w:rPr>
+        <w:t xml:space="preserve"> (Compound Trigger).</w:t>
       </w:r>
     </w:p>
     <w:p>
@@ -3923,7 +4122,23 @@
           <w:b/>
           <w:bCs/>
         </w:rPr>
-        <w:t>After Each Row:</w:t>
+        <w:t xml:space="preserve">After </w:t>
+      </w:r>
+      <w:proofErr w:type="spellStart"/>
+      <w:r>
+        <w:rPr>
+          <w:b/>
+          <w:bCs/>
+        </w:rPr>
+        <w:t>Each</w:t>
+      </w:r>
+      <w:proofErr w:type="spellEnd"/>
+      <w:r>
+        <w:rPr>
+          <w:b/>
+          <w:bCs/>
+        </w:rPr>
+        <w:t xml:space="preserve"> Row:</w:t>
       </w:r>
       <w:r>
         <w:t xml:space="preserve"> Captura el año del nuevo ejercicio creado.</w:t>
@@ -3942,7 +4157,23 @@
           <w:bCs/>
         </w:rPr>
         <w:lastRenderedPageBreak/>
-        <w:t>After Statement:</w:t>
+        <w:t xml:space="preserve">After </w:t>
+      </w:r>
+      <w:proofErr w:type="spellStart"/>
+      <w:r>
+        <w:rPr>
+          <w:b/>
+          <w:bCs/>
+        </w:rPr>
+        <w:t>Statement</w:t>
+      </w:r>
+      <w:proofErr w:type="spellEnd"/>
+      <w:r>
+        <w:rPr>
+          <w:b/>
+          <w:bCs/>
+        </w:rPr>
+        <w:t>:</w:t>
       </w:r>
       <w:r>
         <w:t xml:space="preserve"> Una vez creada la cuota anual (ej. Ejercicio 2024), recorre todos los socios registrados y les asigna automáticamente dicha cuota en su historial personal con el estado de pago en 'N' (No pagada).</w:t>
@@ -4003,6 +4234,7 @@
       <w:r>
         <w:t xml:space="preserve"> Quizás uno de los puntos más valiosos es haber logrado que la base de datos sea "inteligente". Gracias a los </w:t>
       </w:r>
+      <w:proofErr w:type="spellStart"/>
       <w:r>
         <w:rPr>
           <w:i/>
@@ -4010,6 +4242,7 @@
         </w:rPr>
         <w:t>triggers</w:t>
       </w:r>
+      <w:proofErr w:type="spellEnd"/>
       <w:r>
         <w:t>, el refugio tiene la seguridad de que, en cuanto entra un animal, el sistema le asigna sus vacunas esenciales automáticamente. Esto elimina el miedo al error humano o al olvido, garantizando que todos los animales reciban sus cuidados básicos desde el primer minuto.</w:t>
       </w:r>
@@ -4029,7 +4262,23 @@
         <w:t>Datos con "vida propia":</w:t>
       </w:r>
       <w:r>
-        <w:t xml:space="preserve"> Al crear el paquete funcionesRefugio y meter lógica directamente en los objetos (como el cálculo automático de la edad), hemos conseguido que los datos no sean simples textos estáticos. Ahora, el dato sabe "comportarse". Esto facilita muchísimo el trabajo si en el futuro queremos conectar el sistema con una web o una app móvil, ya que las reglas siempre serán las mismas y el código será más fácil de ampliar.</w:t>
+        <w:t xml:space="preserve"> Al crear el paquete </w:t>
+      </w:r>
+      <w:proofErr w:type="spellStart"/>
+      <w:r>
+        <w:t>funcionesRefugio</w:t>
+      </w:r>
+      <w:proofErr w:type="spellEnd"/>
+      <w:r>
+        <w:t xml:space="preserve"> y meter lógica directamente en los objetos (como el cálculo automático de la edad), hemos conseguido que los datos no sean simples textos estáticos. Ahora, el dato sabe "comportarse". Esto facilita muchísimo el trabajo si en el futuro queremos conectar el sistema con una web o una </w:t>
+      </w:r>
+      <w:proofErr w:type="gramStart"/>
+      <w:r>
+        <w:t>app</w:t>
+      </w:r>
+      <w:proofErr w:type="gramEnd"/>
+      <w:r>
+        <w:t xml:space="preserve"> móvil, ya que las reglas siempre serán las mismas y el código será más fácil de ampliar.</w:t>
       </w:r>
     </w:p>
     <w:p>
@@ -4108,7 +4357,23 @@
     </w:p>
     <w:p>
       <w:r>
-        <w:t>Disparadores Compuestos (Compound Triggers)</w:t>
+        <w:t>Disparadores Compuestos (</w:t>
+      </w:r>
+      <w:proofErr w:type="spellStart"/>
+      <w:r>
+        <w:t>Compound</w:t>
+      </w:r>
+      <w:proofErr w:type="spellEnd"/>
+      <w:r>
+        <w:t xml:space="preserve"> </w:t>
+      </w:r>
+      <w:proofErr w:type="spellStart"/>
+      <w:r>
+        <w:t>Triggers</w:t>
+      </w:r>
+      <w:proofErr w:type="spellEnd"/>
+      <w:r>
+        <w:t>)</w:t>
       </w:r>
       <w:r>
         <w:t xml:space="preserve"> (</w:t>
@@ -4126,8 +4391,21 @@
       </w:r>
     </w:p>
     <w:p>
-      <w:r>
-        <w:t>Triggers Documentacion (</w:t>
+      <w:proofErr w:type="spellStart"/>
+      <w:r>
+        <w:t>Triggers</w:t>
+      </w:r>
+      <w:proofErr w:type="spellEnd"/>
+      <w:r>
+        <w:t xml:space="preserve"> </w:t>
+      </w:r>
+      <w:proofErr w:type="spellStart"/>
+      <w:r>
+        <w:t>Documentacion</w:t>
+      </w:r>
+      <w:proofErr w:type="spellEnd"/>
+      <w:r>
+        <w:t xml:space="preserve"> (</w:t>
       </w:r>
       <w:hyperlink r:id="rId13" w:history="1">
         <w:r>
@@ -4232,8 +4510,16 @@
           <w:lang w:val="en-GB"/>
         </w:rPr>
         <w:lastRenderedPageBreak/>
-        <w:t>Manual de instalación</w:t>
-      </w:r>
+        <w:t xml:space="preserve">Manual de </w:t>
+      </w:r>
+      <w:proofErr w:type="spellStart"/>
+      <w:r>
+        <w:rPr>
+          <w:lang w:val="en-GB"/>
+        </w:rPr>
+        <w:t>instalación</w:t>
+      </w:r>
+      <w:proofErr w:type="spellEnd"/>
     </w:p>
     <w:p>
       <w:pPr>
@@ -4252,12 +4538,37 @@
       <w:r>
         <w:br/>
       </w:r>
+      <w:proofErr w:type="spellStart"/>
       <w:r>
         <w:rPr>
           <w:b/>
           <w:bCs/>
         </w:rPr>
-        <w:t>pip install -r requirements.txt</w:t>
+        <w:t>pip</w:t>
+      </w:r>
+      <w:proofErr w:type="spellEnd"/>
+      <w:r>
+        <w:rPr>
+          <w:b/>
+          <w:bCs/>
+        </w:rPr>
+        <w:t xml:space="preserve"> </w:t>
+      </w:r>
+      <w:proofErr w:type="spellStart"/>
+      <w:r>
+        <w:rPr>
+          <w:b/>
+          <w:bCs/>
+        </w:rPr>
+        <w:t>install</w:t>
+      </w:r>
+      <w:proofErr w:type="spellEnd"/>
+      <w:r>
+        <w:rPr>
+          <w:b/>
+          <w:bCs/>
+        </w:rPr>
+        <w:t xml:space="preserve"> -r requirements.txt</w:t>
       </w:r>
     </w:p>
     <w:p>
@@ -4271,6 +4582,7 @@
       <w:r>
         <w:t xml:space="preserve">Instalación de la base de datos a través de la ejecución en Oracle del script: </w:t>
       </w:r>
+      <w:proofErr w:type="spellStart"/>
       <w:r>
         <w:rPr>
           <w:b/>
@@ -4278,6 +4590,7 @@
         </w:rPr>
         <w:t>main.sql</w:t>
       </w:r>
+      <w:proofErr w:type="spellEnd"/>
     </w:p>
     <w:p>
       <w:pPr>
@@ -7152,6 +7465,7 @@
   <w:style w:type="character" w:default="1" w:styleId="Fuentedeprrafopredeter">
     <w:name w:val="Default Paragraph Font"/>
     <w:uiPriority w:val="1"/>
+    <w:semiHidden/>
     <w:unhideWhenUsed/>
   </w:style>
   <w:style w:type="table" w:default="1" w:styleId="Tablanormal">

--- a/Documento-Memoria.docx
+++ b/Documento-Memoria.docx
@@ -2061,38 +2061,14 @@
         <w:t>Diseño Físico</w:t>
       </w:r>
       <w:r>
-        <w:t xml:space="preserve"> de las tablas y la lógica de programación encapsulada en el paquete </w:t>
-      </w:r>
-      <w:proofErr w:type="spellStart"/>
-      <w:r>
-        <w:t>funcionesRefugio</w:t>
-      </w:r>
-      <w:proofErr w:type="spellEnd"/>
-      <w:r>
-        <w:t xml:space="preserve">. En este apartado cobran especial importancia los </w:t>
+        <w:t xml:space="preserve"> de las tablas y la lógica de programación encapsulada en el paquete funcionesRefugio. En este apartado cobran especial importancia los </w:t>
       </w:r>
       <w:r>
         <w:rPr>
           <w:b/>
           <w:bCs/>
         </w:rPr>
-        <w:t>Disparadores (</w:t>
-      </w:r>
-      <w:proofErr w:type="spellStart"/>
-      <w:r>
-        <w:rPr>
-          <w:b/>
-          <w:bCs/>
-        </w:rPr>
-        <w:t>Triggers</w:t>
-      </w:r>
-      <w:proofErr w:type="spellEnd"/>
-      <w:r>
-        <w:rPr>
-          <w:b/>
-          <w:bCs/>
-        </w:rPr>
-        <w:t>)</w:t>
+        <w:t>Disparadores (Triggers)</w:t>
       </w:r>
       <w:r>
         <w:t>, piezas clave que garantizan la integridad de los datos y ejecutan acciones automáticas tras cada ingreso o actualización.</w:t>
@@ -2169,15 +2145,7 @@
         <w:t>Refugio de Animales</w:t>
       </w:r>
       <w:r>
-        <w:t xml:space="preserve"> </w:t>
-      </w:r>
-      <w:proofErr w:type="spellStart"/>
-      <w:r>
-        <w:t>multiespecie</w:t>
-      </w:r>
-      <w:proofErr w:type="spellEnd"/>
-      <w:r>
-        <w:t xml:space="preserve"> (perros, gatos o lo que necesite el refugio) cuya misión es la acogida, el cuidado sanitario y la búsqueda de un nuevo hogar para animales en situación de abandono. El funcionamiento del centro se apoya en tres pilares fundamentales:</w:t>
+        <w:t xml:space="preserve"> multiespecie (perros, gatos o lo que necesite el refugio) cuya misión es la acogida, el cuidado sanitario y la búsqueda de un nuevo hogar para animales en situación de abandono. El funcionamiento del centro se apoya en tres pilares fundamentales:</w:t>
       </w:r>
     </w:p>
     <w:p>
@@ -2587,23 +2555,7 @@
           <w:b/>
           <w:bCs/>
         </w:rPr>
-        <w:t xml:space="preserve">RNF02. Atributos </w:t>
-      </w:r>
-      <w:proofErr w:type="spellStart"/>
-      <w:r>
-        <w:rPr>
-          <w:b/>
-          <w:bCs/>
-        </w:rPr>
-        <w:t>Multievaluados</w:t>
-      </w:r>
-      <w:proofErr w:type="spellEnd"/>
-      <w:r>
-        <w:rPr>
-          <w:b/>
-          <w:bCs/>
-        </w:rPr>
-        <w:t>:</w:t>
+        <w:t>RNF02. Atributos Multievaluados:</w:t>
       </w:r>
       <w:r>
         <w:t xml:space="preserve"> El historial de vacunas y las cuotas de los socios deben almacenarse mediante </w:t>
@@ -2631,23 +2583,7 @@
           <w:b/>
           <w:bCs/>
         </w:rPr>
-        <w:t xml:space="preserve">RNF03. Automatización mediante </w:t>
-      </w:r>
-      <w:proofErr w:type="spellStart"/>
-      <w:r>
-        <w:rPr>
-          <w:b/>
-          <w:bCs/>
-        </w:rPr>
-        <w:t>Triggers</w:t>
-      </w:r>
-      <w:proofErr w:type="spellEnd"/>
-      <w:r>
-        <w:rPr>
-          <w:b/>
-          <w:bCs/>
-        </w:rPr>
-        <w:t>:</w:t>
+        <w:t>RNF03. Automatización mediante Triggers:</w:t>
       </w:r>
       <w:r>
         <w:t xml:space="preserve"> El sistema debe usar disparadores para garantizar que la lógica crítica (como la vacunación obligatoria al ingresar) se ejecute sin intervención manual, asegurando la integridad sanitaria.</w:t>
@@ -2717,7 +2653,6 @@
       <w:r>
         <w:t xml:space="preserve"> El acceso a los datos de un animal y su historial debe ser eficiente, minimizando el número de operaciones de unión (</w:t>
       </w:r>
-      <w:proofErr w:type="spellStart"/>
       <w:r>
         <w:rPr>
           <w:i/>
@@ -2725,7 +2660,6 @@
         </w:rPr>
         <w:t>joins</w:t>
       </w:r>
-      <w:proofErr w:type="spellEnd"/>
       <w:r>
         <w:t>) mediante el uso de la estructura de objetos.</w:t>
       </w:r>
@@ -2992,26 +2926,13 @@
       </w:pPr>
       <w:bookmarkStart w:id="9" w:name="_Toc229226472"/>
       <w:r>
-        <w:t xml:space="preserve">6.1 Paquete </w:t>
-      </w:r>
-      <w:proofErr w:type="spellStart"/>
-      <w:r>
-        <w:t>funcionesRefugio</w:t>
+        <w:t>6.1 Paquete funcionesRefugio</w:t>
       </w:r>
       <w:bookmarkEnd w:id="9"/>
-      <w:proofErr w:type="spellEnd"/>
-    </w:p>
-    <w:p>
-      <w:r>
-        <w:t xml:space="preserve">El paquete </w:t>
-      </w:r>
-      <w:proofErr w:type="spellStart"/>
-      <w:r>
-        <w:t>funcionesRefugio</w:t>
-      </w:r>
-      <w:proofErr w:type="spellEnd"/>
-      <w:r>
-        <w:t xml:space="preserve"> actúa como la API principal del sistema. Su objetivo es encapsular las operaciones de inserción, actualización y consulta, asegurando que todas las transacciones sigan las mismas reglas y manejen las excepciones de forma controlada.</w:t>
+    </w:p>
+    <w:p>
+      <w:r>
+        <w:t>El paquete funcionesRefugio actúa como la API principal del sistema. Su objetivo es encapsular las operaciones de inserción, actualización y consulta, asegurando que todas las transacciones sigan las mismas reglas y manejen las excepciones de forma controlada.</w:t>
       </w:r>
     </w:p>
     <w:tbl>
@@ -3114,7 +3035,6 @@
                 <w:bCs/>
               </w:rPr>
             </w:pPr>
-            <w:proofErr w:type="spellStart"/>
             <w:r>
               <w:rPr>
                 <w:b/>
@@ -3122,7 +3042,6 @@
               </w:rPr>
               <w:t>insertarAnimal</w:t>
             </w:r>
-            <w:proofErr w:type="spellEnd"/>
           </w:p>
         </w:tc>
         <w:tc>
@@ -3168,7 +3087,6 @@
                 <w:bCs/>
               </w:rPr>
             </w:pPr>
-            <w:proofErr w:type="spellStart"/>
             <w:r>
               <w:rPr>
                 <w:b/>
@@ -3176,7 +3094,6 @@
               </w:rPr>
               <w:t>actualizarAnimal</w:t>
             </w:r>
-            <w:proofErr w:type="spellEnd"/>
           </w:p>
         </w:tc>
         <w:tc>
@@ -3225,7 +3142,6 @@
                 <w:bCs/>
               </w:rPr>
             </w:pPr>
-            <w:proofErr w:type="spellStart"/>
             <w:r>
               <w:rPr>
                 <w:b/>
@@ -3233,7 +3149,6 @@
               </w:rPr>
               <w:t>edadAnimal</w:t>
             </w:r>
-            <w:proofErr w:type="spellEnd"/>
           </w:p>
         </w:tc>
         <w:tc>
@@ -3279,7 +3194,6 @@
                 <w:bCs/>
               </w:rPr>
             </w:pPr>
-            <w:proofErr w:type="spellStart"/>
             <w:r>
               <w:rPr>
                 <w:b/>
@@ -3287,7 +3201,6 @@
               </w:rPr>
               <w:t>borrarAnimal</w:t>
             </w:r>
-            <w:proofErr w:type="spellEnd"/>
           </w:p>
         </w:tc>
         <w:tc>
@@ -3336,7 +3249,6 @@
                 <w:bCs/>
               </w:rPr>
             </w:pPr>
-            <w:proofErr w:type="spellStart"/>
             <w:r>
               <w:rPr>
                 <w:b/>
@@ -3344,7 +3256,6 @@
               </w:rPr>
               <w:t>adoptarAnimal</w:t>
             </w:r>
-            <w:proofErr w:type="spellEnd"/>
           </w:p>
         </w:tc>
         <w:tc>
@@ -3393,7 +3304,6 @@
                 <w:bCs/>
               </w:rPr>
             </w:pPr>
-            <w:proofErr w:type="spellStart"/>
             <w:r>
               <w:rPr>
                 <w:b/>
@@ -3401,7 +3311,6 @@
               </w:rPr>
               <w:t>crearVacuna</w:t>
             </w:r>
-            <w:proofErr w:type="spellEnd"/>
           </w:p>
         </w:tc>
         <w:tc>
@@ -3450,7 +3359,6 @@
                 <w:bCs/>
               </w:rPr>
             </w:pPr>
-            <w:proofErr w:type="spellStart"/>
             <w:r>
               <w:rPr>
                 <w:b/>
@@ -3458,7 +3366,6 @@
               </w:rPr>
               <w:t>suministrarDosis</w:t>
             </w:r>
-            <w:proofErr w:type="spellEnd"/>
           </w:p>
         </w:tc>
         <w:tc>
@@ -3472,15 +3379,7 @@
               <w:cnfStyle w:val="000000100000" w:firstRow="0" w:lastRow="0" w:firstColumn="0" w:lastColumn="0" w:oddVBand="0" w:evenVBand="0" w:oddHBand="1" w:evenHBand="0" w:firstRowFirstColumn="0" w:firstRowLastColumn="0" w:lastRowFirstColumn="0" w:lastRowLastColumn="0"/>
             </w:pPr>
             <w:r>
-              <w:t xml:space="preserve">Inserta un objeto </w:t>
-            </w:r>
-            <w:proofErr w:type="spellStart"/>
-            <w:r>
-              <w:t>Tipo_Dosis</w:t>
-            </w:r>
-            <w:proofErr w:type="spellEnd"/>
-            <w:r>
-              <w:t xml:space="preserve"> en la colección anidada del animal.</w:t>
+              <w:t>Inserta un objeto Tipo_Dosis en la colección anidada del animal.</w:t>
             </w:r>
           </w:p>
         </w:tc>
@@ -3598,7 +3497,6 @@
                 <w:bCs/>
               </w:rPr>
             </w:pPr>
-            <w:proofErr w:type="spellStart"/>
             <w:r>
               <w:rPr>
                 <w:b/>
@@ -3606,7 +3504,6 @@
               </w:rPr>
               <w:t>insertarSocio</w:t>
             </w:r>
-            <w:proofErr w:type="spellEnd"/>
           </w:p>
         </w:tc>
         <w:tc>
@@ -3652,7 +3549,6 @@
                 <w:bCs/>
               </w:rPr>
             </w:pPr>
-            <w:proofErr w:type="spellStart"/>
             <w:r>
               <w:rPr>
                 <w:b/>
@@ -3660,7 +3556,6 @@
               </w:rPr>
               <w:t>insertarCuota</w:t>
             </w:r>
-            <w:proofErr w:type="spellEnd"/>
           </w:p>
         </w:tc>
         <w:tc>
@@ -3709,7 +3604,6 @@
                 <w:bCs/>
               </w:rPr>
             </w:pPr>
-            <w:proofErr w:type="spellStart"/>
             <w:r>
               <w:rPr>
                 <w:b/>
@@ -3717,7 +3611,6 @@
               </w:rPr>
               <w:t>asignarCuotaSocio</w:t>
             </w:r>
-            <w:proofErr w:type="spellEnd"/>
           </w:p>
         </w:tc>
         <w:tc>
@@ -3766,7 +3659,6 @@
                 <w:bCs/>
               </w:rPr>
             </w:pPr>
-            <w:proofErr w:type="spellStart"/>
             <w:r>
               <w:rPr>
                 <w:b/>
@@ -3774,7 +3666,6 @@
               </w:rPr>
               <w:t>obtenerRazasPorEspecie</w:t>
             </w:r>
-            <w:proofErr w:type="spellEnd"/>
           </w:p>
         </w:tc>
         <w:tc>
@@ -3823,21 +3714,12 @@
                 <w:bCs/>
               </w:rPr>
             </w:pPr>
-            <w:proofErr w:type="spellStart"/>
             <w:r>
               <w:rPr>
                 <w:b/>
                 <w:bCs/>
               </w:rPr>
-              <w:t>insertarEspecie</w:t>
-            </w:r>
-            <w:proofErr w:type="spellEnd"/>
-            <w:r>
-              <w:rPr>
-                <w:b/>
-                <w:bCs/>
-              </w:rPr>
-              <w:t>/Raza</w:t>
+              <w:t>insertarEspecie/Raza</w:t>
             </w:r>
           </w:p>
         </w:tc>
@@ -3865,15 +3747,7 @@
       </w:pPr>
       <w:bookmarkStart w:id="10" w:name="_Toc229226473"/>
       <w:r>
-        <w:t>6.2 Disparadores (</w:t>
-      </w:r>
-      <w:proofErr w:type="spellStart"/>
-      <w:r>
-        <w:t>Triggers</w:t>
-      </w:r>
-      <w:proofErr w:type="spellEnd"/>
-      <w:r>
-        <w:t>)</w:t>
+        <w:t>6.2 Disparadores (Triggers)</w:t>
       </w:r>
       <w:bookmarkEnd w:id="10"/>
     </w:p>
@@ -3888,14 +3762,9 @@
       </w:pPr>
       <w:bookmarkStart w:id="11" w:name="_Toc229226474"/>
       <w:r>
-        <w:t xml:space="preserve">A. </w:t>
-      </w:r>
-      <w:proofErr w:type="spellStart"/>
-      <w:r>
-        <w:t>Trigger_SuministrarEsenciales</w:t>
+        <w:t>A. Trigger_SuministrarEsenciales</w:t>
       </w:r>
       <w:bookmarkEnd w:id="11"/>
-      <w:proofErr w:type="spellEnd"/>
     </w:p>
     <w:p>
       <w:pPr>
@@ -3907,55 +3776,31 @@
           <w:lang w:val="en-GB"/>
         </w:rPr>
       </w:pPr>
-      <w:proofErr w:type="spellStart"/>
       <w:r>
         <w:rPr>
           <w:b/>
           <w:bCs/>
           <w:lang w:val="en-GB"/>
         </w:rPr>
-        <w:t>Evento</w:t>
-      </w:r>
-      <w:proofErr w:type="spellEnd"/>
-      <w:r>
-        <w:rPr>
-          <w:b/>
-          <w:bCs/>
+        <w:t>Evento:</w:t>
+      </w:r>
+      <w:r>
+        <w:rPr>
           <w:lang w:val="en-GB"/>
         </w:rPr>
-        <w:t>:</w:t>
+        <w:t xml:space="preserve"> BEFORE INSERT ON Tabl</w:t>
       </w:r>
       <w:r>
         <w:rPr>
           <w:lang w:val="en-GB"/>
         </w:rPr>
-        <w:t xml:space="preserve"> BEFORE INSERT ON </w:t>
-      </w:r>
-      <w:proofErr w:type="spellStart"/>
+        <w:t>a</w:t>
+      </w:r>
       <w:r>
         <w:rPr>
           <w:lang w:val="en-GB"/>
         </w:rPr>
-        <w:t>Tabl</w:t>
-      </w:r>
-      <w:r>
-        <w:rPr>
-          <w:lang w:val="en-GB"/>
-        </w:rPr>
-        <w:t>a</w:t>
-      </w:r>
-      <w:r>
-        <w:rPr>
-          <w:lang w:val="en-GB"/>
-        </w:rPr>
-        <w:t>_Animal</w:t>
-      </w:r>
-      <w:proofErr w:type="spellEnd"/>
-      <w:r>
-        <w:rPr>
-          <w:lang w:val="en-GB"/>
-        </w:rPr>
-        <w:t>.</w:t>
+        <w:t>_Animal.</w:t>
       </w:r>
     </w:p>
     <w:p>
@@ -3991,23 +3836,7 @@
         <w:t>Lógica:</w:t>
       </w:r>
       <w:r>
-        <w:t xml:space="preserve"> Cuando un animal entra al refugio, el disparador busca en </w:t>
-      </w:r>
-      <w:proofErr w:type="spellStart"/>
-      <w:r>
-        <w:t>Tabla_Vacuna</w:t>
-      </w:r>
-      <w:proofErr w:type="spellEnd"/>
-      <w:r>
-        <w:t xml:space="preserve"> todas aquellas vacunas marcadas como "Esenciales" (</w:t>
-      </w:r>
-      <w:proofErr w:type="spellStart"/>
-      <w:r>
-        <w:t>esEsencial</w:t>
-      </w:r>
-      <w:proofErr w:type="spellEnd"/>
-      <w:r>
-        <w:t xml:space="preserve"> = 'S') que correspondan a la especie del animal. Automáticamente, inserta estas vacunas en el historial del animal con la fecha de hoy.</w:t>
+        <w:t xml:space="preserve"> Cuando un animal entra al refugio, el disparador busca en Tabla_Vacuna todas aquellas vacunas marcadas como "Esenciales" (esEsencial = 'S') que correspondan a la especie del animal. Automáticamente, inserta estas vacunas en el historial del animal con la fecha de hoy.</w:t>
       </w:r>
     </w:p>
     <w:p>
@@ -4016,14 +3845,9 @@
       </w:pPr>
       <w:bookmarkStart w:id="12" w:name="_Toc229226475"/>
       <w:r>
-        <w:t xml:space="preserve">B. </w:t>
-      </w:r>
-      <w:proofErr w:type="spellStart"/>
-      <w:r>
-        <w:t>Trigger_AsignarCuotas</w:t>
+        <w:t>B. Trigger_AsignarCuotas</w:t>
       </w:r>
       <w:bookmarkEnd w:id="12"/>
-      <w:proofErr w:type="spellEnd"/>
     </w:p>
     <w:p>
       <w:pPr>
@@ -4035,43 +3859,19 @@
           <w:lang w:val="en-GB"/>
         </w:rPr>
       </w:pPr>
-      <w:proofErr w:type="spellStart"/>
       <w:r>
         <w:rPr>
           <w:b/>
           <w:bCs/>
           <w:lang w:val="en-GB"/>
         </w:rPr>
-        <w:t>Evento</w:t>
-      </w:r>
-      <w:proofErr w:type="spellEnd"/>
-      <w:r>
-        <w:rPr>
-          <w:b/>
-          <w:bCs/>
+        <w:t>Evento:</w:t>
+      </w:r>
+      <w:r>
+        <w:rPr>
           <w:lang w:val="en-GB"/>
         </w:rPr>
-        <w:t>:</w:t>
-      </w:r>
-      <w:r>
-        <w:rPr>
-          <w:lang w:val="en-GB"/>
-        </w:rPr>
-        <w:t xml:space="preserve"> FOR INSERT ON </w:t>
-      </w:r>
-      <w:proofErr w:type="spellStart"/>
-      <w:r>
-        <w:rPr>
-          <w:lang w:val="en-GB"/>
-        </w:rPr>
-        <w:t>Tabla_InfoCuota</w:t>
-      </w:r>
-      <w:proofErr w:type="spellEnd"/>
-      <w:r>
-        <w:rPr>
-          <w:lang w:val="en-GB"/>
-        </w:rPr>
-        <w:t xml:space="preserve"> (Compound Trigger).</w:t>
+        <w:t xml:space="preserve"> FOR INSERT ON Tabla_InfoCuota (Compound Trigger).</w:t>
       </w:r>
     </w:p>
     <w:p>
@@ -4122,23 +3922,7 @@
           <w:b/>
           <w:bCs/>
         </w:rPr>
-        <w:t xml:space="preserve">After </w:t>
-      </w:r>
-      <w:proofErr w:type="spellStart"/>
-      <w:r>
-        <w:rPr>
-          <w:b/>
-          <w:bCs/>
-        </w:rPr>
-        <w:t>Each</w:t>
-      </w:r>
-      <w:proofErr w:type="spellEnd"/>
-      <w:r>
-        <w:rPr>
-          <w:b/>
-          <w:bCs/>
-        </w:rPr>
-        <w:t xml:space="preserve"> Row:</w:t>
+        <w:t>After Each Row:</w:t>
       </w:r>
       <w:r>
         <w:t xml:space="preserve"> Captura el año del nuevo ejercicio creado.</w:t>
@@ -4157,23 +3941,7 @@
           <w:bCs/>
         </w:rPr>
         <w:lastRenderedPageBreak/>
-        <w:t xml:space="preserve">After </w:t>
-      </w:r>
-      <w:proofErr w:type="spellStart"/>
-      <w:r>
-        <w:rPr>
-          <w:b/>
-          <w:bCs/>
-        </w:rPr>
-        <w:t>Statement</w:t>
-      </w:r>
-      <w:proofErr w:type="spellEnd"/>
-      <w:r>
-        <w:rPr>
-          <w:b/>
-          <w:bCs/>
-        </w:rPr>
-        <w:t>:</w:t>
+        <w:t>After Statement:</w:t>
       </w:r>
       <w:r>
         <w:t xml:space="preserve"> Una vez creada la cuota anual (ej. Ejercicio 2024), recorre todos los socios registrados y les asigna automáticamente dicha cuota en su historial personal con el estado de pago en 'N' (No pagada).</w:t>
@@ -4234,7 +4002,6 @@
       <w:r>
         <w:t xml:space="preserve"> Quizás uno de los puntos más valiosos es haber logrado que la base de datos sea "inteligente". Gracias a los </w:t>
       </w:r>
-      <w:proofErr w:type="spellStart"/>
       <w:r>
         <w:rPr>
           <w:i/>
@@ -4242,7 +4009,6 @@
         </w:rPr>
         <w:t>triggers</w:t>
       </w:r>
-      <w:proofErr w:type="spellEnd"/>
       <w:r>
         <w:t>, el refugio tiene la seguridad de que, en cuanto entra un animal, el sistema le asigna sus vacunas esenciales automáticamente. Esto elimina el miedo al error humano o al olvido, garantizando que todos los animales reciban sus cuidados básicos desde el primer minuto.</w:t>
       </w:r>
@@ -4262,23 +4028,7 @@
         <w:t>Datos con "vida propia":</w:t>
       </w:r>
       <w:r>
-        <w:t xml:space="preserve"> Al crear el paquete </w:t>
-      </w:r>
-      <w:proofErr w:type="spellStart"/>
-      <w:r>
-        <w:t>funcionesRefugio</w:t>
-      </w:r>
-      <w:proofErr w:type="spellEnd"/>
-      <w:r>
-        <w:t xml:space="preserve"> y meter lógica directamente en los objetos (como el cálculo automático de la edad), hemos conseguido que los datos no sean simples textos estáticos. Ahora, el dato sabe "comportarse". Esto facilita muchísimo el trabajo si en el futuro queremos conectar el sistema con una web o una </w:t>
-      </w:r>
-      <w:proofErr w:type="gramStart"/>
-      <w:r>
-        <w:t>app</w:t>
-      </w:r>
-      <w:proofErr w:type="gramEnd"/>
-      <w:r>
-        <w:t xml:space="preserve"> móvil, ya que las reglas siempre serán las mismas y el código será más fácil de ampliar.</w:t>
+        <w:t xml:space="preserve"> Al crear el paquete funcionesRefugio y meter lógica directamente en los objetos (como el cálculo automático de la edad), hemos conseguido que los datos no sean simples textos estáticos. Ahora, el dato sabe "comportarse". Esto facilita muchísimo el trabajo si en el futuro queremos conectar el sistema con una web o una app móvil, ya que las reglas siempre serán las mismas y el código será más fácil de ampliar.</w:t>
       </w:r>
     </w:p>
     <w:p>
@@ -4357,23 +4107,7 @@
     </w:p>
     <w:p>
       <w:r>
-        <w:t>Disparadores Compuestos (</w:t>
-      </w:r>
-      <w:proofErr w:type="spellStart"/>
-      <w:r>
-        <w:t>Compound</w:t>
-      </w:r>
-      <w:proofErr w:type="spellEnd"/>
-      <w:r>
-        <w:t xml:space="preserve"> </w:t>
-      </w:r>
-      <w:proofErr w:type="spellStart"/>
-      <w:r>
-        <w:t>Triggers</w:t>
-      </w:r>
-      <w:proofErr w:type="spellEnd"/>
-      <w:r>
-        <w:t>)</w:t>
+        <w:t>Disparadores Compuestos (Compound Triggers)</w:t>
       </w:r>
       <w:r>
         <w:t xml:space="preserve"> (</w:t>
@@ -4391,21 +4125,8 @@
       </w:r>
     </w:p>
     <w:p>
-      <w:proofErr w:type="spellStart"/>
-      <w:r>
-        <w:t>Triggers</w:t>
-      </w:r>
-      <w:proofErr w:type="spellEnd"/>
-      <w:r>
-        <w:t xml:space="preserve"> </w:t>
-      </w:r>
-      <w:proofErr w:type="spellStart"/>
-      <w:r>
-        <w:t>Documentacion</w:t>
-      </w:r>
-      <w:proofErr w:type="spellEnd"/>
-      <w:r>
-        <w:t xml:space="preserve"> (</w:t>
+      <w:r>
+        <w:t>Triggers Documentacion (</w:t>
       </w:r>
       <w:hyperlink r:id="rId13" w:history="1">
         <w:r>
@@ -4510,16 +4231,8 @@
           <w:lang w:val="en-GB"/>
         </w:rPr>
         <w:lastRenderedPageBreak/>
-        <w:t xml:space="preserve">Manual de </w:t>
-      </w:r>
-      <w:proofErr w:type="spellStart"/>
-      <w:r>
-        <w:rPr>
-          <w:lang w:val="en-GB"/>
-        </w:rPr>
-        <w:t>instalación</w:t>
-      </w:r>
-      <w:proofErr w:type="spellEnd"/>
+        <w:t>Manual de instalación</w:t>
+      </w:r>
     </w:p>
     <w:p>
       <w:pPr>
@@ -4538,37 +4251,12 @@
       <w:r>
         <w:br/>
       </w:r>
-      <w:proofErr w:type="spellStart"/>
       <w:r>
         <w:rPr>
           <w:b/>
           <w:bCs/>
         </w:rPr>
-        <w:t>pip</w:t>
-      </w:r>
-      <w:proofErr w:type="spellEnd"/>
-      <w:r>
-        <w:rPr>
-          <w:b/>
-          <w:bCs/>
-        </w:rPr>
-        <w:t xml:space="preserve"> </w:t>
-      </w:r>
-      <w:proofErr w:type="spellStart"/>
-      <w:r>
-        <w:rPr>
-          <w:b/>
-          <w:bCs/>
-        </w:rPr>
-        <w:t>install</w:t>
-      </w:r>
-      <w:proofErr w:type="spellEnd"/>
-      <w:r>
-        <w:rPr>
-          <w:b/>
-          <w:bCs/>
-        </w:rPr>
-        <w:t xml:space="preserve"> -r requirements.txt</w:t>
+        <w:t>pip install -r requirements.txt</w:t>
       </w:r>
     </w:p>
     <w:p>
@@ -4582,7 +4270,6 @@
       <w:r>
         <w:t xml:space="preserve">Instalación de la base de datos a través de la ejecución en Oracle del script: </w:t>
       </w:r>
-      <w:proofErr w:type="spellStart"/>
       <w:r>
         <w:rPr>
           <w:b/>
@@ -4590,7 +4277,6 @@
         </w:rPr>
         <w:t>main.sql</w:t>
       </w:r>
-      <w:proofErr w:type="spellEnd"/>
     </w:p>
     <w:p>
       <w:pPr>
@@ -4601,7 +4287,31 @@
         </w:numPr>
       </w:pPr>
       <w:r>
-        <w:t>Dentro de conexión.py, establecer los campos para la conexión dentro del fichero conexión.ini</w:t>
+        <w:t>E</w:t>
+      </w:r>
+      <w:r>
+        <w:t xml:space="preserve">stablecer los campos para la conexión dentro del fichero </w:t>
+      </w:r>
+      <w:r>
+        <w:rPr>
+          <w:b/>
+          <w:bCs/>
+        </w:rPr>
+        <w:t>conexi</w:t>
+      </w:r>
+      <w:r>
+        <w:rPr>
+          <w:b/>
+          <w:bCs/>
+        </w:rPr>
+        <w:t>o</w:t>
+      </w:r>
+      <w:r>
+        <w:rPr>
+          <w:b/>
+          <w:bCs/>
+        </w:rPr>
+        <w:t>n.ini</w:t>
       </w:r>
     </w:p>
     <w:p>
